--- a/Практическая работа №2 Шакирзьянов Никита Викторович.docx
+++ b/Практическая работа №2 Шакирзьянов Никита Викторович.docx
@@ -1,6 +1,6 @@
 
 <file path=word/document.xml><?xml version="1.0" encoding="utf-8"?>
-<w:document xmlns:wpc="http://schemas.microsoft.com/office/word/2010/wordprocessingCanvas" xmlns:cx="http://schemas.microsoft.com/office/drawing/2014/chartex" xmlns:mc="http://schemas.openxmlformats.org/markup-compatibility/2006" xmlns:o="urn:schemas-microsoft-com:office:office" xmlns:r="http://schemas.openxmlformats.org/officeDocument/2006/relationships" xmlns:m="http://schemas.openxmlformats.org/officeDocument/2006/math" xmlns:v="urn:schemas-microsoft-com:vml" xmlns:wp14="http://schemas.microsoft.com/office/word/2010/wordprocessingDrawing" xmlns:wp="http://schemas.openxmlformats.org/drawingml/2006/wordprocessingDrawing" xmlns:w10="urn:schemas-microsoft-com:office:word" xmlns:w="http://schemas.openxmlformats.org/wordprocessingml/2006/main" xmlns:w14="http://schemas.microsoft.com/office/word/2010/wordml" xmlns:w15="http://schemas.microsoft.com/office/word/2012/wordml" xmlns:w16se="http://schemas.microsoft.com/office/word/2015/wordml/symex" xmlns:wpg="http://schemas.microsoft.com/office/word/2010/wordprocessingGroup" xmlns:wpi="http://schemas.microsoft.com/office/word/2010/wordprocessingInk" xmlns:wne="http://schemas.microsoft.com/office/word/2006/wordml" xmlns:wps="http://schemas.microsoft.com/office/word/2010/wordprocessingShape" mc:Ignorable="w14 w15 w16se wp14">
+<w:document xmlns:wpc="http://schemas.microsoft.com/office/word/2010/wordprocessingCanvas" xmlns:mc="http://schemas.openxmlformats.org/markup-compatibility/2006" xmlns:o="urn:schemas-microsoft-com:office:office" xmlns:r="http://schemas.openxmlformats.org/officeDocument/2006/relationships" xmlns:m="http://schemas.openxmlformats.org/officeDocument/2006/math" xmlns:v="urn:schemas-microsoft-com:vml" xmlns:wp14="http://schemas.microsoft.com/office/word/2010/wordprocessingDrawing" xmlns:wp="http://schemas.openxmlformats.org/drawingml/2006/wordprocessingDrawing" xmlns:w10="urn:schemas-microsoft-com:office:word" xmlns:w="http://schemas.openxmlformats.org/wordprocessingml/2006/main" xmlns:w14="http://schemas.microsoft.com/office/word/2010/wordml" xmlns:wpg="http://schemas.microsoft.com/office/word/2010/wordprocessingGroup" xmlns:wpi="http://schemas.microsoft.com/office/word/2010/wordprocessingInk" xmlns:wne="http://schemas.microsoft.com/office/word/2006/wordml" xmlns:wps="http://schemas.microsoft.com/office/word/2010/wordprocessingShape" mc:Ignorable="w14 wp14">
   <w:body>
     <w:p>
       <w:pPr>
@@ -23,20 +23,7 @@
     <w:p>
       <w:pPr>
         <w:spacing w:line="360" w:lineRule="auto"/>
-        <w:rPr>
-          <w:rFonts w:ascii="Times New Roman" w:hAnsi="Times New Roman"/>
-        </w:rPr>
-      </w:pPr>
-      <w:r>
-        <w:rPr>
-          <w:rFonts w:ascii="Times New Roman" w:hAnsi="Times New Roman"/>
-        </w:rPr>
-        <w:t>Введение</w:t>
-      </w:r>
-    </w:p>
-    <w:p>
-      <w:pPr>
-        <w:spacing w:line="360" w:lineRule="auto"/>
+        <w:ind w:firstLine="709"/>
         <w:rPr>
           <w:rFonts w:ascii="Times New Roman" w:hAnsi="Times New Roman"/>
         </w:rPr>
@@ -50,74 +37,75 @@
     </w:p>
     <w:p>
       <w:pPr>
-        <w:spacing w:line="360" w:lineRule="auto"/>
+        <w:pStyle w:val="1"/>
+      </w:pPr>
+      <w:r>
+        <w:t>Введение</w:t>
+      </w:r>
+      <w:bookmarkStart w:id="0" w:name="_GoBack"/>
+      <w:bookmarkEnd w:id="0"/>
+    </w:p>
+    <w:p>
+      <w:pPr>
+        <w:pStyle w:val="1"/>
         <w:rPr>
-          <w:rFonts w:ascii="Times New Roman" w:hAnsi="Times New Roman"/>
+          <w:lang w:val="en-US"/>
         </w:rPr>
       </w:pPr>
       <w:r>
-        <w:rPr>
-          <w:rFonts w:ascii="Times New Roman" w:hAnsi="Times New Roman"/>
-        </w:rPr>
         <w:t>Основная часть</w:t>
       </w:r>
     </w:p>
     <w:p>
       <w:pPr>
+        <w:pStyle w:val="af3"/>
         <w:numPr>
-          <w:ilvl w:val="2"/>
-          <w:numId w:val="1"/>
+          <w:ilvl w:val="0"/>
+          <w:numId w:val="3"/>
         </w:numPr>
-        <w:spacing w:before="100" w:beforeAutospacing="1" w:after="100" w:afterAutospacing="1"/>
         <w:rPr>
-          <w:rFonts w:ascii="Times New Roman" w:eastAsia="Times New Roman" w:hAnsi="Times New Roman"/>
-          <w:lang w:eastAsia="ru-RU"/>
+          <w:rFonts w:ascii="Times New Roman" w:hAnsi="Times New Roman"/>
         </w:rPr>
       </w:pPr>
       <w:r>
         <w:rPr>
-          <w:rFonts w:ascii="Times New Roman" w:eastAsia="Times New Roman" w:hAnsi="Times New Roman"/>
-          <w:lang w:eastAsia="ru-RU"/>
+          <w:rFonts w:ascii="Times New Roman" w:hAnsi="Times New Roman"/>
         </w:rPr>
         <w:t>Форматирование текста</w:t>
       </w:r>
     </w:p>
     <w:p>
       <w:pPr>
+        <w:pStyle w:val="af3"/>
         <w:numPr>
-          <w:ilvl w:val="2"/>
-          <w:numId w:val="1"/>
+          <w:ilvl w:val="0"/>
+          <w:numId w:val="3"/>
         </w:numPr>
-        <w:spacing w:before="100" w:beforeAutospacing="1" w:after="100" w:afterAutospacing="1"/>
         <w:rPr>
-          <w:rFonts w:ascii="Times New Roman" w:eastAsia="Times New Roman" w:hAnsi="Times New Roman"/>
-          <w:lang w:eastAsia="ru-RU"/>
+          <w:rFonts w:ascii="Times New Roman" w:hAnsi="Times New Roman"/>
         </w:rPr>
       </w:pPr>
       <w:r>
         <w:rPr>
-          <w:rFonts w:ascii="Times New Roman" w:eastAsia="Times New Roman" w:hAnsi="Times New Roman"/>
-          <w:lang w:eastAsia="ru-RU"/>
+          <w:rFonts w:ascii="Times New Roman" w:hAnsi="Times New Roman"/>
         </w:rPr>
-        <w:t>Работа с таблицами</w:t>
+        <w:t xml:space="preserve">Работа с таблицами </w:t>
       </w:r>
     </w:p>
     <w:p>
       <w:pPr>
+        <w:pStyle w:val="af3"/>
         <w:numPr>
-          <w:ilvl w:val="2"/>
-          <w:numId w:val="1"/>
+          <w:ilvl w:val="0"/>
+          <w:numId w:val="3"/>
         </w:numPr>
-        <w:spacing w:before="100" w:beforeAutospacing="1" w:after="100" w:afterAutospacing="1"/>
         <w:rPr>
-          <w:rFonts w:ascii="Times New Roman" w:eastAsia="Times New Roman" w:hAnsi="Times New Roman"/>
-          <w:lang w:eastAsia="ru-RU"/>
+          <w:rFonts w:ascii="Times New Roman" w:hAnsi="Times New Roman"/>
         </w:rPr>
       </w:pPr>
       <w:r>
         <w:rPr>
-          <w:rFonts w:ascii="Times New Roman" w:eastAsia="Times New Roman" w:hAnsi="Times New Roman"/>
-          <w:lang w:eastAsia="ru-RU"/>
+          <w:rFonts w:ascii="Times New Roman" w:hAnsi="Times New Roman"/>
         </w:rPr>
         <w:t>Вставка изображений</w:t>
       </w:r>
@@ -126,19 +114,16 @@
       <w:pPr>
         <w:pStyle w:val="af3"/>
         <w:numPr>
-          <w:ilvl w:val="3"/>
-          <w:numId w:val="1"/>
+          <w:ilvl w:val="0"/>
+          <w:numId w:val="4"/>
         </w:numPr>
-        <w:spacing w:before="100" w:beforeAutospacing="1" w:after="100" w:afterAutospacing="1"/>
         <w:rPr>
-          <w:rFonts w:ascii="Times New Roman" w:eastAsia="Times New Roman" w:hAnsi="Times New Roman"/>
-          <w:lang w:eastAsia="ru-RU"/>
+          <w:rFonts w:ascii="Times New Roman" w:hAnsi="Times New Roman"/>
         </w:rPr>
       </w:pPr>
       <w:r>
         <w:rPr>
-          <w:rFonts w:ascii="Times New Roman" w:eastAsia="Times New Roman" w:hAnsi="Times New Roman"/>
-          <w:lang w:eastAsia="ru-RU"/>
+          <w:rFonts w:ascii="Times New Roman" w:hAnsi="Times New Roman"/>
         </w:rPr>
         <w:t>Цели работы</w:t>
       </w:r>
@@ -147,43 +132,58 @@
       <w:pPr>
         <w:pStyle w:val="af3"/>
         <w:numPr>
-          <w:ilvl w:val="3"/>
-          <w:numId w:val="1"/>
+          <w:ilvl w:val="0"/>
+          <w:numId w:val="4"/>
         </w:numPr>
-        <w:spacing w:before="100" w:beforeAutospacing="1" w:after="100" w:afterAutospacing="1"/>
         <w:rPr>
-          <w:rFonts w:ascii="Times New Roman" w:eastAsia="Times New Roman" w:hAnsi="Times New Roman"/>
-          <w:lang w:eastAsia="ru-RU"/>
+          <w:rFonts w:ascii="Times New Roman" w:hAnsi="Times New Roman"/>
         </w:rPr>
       </w:pPr>
       <w:r>
         <w:rPr>
-          <w:rFonts w:ascii="Times New Roman" w:eastAsia="Times New Roman" w:hAnsi="Times New Roman"/>
-          <w:lang w:eastAsia="ru-RU"/>
+          <w:rFonts w:ascii="Times New Roman" w:hAnsi="Times New Roman"/>
         </w:rPr>
         <w:t>Результаты</w:t>
       </w:r>
+    </w:p>
+    <w:p>
+      <w:pPr>
+        <w:rPr>
+          <w:rFonts w:ascii="Times New Roman" w:hAnsi="Times New Roman"/>
+        </w:rPr>
+      </w:pPr>
     </w:p>
     <w:tbl>
       <w:tblPr>
         <w:tblStyle w:val="af4"/>
         <w:tblW w:w="0" w:type="auto"/>
+        <w:tblInd w:w="-886" w:type="dxa"/>
         <w:tblLook w:val="04A0" w:firstRow="1" w:lastRow="0" w:firstColumn="1" w:lastColumn="0" w:noHBand="0" w:noVBand="1"/>
       </w:tblPr>
       <w:tblGrid>
-        <w:gridCol w:w="3115"/>
-        <w:gridCol w:w="3115"/>
-        <w:gridCol w:w="3115"/>
+        <w:gridCol w:w="886"/>
+        <w:gridCol w:w="2802"/>
+        <w:gridCol w:w="2976"/>
+        <w:gridCol w:w="2268"/>
       </w:tblGrid>
       <w:tr>
+        <w:trPr>
+          <w:gridBefore w:val="1"/>
+          <w:wBefore w:w="886" w:type="dxa"/>
+        </w:trPr>
         <w:tc>
           <w:tcPr>
-            <w:tcW w:w="3115" w:type="dxa"/>
+            <w:tcW w:w="2802" w:type="dxa"/>
+            <w:tcBorders>
+              <w:top w:val="triple" w:sz="4" w:space="0" w:color="auto"/>
+              <w:left w:val="triple" w:sz="4" w:space="0" w:color="auto"/>
+              <w:bottom w:val="triple" w:sz="4" w:space="0" w:color="auto"/>
+              <w:right w:val="triple" w:sz="4" w:space="0" w:color="auto"/>
+            </w:tcBorders>
           </w:tcPr>
           <w:p>
             <w:pPr>
               <w:spacing w:before="100" w:beforeAutospacing="1" w:after="100" w:afterAutospacing="1"/>
-              <w:jc w:val="center"/>
               <w:rPr>
                 <w:rFonts w:ascii="Times New Roman" w:eastAsia="Times New Roman" w:hAnsi="Times New Roman"/>
                 <w:b/>
@@ -202,12 +202,17 @@
         </w:tc>
         <w:tc>
           <w:tcPr>
-            <w:tcW w:w="3115" w:type="dxa"/>
+            <w:tcW w:w="2976" w:type="dxa"/>
+            <w:tcBorders>
+              <w:top w:val="triple" w:sz="4" w:space="0" w:color="auto"/>
+              <w:left w:val="triple" w:sz="4" w:space="0" w:color="auto"/>
+              <w:bottom w:val="triple" w:sz="4" w:space="0" w:color="auto"/>
+              <w:right w:val="triple" w:sz="4" w:space="0" w:color="auto"/>
+            </w:tcBorders>
           </w:tcPr>
           <w:p>
             <w:pPr>
               <w:spacing w:before="100" w:beforeAutospacing="1" w:after="100" w:afterAutospacing="1"/>
-              <w:jc w:val="center"/>
               <w:rPr>
                 <w:rFonts w:ascii="Times New Roman" w:eastAsia="Times New Roman" w:hAnsi="Times New Roman"/>
                 <w:lang w:eastAsia="ru-RU"/>
@@ -226,12 +231,17 @@
         </w:tc>
         <w:tc>
           <w:tcPr>
-            <w:tcW w:w="3115" w:type="dxa"/>
+            <w:tcW w:w="2268" w:type="dxa"/>
+            <w:tcBorders>
+              <w:top w:val="triple" w:sz="4" w:space="0" w:color="auto"/>
+              <w:left w:val="triple" w:sz="4" w:space="0" w:color="auto"/>
+              <w:bottom w:val="triple" w:sz="4" w:space="0" w:color="auto"/>
+              <w:right w:val="triple" w:sz="4" w:space="0" w:color="auto"/>
+            </w:tcBorders>
           </w:tcPr>
           <w:p>
             <w:pPr>
               <w:spacing w:before="100" w:beforeAutospacing="1" w:after="100" w:afterAutospacing="1"/>
-              <w:jc w:val="center"/>
               <w:rPr>
                 <w:rFonts w:ascii="Times New Roman" w:eastAsia="Times New Roman" w:hAnsi="Times New Roman"/>
                 <w:lang w:eastAsia="ru-RU"/>
@@ -250,9 +260,19 @@
         </w:tc>
       </w:tr>
       <w:tr>
+        <w:trPr>
+          <w:gridBefore w:val="1"/>
+          <w:wBefore w:w="886" w:type="dxa"/>
+        </w:trPr>
         <w:tc>
           <w:tcPr>
-            <w:tcW w:w="3115" w:type="dxa"/>
+            <w:tcW w:w="2802" w:type="dxa"/>
+            <w:tcBorders>
+              <w:top w:val="triple" w:sz="4" w:space="0" w:color="auto"/>
+              <w:left w:val="triple" w:sz="4" w:space="0" w:color="auto"/>
+              <w:bottom w:val="triple" w:sz="4" w:space="0" w:color="auto"/>
+              <w:right w:val="triple" w:sz="4" w:space="0" w:color="auto"/>
+            </w:tcBorders>
           </w:tcPr>
           <w:p>
             <w:pPr>
@@ -273,7 +293,13 @@
         </w:tc>
         <w:tc>
           <w:tcPr>
-            <w:tcW w:w="3115" w:type="dxa"/>
+            <w:tcW w:w="2976" w:type="dxa"/>
+            <w:tcBorders>
+              <w:top w:val="triple" w:sz="4" w:space="0" w:color="auto"/>
+              <w:left w:val="triple" w:sz="4" w:space="0" w:color="auto"/>
+              <w:bottom w:val="triple" w:sz="4" w:space="0" w:color="auto"/>
+              <w:right w:val="triple" w:sz="4" w:space="0" w:color="auto"/>
+            </w:tcBorders>
           </w:tcPr>
           <w:p>
             <w:pPr>
@@ -294,8 +320,13 @@
         </w:tc>
         <w:tc>
           <w:tcPr>
-            <w:tcW w:w="3115" w:type="dxa"/>
-            <w:vAlign w:val="center"/>
+            <w:tcW w:w="2268" w:type="dxa"/>
+            <w:tcBorders>
+              <w:top w:val="triple" w:sz="4" w:space="0" w:color="auto"/>
+              <w:left w:val="triple" w:sz="4" w:space="0" w:color="auto"/>
+              <w:bottom w:val="triple" w:sz="4" w:space="0" w:color="auto"/>
+              <w:right w:val="triple" w:sz="4" w:space="0" w:color="auto"/>
+            </w:tcBorders>
           </w:tcPr>
           <w:p>
             <w:pPr>
@@ -340,9 +371,19 @@
         </w:tc>
       </w:tr>
       <w:tr>
+        <w:trPr>
+          <w:gridBefore w:val="1"/>
+          <w:wBefore w:w="886" w:type="dxa"/>
+        </w:trPr>
         <w:tc>
           <w:tcPr>
-            <w:tcW w:w="3115" w:type="dxa"/>
+            <w:tcW w:w="2802" w:type="dxa"/>
+            <w:tcBorders>
+              <w:top w:val="triple" w:sz="4" w:space="0" w:color="auto"/>
+              <w:left w:val="triple" w:sz="4" w:space="0" w:color="auto"/>
+              <w:bottom w:val="triple" w:sz="4" w:space="0" w:color="auto"/>
+              <w:right w:val="triple" w:sz="4" w:space="0" w:color="auto"/>
+            </w:tcBorders>
           </w:tcPr>
           <w:p>
             <w:pPr>
@@ -363,7 +404,13 @@
         </w:tc>
         <w:tc>
           <w:tcPr>
-            <w:tcW w:w="3115" w:type="dxa"/>
+            <w:tcW w:w="2976" w:type="dxa"/>
+            <w:tcBorders>
+              <w:top w:val="triple" w:sz="4" w:space="0" w:color="auto"/>
+              <w:left w:val="triple" w:sz="4" w:space="0" w:color="auto"/>
+              <w:bottom w:val="triple" w:sz="4" w:space="0" w:color="auto"/>
+              <w:right w:val="triple" w:sz="4" w:space="0" w:color="auto"/>
+            </w:tcBorders>
           </w:tcPr>
           <w:p>
             <w:pPr>
@@ -384,7 +431,13 @@
         </w:tc>
         <w:tc>
           <w:tcPr>
-            <w:tcW w:w="3115" w:type="dxa"/>
+            <w:tcW w:w="2268" w:type="dxa"/>
+            <w:tcBorders>
+              <w:top w:val="triple" w:sz="4" w:space="0" w:color="auto"/>
+              <w:left w:val="triple" w:sz="4" w:space="0" w:color="auto"/>
+              <w:bottom w:val="triple" w:sz="4" w:space="0" w:color="auto"/>
+              <w:right w:val="triple" w:sz="4" w:space="0" w:color="auto"/>
+            </w:tcBorders>
           </w:tcPr>
           <w:p>
             <w:pPr>
@@ -405,10 +458,19 @@
         </w:tc>
       </w:tr>
       <w:tr>
+        <w:trPr>
+          <w:gridBefore w:val="1"/>
+          <w:wBefore w:w="886" w:type="dxa"/>
+        </w:trPr>
         <w:tc>
           <w:tcPr>
-            <w:tcW w:w="3115" w:type="dxa"/>
-            <w:vAlign w:val="center"/>
+            <w:tcW w:w="2802" w:type="dxa"/>
+            <w:tcBorders>
+              <w:top w:val="triple" w:sz="4" w:space="0" w:color="auto"/>
+              <w:left w:val="triple" w:sz="4" w:space="0" w:color="auto"/>
+              <w:bottom w:val="triple" w:sz="4" w:space="0" w:color="auto"/>
+              <w:right w:val="triple" w:sz="4" w:space="0" w:color="auto"/>
+            </w:tcBorders>
           </w:tcPr>
           <w:p>
             <w:pPr>
@@ -428,7 +490,13 @@
         </w:tc>
         <w:tc>
           <w:tcPr>
-            <w:tcW w:w="3115" w:type="dxa"/>
+            <w:tcW w:w="2976" w:type="dxa"/>
+            <w:tcBorders>
+              <w:top w:val="triple" w:sz="4" w:space="0" w:color="auto"/>
+              <w:left w:val="triple" w:sz="4" w:space="0" w:color="auto"/>
+              <w:bottom w:val="triple" w:sz="4" w:space="0" w:color="auto"/>
+              <w:right w:val="triple" w:sz="4" w:space="0" w:color="auto"/>
+            </w:tcBorders>
           </w:tcPr>
           <w:p>
             <w:pPr>
@@ -449,8 +517,13 @@
         </w:tc>
         <w:tc>
           <w:tcPr>
-            <w:tcW w:w="3115" w:type="dxa"/>
-            <w:vAlign w:val="center"/>
+            <w:tcW w:w="2268" w:type="dxa"/>
+            <w:tcBorders>
+              <w:top w:val="triple" w:sz="4" w:space="0" w:color="auto"/>
+              <w:left w:val="triple" w:sz="4" w:space="0" w:color="auto"/>
+              <w:bottom w:val="triple" w:sz="4" w:space="0" w:color="auto"/>
+              <w:right w:val="triple" w:sz="4" w:space="0" w:color="auto"/>
+            </w:tcBorders>
           </w:tcPr>
           <w:p>
             <w:pPr>
@@ -469,10 +542,195 @@
           </w:p>
         </w:tc>
       </w:tr>
+      <w:tr>
+        <w:tblPrEx>
+          <w:tblBorders>
+            <w:top w:val="triple" w:sz="4" w:space="0" w:color="auto"/>
+            <w:left w:val="none" w:sz="0" w:space="0" w:color="auto"/>
+            <w:bottom w:val="none" w:sz="0" w:space="0" w:color="auto"/>
+            <w:right w:val="none" w:sz="0" w:space="0" w:color="auto"/>
+            <w:insideH w:val="none" w:sz="0" w:space="0" w:color="auto"/>
+            <w:insideV w:val="none" w:sz="0" w:space="0" w:color="auto"/>
+          </w:tblBorders>
+          <w:tblLook w:val="0000" w:firstRow="0" w:lastRow="0" w:firstColumn="0" w:lastColumn="0" w:noHBand="0" w:noVBand="0"/>
+        </w:tblPrEx>
+        <w:trPr>
+          <w:trHeight w:val="100"/>
+        </w:trPr>
+        <w:tc>
+          <w:tcPr>
+            <w:tcW w:w="8932" w:type="dxa"/>
+            <w:gridSpan w:val="4"/>
+          </w:tcPr>
+          <w:p>
+            <w:pPr>
+              <w:spacing w:before="100" w:beforeAutospacing="1" w:after="100" w:afterAutospacing="1"/>
+              <w:rPr>
+                <w:rFonts w:ascii="Times New Roman" w:eastAsia="Times New Roman" w:hAnsi="Times New Roman"/>
+                <w:lang w:eastAsia="ru-RU"/>
+              </w:rPr>
+            </w:pPr>
+          </w:p>
+        </w:tc>
+      </w:tr>
     </w:tbl>
     <w:p>
       <w:pPr>
+        <w:keepNext/>
         <w:spacing w:before="100" w:beforeAutospacing="1" w:after="100" w:afterAutospacing="1"/>
+        <w:jc w:val="center"/>
+        <w:rPr>
+          <w:rFonts w:ascii="Times New Roman" w:hAnsi="Times New Roman"/>
+        </w:rPr>
+      </w:pPr>
+      <w:r>
+        <w:rPr>
+          <w:rFonts w:ascii="Times New Roman" w:eastAsia="Times New Roman" w:hAnsi="Times New Roman"/>
+          <w:noProof/>
+          <w:lang w:eastAsia="ru-RU"/>
+        </w:rPr>
+        <w:drawing>
+          <wp:inline distT="0" distB="0" distL="0" distR="0" wp14:anchorId="0D553FA4" wp14:editId="1A7727F5">
+            <wp:extent cx="3197810" cy="3338624"/>
+            <wp:effectExtent l="0" t="0" r="3175" b="0"/>
+            <wp:docPr id="1" name="Рисунок 1" descr="C:\Users\виктор\Downloads\2026-09-02_18-58-37.png"/>
+            <wp:cNvGraphicFramePr>
+              <a:graphicFrameLocks xmlns:a="http://schemas.openxmlformats.org/drawingml/2006/main" noChangeAspect="1"/>
+            </wp:cNvGraphicFramePr>
+            <a:graphic xmlns:a="http://schemas.openxmlformats.org/drawingml/2006/main">
+              <a:graphicData uri="http://schemas.openxmlformats.org/drawingml/2006/picture">
+                <pic:pic xmlns:pic="http://schemas.openxmlformats.org/drawingml/2006/picture">
+                  <pic:nvPicPr>
+                    <pic:cNvPr id="0" name="Picture 1" descr="C:\Users\виктор\Downloads\2026-09-02_18-58-37.png"/>
+                    <pic:cNvPicPr>
+                      <a:picLocks noChangeAspect="1" noChangeArrowheads="1"/>
+                    </pic:cNvPicPr>
+                  </pic:nvPicPr>
+                  <pic:blipFill>
+                    <a:blip r:embed="rId9">
+                      <a:extLst>
+                        <a:ext uri="{28A0092B-C50C-407E-A947-70E740481C1C}">
+                          <a14:useLocalDpi xmlns:a14="http://schemas.microsoft.com/office/drawing/2010/main" val="0"/>
+                        </a:ext>
+                      </a:extLst>
+                    </a:blip>
+                    <a:srcRect/>
+                    <a:stretch>
+                      <a:fillRect/>
+                    </a:stretch>
+                  </pic:blipFill>
+                  <pic:spPr bwMode="auto">
+                    <a:xfrm>
+                      <a:off x="0" y="0"/>
+                      <a:ext cx="3200511" cy="3341444"/>
+                    </a:xfrm>
+                    <a:prstGeom prst="rect">
+                      <a:avLst/>
+                    </a:prstGeom>
+                    <a:noFill/>
+                    <a:ln>
+                      <a:noFill/>
+                    </a:ln>
+                  </pic:spPr>
+                </pic:pic>
+              </a:graphicData>
+            </a:graphic>
+          </wp:inline>
+        </w:drawing>
+      </w:r>
+    </w:p>
+    <w:p>
+      <w:pPr>
+        <w:pStyle w:val="a3"/>
+        <w:jc w:val="center"/>
+        <w:rPr>
+          <w:rFonts w:ascii="Times New Roman" w:hAnsi="Times New Roman"/>
+          <w:i w:val="0"/>
+          <w:color w:val="auto"/>
+          <w:sz w:val="24"/>
+          <w:szCs w:val="24"/>
+        </w:rPr>
+      </w:pPr>
+      <w:r>
+        <w:rPr>
+          <w:rFonts w:ascii="Times New Roman" w:hAnsi="Times New Roman"/>
+          <w:i w:val="0"/>
+          <w:color w:val="auto"/>
+          <w:sz w:val="24"/>
+          <w:szCs w:val="24"/>
+        </w:rPr>
+        <w:t xml:space="preserve">Рисунок </w:t>
+      </w:r>
+      <w:r>
+        <w:rPr>
+          <w:rFonts w:ascii="Times New Roman" w:hAnsi="Times New Roman"/>
+          <w:i w:val="0"/>
+          <w:color w:val="auto"/>
+          <w:sz w:val="24"/>
+          <w:szCs w:val="24"/>
+        </w:rPr>
+        <w:fldChar w:fldCharType="begin"/>
+      </w:r>
+      <w:r>
+        <w:rPr>
+          <w:rFonts w:ascii="Times New Roman" w:hAnsi="Times New Roman"/>
+          <w:i w:val="0"/>
+          <w:color w:val="auto"/>
+          <w:sz w:val="24"/>
+          <w:szCs w:val="24"/>
+        </w:rPr>
+        <w:instrText xml:space="preserve"> SEQ Рисунок \* ARABIC </w:instrText>
+      </w:r>
+      <w:r>
+        <w:rPr>
+          <w:rFonts w:ascii="Times New Roman" w:hAnsi="Times New Roman"/>
+          <w:i w:val="0"/>
+          <w:color w:val="auto"/>
+          <w:sz w:val="24"/>
+          <w:szCs w:val="24"/>
+        </w:rPr>
+        <w:fldChar w:fldCharType="separate"/>
+      </w:r>
+      <w:r>
+        <w:rPr>
+          <w:rFonts w:ascii="Times New Roman" w:hAnsi="Times New Roman"/>
+          <w:i w:val="0"/>
+          <w:noProof/>
+          <w:color w:val="auto"/>
+          <w:sz w:val="24"/>
+          <w:szCs w:val="24"/>
+        </w:rPr>
+        <w:t>1</w:t>
+      </w:r>
+      <w:r>
+        <w:rPr>
+          <w:rFonts w:ascii="Times New Roman" w:hAnsi="Times New Roman"/>
+          <w:i w:val="0"/>
+          <w:color w:val="auto"/>
+          <w:sz w:val="24"/>
+          <w:szCs w:val="24"/>
+        </w:rPr>
+        <w:fldChar w:fldCharType="end"/>
+      </w:r>
+    </w:p>
+    <w:p>
+      <w:pPr>
+        <w:pStyle w:val="1"/>
+        <w:rPr>
+          <w:rFonts w:ascii="Times New Roman" w:hAnsi="Times New Roman"/>
+          <w:sz w:val="24"/>
+          <w:szCs w:val="24"/>
+        </w:rPr>
+      </w:pPr>
+      <w:r>
+        <w:t>Заключение</w:t>
+      </w:r>
+    </w:p>
+    <w:p/>
+    <w:p>
+      <w:pPr>
+        <w:spacing w:before="100" w:beforeAutospacing="1" w:after="100" w:afterAutospacing="1"/>
+        <w:jc w:val="center"/>
         <w:rPr>
           <w:rFonts w:ascii="Times New Roman" w:eastAsia="Times New Roman" w:hAnsi="Times New Roman"/>
           <w:lang w:eastAsia="ru-RU"/>
@@ -486,26 +744,12 @@
           <w:rFonts w:ascii="Times New Roman" w:hAnsi="Times New Roman"/>
         </w:rPr>
       </w:pPr>
-      <w:bookmarkStart w:id="0" w:name="_GoBack"/>
-      <w:bookmarkEnd w:id="0"/>
-    </w:p>
-    <w:p>
-      <w:pPr>
-        <w:spacing w:line="360" w:lineRule="auto"/>
-        <w:rPr>
-          <w:rFonts w:ascii="Times New Roman" w:hAnsi="Times New Roman"/>
-        </w:rPr>
-      </w:pPr>
-      <w:r>
-        <w:rPr>
-          <w:rFonts w:ascii="Times New Roman" w:hAnsi="Times New Roman"/>
-        </w:rPr>
-        <w:t>Заключение</w:t>
-      </w:r>
     </w:p>
     <w:sectPr>
-      <w:pgSz w:w="11906" w:h="16838"/>
-      <w:pgMar w:top="1134" w:right="850" w:bottom="1134" w:left="1701" w:header="708" w:footer="708" w:gutter="0"/>
+      <w:headerReference w:type="default" r:id="rId10"/>
+      <w:footerReference w:type="default" r:id="rId11"/>
+      <w:pgSz w:w="11906" w:h="16838" w:code="9"/>
+      <w:pgMar w:top="1134" w:right="1134" w:bottom="1134" w:left="1134" w:header="709" w:footer="709" w:gutter="0"/>
       <w:cols w:space="708"/>
       <w:docGrid w:linePitch="360"/>
     </w:sectPr>
@@ -513,9 +757,322 @@
 </w:document>
 </file>
 
+<file path=word/endnotes.xml><?xml version="1.0" encoding="utf-8"?>
+<w:endnotes xmlns:wpc="http://schemas.microsoft.com/office/word/2010/wordprocessingCanvas" xmlns:mc="http://schemas.openxmlformats.org/markup-compatibility/2006" xmlns:o="urn:schemas-microsoft-com:office:office" xmlns:r="http://schemas.openxmlformats.org/officeDocument/2006/relationships" xmlns:m="http://schemas.openxmlformats.org/officeDocument/2006/math" xmlns:v="urn:schemas-microsoft-com:vml" xmlns:wp14="http://schemas.microsoft.com/office/word/2010/wordprocessingDrawing" xmlns:wp="http://schemas.openxmlformats.org/drawingml/2006/wordprocessingDrawing" xmlns:w10="urn:schemas-microsoft-com:office:word" xmlns:w="http://schemas.openxmlformats.org/wordprocessingml/2006/main" xmlns:w14="http://schemas.microsoft.com/office/word/2010/wordml" xmlns:wpg="http://schemas.microsoft.com/office/word/2010/wordprocessingGroup" xmlns:wpi="http://schemas.microsoft.com/office/word/2010/wordprocessingInk" xmlns:wne="http://schemas.microsoft.com/office/word/2006/wordml" xmlns:wps="http://schemas.microsoft.com/office/word/2010/wordprocessingShape" mc:Ignorable="w14 wp14">
+  <w:endnote w:type="separator" w:id="-1">
+    <w:p>
+      <w:r>
+        <w:separator/>
+      </w:r>
+    </w:p>
+  </w:endnote>
+  <w:endnote w:type="continuationSeparator" w:id="0">
+    <w:p>
+      <w:r>
+        <w:continuationSeparator/>
+      </w:r>
+    </w:p>
+  </w:endnote>
+</w:endnotes>
+</file>
+
+<file path=word/footer1.xml><?xml version="1.0" encoding="utf-8"?>
+<w:ftr xmlns:wpc="http://schemas.microsoft.com/office/word/2010/wordprocessingCanvas" xmlns:mc="http://schemas.openxmlformats.org/markup-compatibility/2006" xmlns:o="urn:schemas-microsoft-com:office:office" xmlns:r="http://schemas.openxmlformats.org/officeDocument/2006/relationships" xmlns:m="http://schemas.openxmlformats.org/officeDocument/2006/math" xmlns:v="urn:schemas-microsoft-com:vml" xmlns:wp14="http://schemas.microsoft.com/office/word/2010/wordprocessingDrawing" xmlns:wp="http://schemas.openxmlformats.org/drawingml/2006/wordprocessingDrawing" xmlns:w10="urn:schemas-microsoft-com:office:word" xmlns:w="http://schemas.openxmlformats.org/wordprocessingml/2006/main" xmlns:w14="http://schemas.microsoft.com/office/word/2010/wordml" xmlns:wpg="http://schemas.microsoft.com/office/word/2010/wordprocessingGroup" xmlns:wpi="http://schemas.microsoft.com/office/word/2010/wordprocessingInk" xmlns:wne="http://schemas.microsoft.com/office/word/2006/wordml" xmlns:wps="http://schemas.microsoft.com/office/word/2010/wordprocessingShape" mc:Ignorable="w14 wp14">
+  <w:sdt>
+    <w:sdtPr>
+      <w:id w:val="-260532962"/>
+      <w:docPartObj>
+        <w:docPartGallery w:val="Page Numbers (Bottom of Page)"/>
+        <w:docPartUnique/>
+      </w:docPartObj>
+    </w:sdtPr>
+    <w:sdtContent>
+      <w:p>
+        <w:pPr>
+          <w:pStyle w:val="af9"/>
+          <w:jc w:val="center"/>
+        </w:pPr>
+        <w:r>
+          <w:fldChar w:fldCharType="begin"/>
+        </w:r>
+        <w:r>
+          <w:instrText>PAGE   \* MERGEFORMAT</w:instrText>
+        </w:r>
+        <w:r>
+          <w:fldChar w:fldCharType="separate"/>
+        </w:r>
+        <w:r>
+          <w:rPr>
+            <w:noProof/>
+          </w:rPr>
+          <w:t>1</w:t>
+        </w:r>
+        <w:r>
+          <w:fldChar w:fldCharType="end"/>
+        </w:r>
+      </w:p>
+    </w:sdtContent>
+  </w:sdt>
+  <w:p>
+    <w:pPr>
+      <w:pStyle w:val="af9"/>
+    </w:pPr>
+  </w:p>
+</w:ftr>
+</file>
+
+<file path=word/footnotes.xml><?xml version="1.0" encoding="utf-8"?>
+<w:footnotes xmlns:wpc="http://schemas.microsoft.com/office/word/2010/wordprocessingCanvas" xmlns:mc="http://schemas.openxmlformats.org/markup-compatibility/2006" xmlns:o="urn:schemas-microsoft-com:office:office" xmlns:r="http://schemas.openxmlformats.org/officeDocument/2006/relationships" xmlns:m="http://schemas.openxmlformats.org/officeDocument/2006/math" xmlns:v="urn:schemas-microsoft-com:vml" xmlns:wp14="http://schemas.microsoft.com/office/word/2010/wordprocessingDrawing" xmlns:wp="http://schemas.openxmlformats.org/drawingml/2006/wordprocessingDrawing" xmlns:w10="urn:schemas-microsoft-com:office:word" xmlns:w="http://schemas.openxmlformats.org/wordprocessingml/2006/main" xmlns:w14="http://schemas.microsoft.com/office/word/2010/wordml" xmlns:wpg="http://schemas.microsoft.com/office/word/2010/wordprocessingGroup" xmlns:wpi="http://schemas.microsoft.com/office/word/2010/wordprocessingInk" xmlns:wne="http://schemas.microsoft.com/office/word/2006/wordml" xmlns:wps="http://schemas.microsoft.com/office/word/2010/wordprocessingShape" mc:Ignorable="w14 wp14">
+  <w:footnote w:type="separator" w:id="-1">
+    <w:p>
+      <w:r>
+        <w:separator/>
+      </w:r>
+    </w:p>
+  </w:footnote>
+  <w:footnote w:type="continuationSeparator" w:id="0">
+    <w:p>
+      <w:r>
+        <w:continuationSeparator/>
+      </w:r>
+    </w:p>
+  </w:footnote>
+</w:footnotes>
+</file>
+
+<file path=word/header1.xml><?xml version="1.0" encoding="utf-8"?>
+<w:hdr xmlns:wpc="http://schemas.microsoft.com/office/word/2010/wordprocessingCanvas" xmlns:mc="http://schemas.openxmlformats.org/markup-compatibility/2006" xmlns:o="urn:schemas-microsoft-com:office:office" xmlns:r="http://schemas.openxmlformats.org/officeDocument/2006/relationships" xmlns:m="http://schemas.openxmlformats.org/officeDocument/2006/math" xmlns:v="urn:schemas-microsoft-com:vml" xmlns:wp14="http://schemas.microsoft.com/office/word/2010/wordprocessingDrawing" xmlns:wp="http://schemas.openxmlformats.org/drawingml/2006/wordprocessingDrawing" xmlns:w10="urn:schemas-microsoft-com:office:word" xmlns:w="http://schemas.openxmlformats.org/wordprocessingml/2006/main" xmlns:w14="http://schemas.microsoft.com/office/word/2010/wordml" xmlns:wpg="http://schemas.microsoft.com/office/word/2010/wordprocessingGroup" xmlns:wpi="http://schemas.microsoft.com/office/word/2010/wordprocessingInk" xmlns:wne="http://schemas.microsoft.com/office/word/2006/wordml" xmlns:wps="http://schemas.microsoft.com/office/word/2010/wordprocessingShape" mc:Ignorable="w14 wp14">
+  <w:p>
+    <w:pPr>
+      <w:pStyle w:val="af7"/>
+    </w:pPr>
+    <w:r>
+      <w:t xml:space="preserve">Практическая работа №2 </w:t>
+    </w:r>
+  </w:p>
+  <w:p>
+    <w:pPr>
+      <w:pStyle w:val="af7"/>
+    </w:pPr>
+    <w:proofErr w:type="spellStart"/>
+    <w:r>
+      <w:t>Шакирзьянов</w:t>
+    </w:r>
+    <w:proofErr w:type="spellEnd"/>
+    <w:r>
+      <w:t xml:space="preserve"> Никита Викторович</w:t>
+    </w:r>
+  </w:p>
+  <w:p>
+    <w:pPr>
+      <w:pStyle w:val="af7"/>
+    </w:pPr>
+  </w:p>
+</w:hdr>
+</file>
+
 <file path=word/numbering.xml><?xml version="1.0" encoding="utf-8"?>
-<w:numbering xmlns:wpc="http://schemas.microsoft.com/office/word/2010/wordprocessingCanvas" xmlns:cx="http://schemas.microsoft.com/office/drawing/2014/chartex" xmlns:mc="http://schemas.openxmlformats.org/markup-compatibility/2006" xmlns:o="urn:schemas-microsoft-com:office:office" xmlns:r="http://schemas.openxmlformats.org/officeDocument/2006/relationships" xmlns:m="http://schemas.openxmlformats.org/officeDocument/2006/math" xmlns:v="urn:schemas-microsoft-com:vml" xmlns:wp14="http://schemas.microsoft.com/office/word/2010/wordprocessingDrawing" xmlns:wp="http://schemas.openxmlformats.org/drawingml/2006/wordprocessingDrawing" xmlns:w10="urn:schemas-microsoft-com:office:word" xmlns:w="http://schemas.openxmlformats.org/wordprocessingml/2006/main" xmlns:w14="http://schemas.microsoft.com/office/word/2010/wordml" xmlns:w15="http://schemas.microsoft.com/office/word/2012/wordml" xmlns:w16se="http://schemas.microsoft.com/office/word/2015/wordml/symex" xmlns:wpg="http://schemas.microsoft.com/office/word/2010/wordprocessingGroup" xmlns:wpi="http://schemas.microsoft.com/office/word/2010/wordprocessingInk" xmlns:wne="http://schemas.microsoft.com/office/word/2006/wordml" xmlns:wps="http://schemas.microsoft.com/office/word/2010/wordprocessingShape" mc:Ignorable="w14 w15 w16se wp14">
-  <w:abstractNum w:abstractNumId="0" w15:restartNumberingAfterBreak="0">
+<w:numbering xmlns:wpc="http://schemas.microsoft.com/office/word/2010/wordprocessingCanvas" xmlns:mc="http://schemas.openxmlformats.org/markup-compatibility/2006" xmlns:o="urn:schemas-microsoft-com:office:office" xmlns:r="http://schemas.openxmlformats.org/officeDocument/2006/relationships" xmlns:m="http://schemas.openxmlformats.org/officeDocument/2006/math" xmlns:v="urn:schemas-microsoft-com:vml" xmlns:wp14="http://schemas.microsoft.com/office/word/2010/wordprocessingDrawing" xmlns:wp="http://schemas.openxmlformats.org/drawingml/2006/wordprocessingDrawing" xmlns:w10="urn:schemas-microsoft-com:office:word" xmlns:w="http://schemas.openxmlformats.org/wordprocessingml/2006/main" xmlns:w14="http://schemas.microsoft.com/office/word/2010/wordml" xmlns:wpg="http://schemas.microsoft.com/office/word/2010/wordprocessingGroup" xmlns:wpi="http://schemas.microsoft.com/office/word/2010/wordprocessingInk" xmlns:wne="http://schemas.microsoft.com/office/word/2006/wordml" xmlns:wps="http://schemas.microsoft.com/office/word/2010/wordprocessingShape" mc:Ignorable="w14 wp14">
+  <w:abstractNum w:abstractNumId="0">
+    <w:nsid w:val="0D9E24AD"/>
+    <w:multiLevelType w:val="hybridMultilevel"/>
+    <w:tmpl w:val="9B0232F2"/>
+    <w:lvl w:ilvl="0" w:tplc="04190001">
+      <w:start w:val="1"/>
+      <w:numFmt w:val="bullet"/>
+      <w:lvlText w:val=""/>
+      <w:lvlJc w:val="left"/>
+      <w:pPr>
+        <w:ind w:left="720" w:hanging="360"/>
+      </w:pPr>
+      <w:rPr>
+        <w:rFonts w:ascii="Symbol" w:hAnsi="Symbol" w:hint="default"/>
+      </w:rPr>
+    </w:lvl>
+    <w:lvl w:ilvl="1" w:tplc="04190003" w:tentative="1">
+      <w:start w:val="1"/>
+      <w:numFmt w:val="bullet"/>
+      <w:lvlText w:val="o"/>
+      <w:lvlJc w:val="left"/>
+      <w:pPr>
+        <w:ind w:left="1440" w:hanging="360"/>
+      </w:pPr>
+      <w:rPr>
+        <w:rFonts w:ascii="Courier New" w:hAnsi="Courier New" w:cs="Courier New" w:hint="default"/>
+      </w:rPr>
+    </w:lvl>
+    <w:lvl w:ilvl="2" w:tplc="04190005" w:tentative="1">
+      <w:start w:val="1"/>
+      <w:numFmt w:val="bullet"/>
+      <w:lvlText w:val=""/>
+      <w:lvlJc w:val="left"/>
+      <w:pPr>
+        <w:ind w:left="2160" w:hanging="360"/>
+      </w:pPr>
+      <w:rPr>
+        <w:rFonts w:ascii="Wingdings" w:hAnsi="Wingdings" w:hint="default"/>
+      </w:rPr>
+    </w:lvl>
+    <w:lvl w:ilvl="3" w:tplc="04190001" w:tentative="1">
+      <w:start w:val="1"/>
+      <w:numFmt w:val="bullet"/>
+      <w:lvlText w:val=""/>
+      <w:lvlJc w:val="left"/>
+      <w:pPr>
+        <w:ind w:left="2880" w:hanging="360"/>
+      </w:pPr>
+      <w:rPr>
+        <w:rFonts w:ascii="Symbol" w:hAnsi="Symbol" w:hint="default"/>
+      </w:rPr>
+    </w:lvl>
+    <w:lvl w:ilvl="4" w:tplc="04190003" w:tentative="1">
+      <w:start w:val="1"/>
+      <w:numFmt w:val="bullet"/>
+      <w:lvlText w:val="o"/>
+      <w:lvlJc w:val="left"/>
+      <w:pPr>
+        <w:ind w:left="3600" w:hanging="360"/>
+      </w:pPr>
+      <w:rPr>
+        <w:rFonts w:ascii="Courier New" w:hAnsi="Courier New" w:cs="Courier New" w:hint="default"/>
+      </w:rPr>
+    </w:lvl>
+    <w:lvl w:ilvl="5" w:tplc="04190005" w:tentative="1">
+      <w:start w:val="1"/>
+      <w:numFmt w:val="bullet"/>
+      <w:lvlText w:val=""/>
+      <w:lvlJc w:val="left"/>
+      <w:pPr>
+        <w:ind w:left="4320" w:hanging="360"/>
+      </w:pPr>
+      <w:rPr>
+        <w:rFonts w:ascii="Wingdings" w:hAnsi="Wingdings" w:hint="default"/>
+      </w:rPr>
+    </w:lvl>
+    <w:lvl w:ilvl="6" w:tplc="04190001" w:tentative="1">
+      <w:start w:val="1"/>
+      <w:numFmt w:val="bullet"/>
+      <w:lvlText w:val=""/>
+      <w:lvlJc w:val="left"/>
+      <w:pPr>
+        <w:ind w:left="5040" w:hanging="360"/>
+      </w:pPr>
+      <w:rPr>
+        <w:rFonts w:ascii="Symbol" w:hAnsi="Symbol" w:hint="default"/>
+      </w:rPr>
+    </w:lvl>
+    <w:lvl w:ilvl="7" w:tplc="04190003" w:tentative="1">
+      <w:start w:val="1"/>
+      <w:numFmt w:val="bullet"/>
+      <w:lvlText w:val="o"/>
+      <w:lvlJc w:val="left"/>
+      <w:pPr>
+        <w:ind w:left="5760" w:hanging="360"/>
+      </w:pPr>
+      <w:rPr>
+        <w:rFonts w:ascii="Courier New" w:hAnsi="Courier New" w:cs="Courier New" w:hint="default"/>
+      </w:rPr>
+    </w:lvl>
+    <w:lvl w:ilvl="8" w:tplc="04190005" w:tentative="1">
+      <w:start w:val="1"/>
+      <w:numFmt w:val="bullet"/>
+      <w:lvlText w:val=""/>
+      <w:lvlJc w:val="left"/>
+      <w:pPr>
+        <w:ind w:left="6480" w:hanging="360"/>
+      </w:pPr>
+      <w:rPr>
+        <w:rFonts w:ascii="Wingdings" w:hAnsi="Wingdings" w:hint="default"/>
+      </w:rPr>
+    </w:lvl>
+  </w:abstractNum>
+  <w:abstractNum w:abstractNumId="1">
+    <w:nsid w:val="0F4D40D3"/>
+    <w:multiLevelType w:val="hybridMultilevel"/>
+    <w:tmpl w:val="1FB006BC"/>
+    <w:lvl w:ilvl="0" w:tplc="0419000F">
+      <w:start w:val="1"/>
+      <w:numFmt w:val="decimal"/>
+      <w:lvlText w:val="%1."/>
+      <w:lvlJc w:val="left"/>
+      <w:pPr>
+        <w:ind w:left="720" w:hanging="360"/>
+      </w:pPr>
+    </w:lvl>
+    <w:lvl w:ilvl="1" w:tplc="04190019" w:tentative="1">
+      <w:start w:val="1"/>
+      <w:numFmt w:val="lowerLetter"/>
+      <w:lvlText w:val="%2."/>
+      <w:lvlJc w:val="left"/>
+      <w:pPr>
+        <w:ind w:left="1440" w:hanging="360"/>
+      </w:pPr>
+    </w:lvl>
+    <w:lvl w:ilvl="2" w:tplc="0419001B" w:tentative="1">
+      <w:start w:val="1"/>
+      <w:numFmt w:val="lowerRoman"/>
+      <w:lvlText w:val="%3."/>
+      <w:lvlJc w:val="right"/>
+      <w:pPr>
+        <w:ind w:left="2160" w:hanging="180"/>
+      </w:pPr>
+    </w:lvl>
+    <w:lvl w:ilvl="3" w:tplc="0419000F" w:tentative="1">
+      <w:start w:val="1"/>
+      <w:numFmt w:val="decimal"/>
+      <w:lvlText w:val="%4."/>
+      <w:lvlJc w:val="left"/>
+      <w:pPr>
+        <w:ind w:left="2880" w:hanging="360"/>
+      </w:pPr>
+    </w:lvl>
+    <w:lvl w:ilvl="4" w:tplc="04190019" w:tentative="1">
+      <w:start w:val="1"/>
+      <w:numFmt w:val="lowerLetter"/>
+      <w:lvlText w:val="%5."/>
+      <w:lvlJc w:val="left"/>
+      <w:pPr>
+        <w:ind w:left="3600" w:hanging="360"/>
+      </w:pPr>
+    </w:lvl>
+    <w:lvl w:ilvl="5" w:tplc="0419001B" w:tentative="1">
+      <w:start w:val="1"/>
+      <w:numFmt w:val="lowerRoman"/>
+      <w:lvlText w:val="%6."/>
+      <w:lvlJc w:val="right"/>
+      <w:pPr>
+        <w:ind w:left="4320" w:hanging="180"/>
+      </w:pPr>
+    </w:lvl>
+    <w:lvl w:ilvl="6" w:tplc="0419000F" w:tentative="1">
+      <w:start w:val="1"/>
+      <w:numFmt w:val="decimal"/>
+      <w:lvlText w:val="%7."/>
+      <w:lvlJc w:val="left"/>
+      <w:pPr>
+        <w:ind w:left="5040" w:hanging="360"/>
+      </w:pPr>
+    </w:lvl>
+    <w:lvl w:ilvl="7" w:tplc="04190019" w:tentative="1">
+      <w:start w:val="1"/>
+      <w:numFmt w:val="lowerLetter"/>
+      <w:lvlText w:val="%8."/>
+      <w:lvlJc w:val="left"/>
+      <w:pPr>
+        <w:ind w:left="5760" w:hanging="360"/>
+      </w:pPr>
+    </w:lvl>
+    <w:lvl w:ilvl="8" w:tplc="0419001B" w:tentative="1">
+      <w:start w:val="1"/>
+      <w:numFmt w:val="lowerRoman"/>
+      <w:lvlText w:val="%9."/>
+      <w:lvlJc w:val="right"/>
+      <w:pPr>
+        <w:ind w:left="6480" w:hanging="180"/>
+      </w:pPr>
+    </w:lvl>
+  </w:abstractNum>
+  <w:abstractNum w:abstractNumId="2">
     <w:nsid w:val="4C9D770E"/>
     <w:multiLevelType w:val="multilevel"/>
     <w:tmpl w:val="2A4E3A5A"/>
@@ -636,14 +1193,136 @@
       </w:pPr>
     </w:lvl>
   </w:abstractNum>
+  <w:abstractNum w:abstractNumId="3">
+    <w:nsid w:val="710C1870"/>
+    <w:multiLevelType w:val="hybridMultilevel"/>
+    <w:tmpl w:val="7D5460B4"/>
+    <w:lvl w:ilvl="0" w:tplc="04190001">
+      <w:start w:val="1"/>
+      <w:numFmt w:val="bullet"/>
+      <w:lvlText w:val=""/>
+      <w:lvlJc w:val="left"/>
+      <w:pPr>
+        <w:ind w:left="720" w:hanging="360"/>
+      </w:pPr>
+      <w:rPr>
+        <w:rFonts w:ascii="Symbol" w:hAnsi="Symbol" w:hint="default"/>
+      </w:rPr>
+    </w:lvl>
+    <w:lvl w:ilvl="1" w:tplc="04190003" w:tentative="1">
+      <w:start w:val="1"/>
+      <w:numFmt w:val="bullet"/>
+      <w:lvlText w:val="o"/>
+      <w:lvlJc w:val="left"/>
+      <w:pPr>
+        <w:ind w:left="1440" w:hanging="360"/>
+      </w:pPr>
+      <w:rPr>
+        <w:rFonts w:ascii="Courier New" w:hAnsi="Courier New" w:cs="Courier New" w:hint="default"/>
+      </w:rPr>
+    </w:lvl>
+    <w:lvl w:ilvl="2" w:tplc="04190005" w:tentative="1">
+      <w:start w:val="1"/>
+      <w:numFmt w:val="bullet"/>
+      <w:lvlText w:val=""/>
+      <w:lvlJc w:val="left"/>
+      <w:pPr>
+        <w:ind w:left="2160" w:hanging="360"/>
+      </w:pPr>
+      <w:rPr>
+        <w:rFonts w:ascii="Wingdings" w:hAnsi="Wingdings" w:hint="default"/>
+      </w:rPr>
+    </w:lvl>
+    <w:lvl w:ilvl="3" w:tplc="04190001" w:tentative="1">
+      <w:start w:val="1"/>
+      <w:numFmt w:val="bullet"/>
+      <w:lvlText w:val=""/>
+      <w:lvlJc w:val="left"/>
+      <w:pPr>
+        <w:ind w:left="2880" w:hanging="360"/>
+      </w:pPr>
+      <w:rPr>
+        <w:rFonts w:ascii="Symbol" w:hAnsi="Symbol" w:hint="default"/>
+      </w:rPr>
+    </w:lvl>
+    <w:lvl w:ilvl="4" w:tplc="04190003" w:tentative="1">
+      <w:start w:val="1"/>
+      <w:numFmt w:val="bullet"/>
+      <w:lvlText w:val="o"/>
+      <w:lvlJc w:val="left"/>
+      <w:pPr>
+        <w:ind w:left="3600" w:hanging="360"/>
+      </w:pPr>
+      <w:rPr>
+        <w:rFonts w:ascii="Courier New" w:hAnsi="Courier New" w:cs="Courier New" w:hint="default"/>
+      </w:rPr>
+    </w:lvl>
+    <w:lvl w:ilvl="5" w:tplc="04190005" w:tentative="1">
+      <w:start w:val="1"/>
+      <w:numFmt w:val="bullet"/>
+      <w:lvlText w:val=""/>
+      <w:lvlJc w:val="left"/>
+      <w:pPr>
+        <w:ind w:left="4320" w:hanging="360"/>
+      </w:pPr>
+      <w:rPr>
+        <w:rFonts w:ascii="Wingdings" w:hAnsi="Wingdings" w:hint="default"/>
+      </w:rPr>
+    </w:lvl>
+    <w:lvl w:ilvl="6" w:tplc="04190001" w:tentative="1">
+      <w:start w:val="1"/>
+      <w:numFmt w:val="bullet"/>
+      <w:lvlText w:val=""/>
+      <w:lvlJc w:val="left"/>
+      <w:pPr>
+        <w:ind w:left="5040" w:hanging="360"/>
+      </w:pPr>
+      <w:rPr>
+        <w:rFonts w:ascii="Symbol" w:hAnsi="Symbol" w:hint="default"/>
+      </w:rPr>
+    </w:lvl>
+    <w:lvl w:ilvl="7" w:tplc="04190003" w:tentative="1">
+      <w:start w:val="1"/>
+      <w:numFmt w:val="bullet"/>
+      <w:lvlText w:val="o"/>
+      <w:lvlJc w:val="left"/>
+      <w:pPr>
+        <w:ind w:left="5760" w:hanging="360"/>
+      </w:pPr>
+      <w:rPr>
+        <w:rFonts w:ascii="Courier New" w:hAnsi="Courier New" w:cs="Courier New" w:hint="default"/>
+      </w:rPr>
+    </w:lvl>
+    <w:lvl w:ilvl="8" w:tplc="04190005" w:tentative="1">
+      <w:start w:val="1"/>
+      <w:numFmt w:val="bullet"/>
+      <w:lvlText w:val=""/>
+      <w:lvlJc w:val="left"/>
+      <w:pPr>
+        <w:ind w:left="6480" w:hanging="360"/>
+      </w:pPr>
+      <w:rPr>
+        <w:rFonts w:ascii="Wingdings" w:hAnsi="Wingdings" w:hint="default"/>
+      </w:rPr>
+    </w:lvl>
+  </w:abstractNum>
   <w:num w:numId="1">
+    <w:abstractNumId w:val="2"/>
+  </w:num>
+  <w:num w:numId="2">
+    <w:abstractNumId w:val="3"/>
+  </w:num>
+  <w:num w:numId="3">
     <w:abstractNumId w:val="0"/>
+  </w:num>
+  <w:num w:numId="4">
+    <w:abstractNumId w:val="1"/>
   </w:num>
 </w:numbering>
 </file>
 
 <file path=word/styles.xml><?xml version="1.0" encoding="utf-8"?>
-<w:styles xmlns:mc="http://schemas.openxmlformats.org/markup-compatibility/2006" xmlns:r="http://schemas.openxmlformats.org/officeDocument/2006/relationships" xmlns:w="http://schemas.openxmlformats.org/wordprocessingml/2006/main" xmlns:w14="http://schemas.microsoft.com/office/word/2010/wordml" xmlns:w15="http://schemas.microsoft.com/office/word/2012/wordml" xmlns:w16se="http://schemas.microsoft.com/office/word/2015/wordml/symex" mc:Ignorable="w14 w15 w16se">
+<w:styles xmlns:mc="http://schemas.openxmlformats.org/markup-compatibility/2006" xmlns:r="http://schemas.openxmlformats.org/officeDocument/2006/relationships" xmlns:w="http://schemas.openxmlformats.org/wordprocessingml/2006/main" xmlns:w14="http://schemas.microsoft.com/office/word/2010/wordml" mc:Ignorable="w14">
   <w:docDefaults>
     <w:rPrDefault>
       <w:rPr>
@@ -655,378 +1334,144 @@
     </w:rPrDefault>
     <w:pPrDefault/>
   </w:docDefaults>
-  <w:latentStyles w:defLockedState="0" w:defUIPriority="99" w:defSemiHidden="0" w:defUnhideWhenUsed="0" w:defQFormat="0" w:count="371">
-    <w:lsdException w:name="Normal" w:uiPriority="0" w:qFormat="1"/>
-    <w:lsdException w:name="heading 1" w:uiPriority="9" w:qFormat="1"/>
-    <w:lsdException w:name="heading 2" w:semiHidden="1" w:uiPriority="9" w:unhideWhenUsed="1" w:qFormat="1"/>
-    <w:lsdException w:name="heading 3" w:semiHidden="1" w:uiPriority="9" w:unhideWhenUsed="1" w:qFormat="1"/>
-    <w:lsdException w:name="heading 4" w:semiHidden="1" w:uiPriority="9" w:unhideWhenUsed="1" w:qFormat="1"/>
-    <w:lsdException w:name="heading 5" w:semiHidden="1" w:uiPriority="9" w:unhideWhenUsed="1" w:qFormat="1"/>
-    <w:lsdException w:name="heading 6" w:semiHidden="1" w:uiPriority="9" w:unhideWhenUsed="1" w:qFormat="1"/>
-    <w:lsdException w:name="heading 7" w:semiHidden="1" w:uiPriority="9" w:unhideWhenUsed="1" w:qFormat="1"/>
-    <w:lsdException w:name="heading 8" w:semiHidden="1" w:uiPriority="9" w:unhideWhenUsed="1" w:qFormat="1"/>
-    <w:lsdException w:name="heading 9" w:semiHidden="1" w:uiPriority="9" w:unhideWhenUsed="1" w:qFormat="1"/>
-    <w:lsdException w:name="index 1" w:semiHidden="1" w:unhideWhenUsed="1"/>
-    <w:lsdException w:name="index 2" w:semiHidden="1" w:unhideWhenUsed="1"/>
-    <w:lsdException w:name="index 3" w:semiHidden="1" w:unhideWhenUsed="1"/>
-    <w:lsdException w:name="index 4" w:semiHidden="1" w:unhideWhenUsed="1"/>
-    <w:lsdException w:name="index 5" w:semiHidden="1" w:unhideWhenUsed="1"/>
-    <w:lsdException w:name="index 6" w:semiHidden="1" w:unhideWhenUsed="1"/>
-    <w:lsdException w:name="index 7" w:semiHidden="1" w:unhideWhenUsed="1"/>
-    <w:lsdException w:name="index 8" w:semiHidden="1" w:unhideWhenUsed="1"/>
-    <w:lsdException w:name="index 9" w:semiHidden="1" w:unhideWhenUsed="1"/>
-    <w:lsdException w:name="toc 1" w:semiHidden="1" w:uiPriority="39" w:unhideWhenUsed="1"/>
-    <w:lsdException w:name="toc 2" w:semiHidden="1" w:uiPriority="39" w:unhideWhenUsed="1"/>
-    <w:lsdException w:name="toc 3" w:semiHidden="1" w:uiPriority="39" w:unhideWhenUsed="1"/>
-    <w:lsdException w:name="toc 4" w:semiHidden="1" w:uiPriority="39" w:unhideWhenUsed="1"/>
-    <w:lsdException w:name="toc 5" w:semiHidden="1" w:uiPriority="39" w:unhideWhenUsed="1"/>
-    <w:lsdException w:name="toc 6" w:semiHidden="1" w:uiPriority="39" w:unhideWhenUsed="1"/>
-    <w:lsdException w:name="toc 7" w:semiHidden="1" w:uiPriority="39" w:unhideWhenUsed="1"/>
-    <w:lsdException w:name="toc 8" w:semiHidden="1" w:uiPriority="39" w:unhideWhenUsed="1"/>
-    <w:lsdException w:name="toc 9" w:semiHidden="1" w:uiPriority="39" w:unhideWhenUsed="1"/>
-    <w:lsdException w:name="Normal Indent" w:semiHidden="1" w:unhideWhenUsed="1"/>
-    <w:lsdException w:name="footnote text" w:semiHidden="1" w:unhideWhenUsed="1"/>
-    <w:lsdException w:name="annotation text" w:semiHidden="1" w:unhideWhenUsed="1"/>
-    <w:lsdException w:name="header" w:semiHidden="1" w:unhideWhenUsed="1"/>
-    <w:lsdException w:name="footer" w:semiHidden="1" w:unhideWhenUsed="1"/>
-    <w:lsdException w:name="index heading" w:semiHidden="1" w:unhideWhenUsed="1"/>
-    <w:lsdException w:name="caption" w:semiHidden="1" w:uiPriority="35" w:unhideWhenUsed="1"/>
-    <w:lsdException w:name="table of figures" w:semiHidden="1" w:unhideWhenUsed="1"/>
-    <w:lsdException w:name="envelope address" w:semiHidden="1" w:unhideWhenUsed="1"/>
-    <w:lsdException w:name="envelope return" w:semiHidden="1" w:unhideWhenUsed="1"/>
-    <w:lsdException w:name="footnote reference" w:semiHidden="1" w:unhideWhenUsed="1"/>
-    <w:lsdException w:name="annotation reference" w:semiHidden="1" w:unhideWhenUsed="1"/>
-    <w:lsdException w:name="line number" w:semiHidden="1" w:unhideWhenUsed="1"/>
-    <w:lsdException w:name="page number" w:semiHidden="1" w:unhideWhenUsed="1"/>
-    <w:lsdException w:name="endnote reference" w:semiHidden="1" w:unhideWhenUsed="1"/>
-    <w:lsdException w:name="endnote text" w:semiHidden="1" w:unhideWhenUsed="1"/>
-    <w:lsdException w:name="table of authorities" w:semiHidden="1" w:unhideWhenUsed="1"/>
-    <w:lsdException w:name="macro" w:semiHidden="1" w:unhideWhenUsed="1"/>
-    <w:lsdException w:name="toa heading" w:semiHidden="1" w:unhideWhenUsed="1"/>
-    <w:lsdException w:name="List" w:semiHidden="1" w:unhideWhenUsed="1"/>
-    <w:lsdException w:name="List Bullet" w:semiHidden="1" w:unhideWhenUsed="1"/>
-    <w:lsdException w:name="List Number" w:semiHidden="1" w:unhideWhenUsed="1"/>
-    <w:lsdException w:name="List 2" w:semiHidden="1" w:unhideWhenUsed="1"/>
-    <w:lsdException w:name="List 3" w:semiHidden="1" w:unhideWhenUsed="1"/>
-    <w:lsdException w:name="List 4" w:semiHidden="1" w:unhideWhenUsed="1"/>
-    <w:lsdException w:name="List 5" w:semiHidden="1" w:unhideWhenUsed="1"/>
-    <w:lsdException w:name="List Bullet 2" w:semiHidden="1" w:unhideWhenUsed="1"/>
-    <w:lsdException w:name="List Bullet 3" w:semiHidden="1" w:unhideWhenUsed="1"/>
-    <w:lsdException w:name="List Bullet 4" w:semiHidden="1" w:unhideWhenUsed="1"/>
-    <w:lsdException w:name="List Bullet 5" w:semiHidden="1" w:unhideWhenUsed="1"/>
-    <w:lsdException w:name="List Number 2" w:semiHidden="1" w:unhideWhenUsed="1"/>
-    <w:lsdException w:name="List Number 3" w:semiHidden="1" w:unhideWhenUsed="1"/>
-    <w:lsdException w:name="List Number 4" w:semiHidden="1" w:unhideWhenUsed="1"/>
-    <w:lsdException w:name="List Number 5" w:semiHidden="1" w:unhideWhenUsed="1"/>
-    <w:lsdException w:name="Title" w:uiPriority="10" w:qFormat="1"/>
-    <w:lsdException w:name="Closing" w:semiHidden="1" w:unhideWhenUsed="1"/>
-    <w:lsdException w:name="Signature" w:semiHidden="1" w:unhideWhenUsed="1"/>
-    <w:lsdException w:name="Default Paragraph Font" w:semiHidden="1" w:uiPriority="1" w:unhideWhenUsed="1"/>
-    <w:lsdException w:name="Body Text" w:semiHidden="1" w:unhideWhenUsed="1"/>
-    <w:lsdException w:name="Body Text Indent" w:semiHidden="1" w:unhideWhenUsed="1"/>
-    <w:lsdException w:name="List Continue" w:semiHidden="1" w:unhideWhenUsed="1"/>
-    <w:lsdException w:name="List Continue 2" w:semiHidden="1" w:unhideWhenUsed="1"/>
-    <w:lsdException w:name="List Continue 3" w:semiHidden="1" w:unhideWhenUsed="1"/>
-    <w:lsdException w:name="List Continue 4" w:semiHidden="1" w:unhideWhenUsed="1"/>
-    <w:lsdException w:name="List Continue 5" w:semiHidden="1" w:unhideWhenUsed="1"/>
-    <w:lsdException w:name="Message Header" w:semiHidden="1" w:unhideWhenUsed="1"/>
-    <w:lsdException w:name="Subtitle" w:uiPriority="11" w:qFormat="1"/>
-    <w:lsdException w:name="Salutation" w:semiHidden="1" w:unhideWhenUsed="1"/>
-    <w:lsdException w:name="Date" w:semiHidden="1" w:unhideWhenUsed="1"/>
-    <w:lsdException w:name="Body Text First Indent" w:semiHidden="1" w:unhideWhenUsed="1"/>
-    <w:lsdException w:name="Body Text First Indent 2" w:semiHidden="1" w:unhideWhenUsed="1"/>
-    <w:lsdException w:name="Note Heading" w:semiHidden="1" w:unhideWhenUsed="1"/>
-    <w:lsdException w:name="Body Text 2" w:semiHidden="1" w:unhideWhenUsed="1"/>
-    <w:lsdException w:name="Body Text 3" w:semiHidden="1" w:unhideWhenUsed="1"/>
-    <w:lsdException w:name="Body Text Indent 2" w:semiHidden="1" w:unhideWhenUsed="1"/>
-    <w:lsdException w:name="Body Text Indent 3" w:semiHidden="1" w:unhideWhenUsed="1"/>
-    <w:lsdException w:name="Block Text" w:semiHidden="1" w:unhideWhenUsed="1"/>
-    <w:lsdException w:name="Hyperlink" w:semiHidden="1" w:unhideWhenUsed="1"/>
-    <w:lsdException w:name="FollowedHyperlink" w:semiHidden="1" w:unhideWhenUsed="1"/>
-    <w:lsdException w:name="Strong" w:uiPriority="22" w:qFormat="1"/>
-    <w:lsdException w:name="Emphasis" w:uiPriority="20" w:qFormat="1"/>
-    <w:lsdException w:name="Document Map" w:semiHidden="1" w:unhideWhenUsed="1"/>
-    <w:lsdException w:name="Plain Text" w:semiHidden="1" w:unhideWhenUsed="1"/>
-    <w:lsdException w:name="E-mail Signature" w:semiHidden="1" w:unhideWhenUsed="1"/>
-    <w:lsdException w:name="HTML Top of Form" w:semiHidden="1" w:unhideWhenUsed="1"/>
-    <w:lsdException w:name="HTML Bottom of Form" w:semiHidden="1" w:unhideWhenUsed="1"/>
-    <w:lsdException w:name="Normal (Web)" w:semiHidden="1" w:unhideWhenUsed="1"/>
-    <w:lsdException w:name="HTML Acronym" w:semiHidden="1" w:unhideWhenUsed="1"/>
-    <w:lsdException w:name="HTML Address" w:semiHidden="1" w:unhideWhenUsed="1"/>
-    <w:lsdException w:name="HTML Cite" w:semiHidden="1" w:unhideWhenUsed="1"/>
-    <w:lsdException w:name="HTML Code" w:semiHidden="1" w:unhideWhenUsed="1"/>
-    <w:lsdException w:name="HTML Definition" w:semiHidden="1" w:unhideWhenUsed="1"/>
-    <w:lsdException w:name="HTML Keyboard" w:semiHidden="1" w:unhideWhenUsed="1"/>
-    <w:lsdException w:name="HTML Preformatted" w:semiHidden="1" w:unhideWhenUsed="1"/>
-    <w:lsdException w:name="HTML Sample" w:semiHidden="1" w:unhideWhenUsed="1"/>
-    <w:lsdException w:name="HTML Typewriter" w:semiHidden="1" w:unhideWhenUsed="1"/>
-    <w:lsdException w:name="HTML Variable" w:semiHidden="1" w:unhideWhenUsed="1"/>
-    <w:lsdException w:name="Normal Table" w:semiHidden="1" w:unhideWhenUsed="1"/>
-    <w:lsdException w:name="annotation subject" w:semiHidden="1" w:unhideWhenUsed="1"/>
-    <w:lsdException w:name="No List" w:semiHidden="1" w:unhideWhenUsed="1"/>
-    <w:lsdException w:name="Outline List 1" w:semiHidden="1" w:unhideWhenUsed="1"/>
-    <w:lsdException w:name="Outline List 2" w:semiHidden="1" w:unhideWhenUsed="1"/>
-    <w:lsdException w:name="Outline List 3" w:semiHidden="1" w:unhideWhenUsed="1"/>
-    <w:lsdException w:name="Table Simple 1" w:semiHidden="1" w:unhideWhenUsed="1"/>
-    <w:lsdException w:name="Table Simple 2" w:semiHidden="1" w:unhideWhenUsed="1"/>
-    <w:lsdException w:name="Table Simple 3" w:semiHidden="1" w:unhideWhenUsed="1"/>
-    <w:lsdException w:name="Table Classic 1" w:semiHidden="1" w:unhideWhenUsed="1"/>
-    <w:lsdException w:name="Table Classic 2" w:semiHidden="1" w:unhideWhenUsed="1"/>
-    <w:lsdException w:name="Table Classic 3" w:semiHidden="1" w:unhideWhenUsed="1"/>
-    <w:lsdException w:name="Table Classic 4" w:semiHidden="1" w:unhideWhenUsed="1"/>
-    <w:lsdException w:name="Table Colorful 1" w:semiHidden="1" w:unhideWhenUsed="1"/>
-    <w:lsdException w:name="Table Colorful 2" w:semiHidden="1" w:unhideWhenUsed="1"/>
-    <w:lsdException w:name="Table Colorful 3" w:semiHidden="1" w:unhideWhenUsed="1"/>
-    <w:lsdException w:name="Table Columns 1" w:semiHidden="1" w:unhideWhenUsed="1"/>
-    <w:lsdException w:name="Table Columns 2" w:semiHidden="1" w:unhideWhenUsed="1"/>
-    <w:lsdException w:name="Table Columns 3" w:semiHidden="1" w:unhideWhenUsed="1"/>
-    <w:lsdException w:name="Table Columns 4" w:semiHidden="1" w:unhideWhenUsed="1"/>
-    <w:lsdException w:name="Table Columns 5" w:semiHidden="1" w:unhideWhenUsed="1"/>
-    <w:lsdException w:name="Table Grid 1" w:semiHidden="1" w:unhideWhenUsed="1"/>
-    <w:lsdException w:name="Table Grid 2" w:semiHidden="1" w:unhideWhenUsed="1"/>
-    <w:lsdException w:name="Table Grid 3" w:semiHidden="1" w:unhideWhenUsed="1"/>
-    <w:lsdException w:name="Table Grid 4" w:semiHidden="1" w:unhideWhenUsed="1"/>
-    <w:lsdException w:name="Table Grid 5" w:semiHidden="1" w:unhideWhenUsed="1"/>
-    <w:lsdException w:name="Table Grid 6" w:semiHidden="1" w:unhideWhenUsed="1"/>
-    <w:lsdException w:name="Table Grid 7" w:semiHidden="1" w:unhideWhenUsed="1"/>
-    <w:lsdException w:name="Table Grid 8" w:semiHidden="1" w:unhideWhenUsed="1"/>
-    <w:lsdException w:name="Table List 1" w:semiHidden="1" w:unhideWhenUsed="1"/>
-    <w:lsdException w:name="Table List 2" w:semiHidden="1" w:unhideWhenUsed="1"/>
-    <w:lsdException w:name="Table List 3" w:semiHidden="1" w:unhideWhenUsed="1"/>
-    <w:lsdException w:name="Table List 4" w:semiHidden="1" w:unhideWhenUsed="1"/>
-    <w:lsdException w:name="Table List 5" w:semiHidden="1" w:unhideWhenUsed="1"/>
-    <w:lsdException w:name="Table List 6" w:semiHidden="1" w:unhideWhenUsed="1"/>
-    <w:lsdException w:name="Table List 7" w:semiHidden="1" w:unhideWhenUsed="1"/>
-    <w:lsdException w:name="Table List 8" w:semiHidden="1" w:unhideWhenUsed="1"/>
-    <w:lsdException w:name="Table 3D effects 1" w:semiHidden="1" w:unhideWhenUsed="1"/>
-    <w:lsdException w:name="Table 3D effects 2" w:semiHidden="1" w:unhideWhenUsed="1"/>
-    <w:lsdException w:name="Table 3D effects 3" w:semiHidden="1" w:unhideWhenUsed="1"/>
-    <w:lsdException w:name="Table Contemporary" w:semiHidden="1" w:unhideWhenUsed="1"/>
-    <w:lsdException w:name="Table Elegant" w:semiHidden="1" w:unhideWhenUsed="1"/>
-    <w:lsdException w:name="Table Professional" w:semiHidden="1" w:unhideWhenUsed="1"/>
-    <w:lsdException w:name="Table Subtle 1" w:semiHidden="1" w:unhideWhenUsed="1"/>
-    <w:lsdException w:name="Table Subtle 2" w:semiHidden="1" w:unhideWhenUsed="1"/>
-    <w:lsdException w:name="Table Web 1" w:semiHidden="1" w:unhideWhenUsed="1"/>
-    <w:lsdException w:name="Table Web 2" w:semiHidden="1" w:unhideWhenUsed="1"/>
-    <w:lsdException w:name="Table Web 3" w:semiHidden="1" w:unhideWhenUsed="1"/>
-    <w:lsdException w:name="Balloon Text" w:semiHidden="1" w:unhideWhenUsed="1"/>
-    <w:lsdException w:name="Table Grid" w:uiPriority="39"/>
-    <w:lsdException w:name="Table Theme" w:semiHidden="1" w:unhideWhenUsed="1"/>
-    <w:lsdException w:name="Placeholder Text" w:semiHidden="1"/>
-    <w:lsdException w:name="No Spacing" w:uiPriority="1" w:qFormat="1"/>
-    <w:lsdException w:name="Light Shading" w:uiPriority="60"/>
-    <w:lsdException w:name="Light List" w:uiPriority="61"/>
-    <w:lsdException w:name="Light Grid" w:uiPriority="62"/>
-    <w:lsdException w:name="Medium Shading 1" w:uiPriority="63"/>
-    <w:lsdException w:name="Medium Shading 2" w:uiPriority="64"/>
-    <w:lsdException w:name="Medium List 1" w:uiPriority="65"/>
-    <w:lsdException w:name="Medium List 2" w:uiPriority="66"/>
-    <w:lsdException w:name="Medium Grid 1" w:uiPriority="67"/>
-    <w:lsdException w:name="Medium Grid 2" w:uiPriority="68"/>
-    <w:lsdException w:name="Medium Grid 3" w:uiPriority="69"/>
-    <w:lsdException w:name="Dark List" w:uiPriority="70"/>
-    <w:lsdException w:name="Colorful Shading" w:uiPriority="71"/>
-    <w:lsdException w:name="Colorful List" w:uiPriority="72"/>
-    <w:lsdException w:name="Colorful Grid" w:uiPriority="73"/>
-    <w:lsdException w:name="Light Shading Accent 1" w:uiPriority="60"/>
-    <w:lsdException w:name="Light List Accent 1" w:uiPriority="61"/>
-    <w:lsdException w:name="Light Grid Accent 1" w:uiPriority="62"/>
-    <w:lsdException w:name="Medium Shading 1 Accent 1" w:uiPriority="63"/>
-    <w:lsdException w:name="Medium Shading 2 Accent 1" w:uiPriority="64"/>
-    <w:lsdException w:name="Medium List 1 Accent 1" w:uiPriority="65"/>
-    <w:lsdException w:name="Revision" w:semiHidden="1"/>
-    <w:lsdException w:name="List Paragraph" w:uiPriority="34" w:qFormat="1"/>
-    <w:lsdException w:name="Quote" w:uiPriority="29" w:qFormat="1"/>
-    <w:lsdException w:name="Intense Quote" w:uiPriority="30" w:qFormat="1"/>
-    <w:lsdException w:name="Medium List 2 Accent 1" w:uiPriority="66"/>
-    <w:lsdException w:name="Medium Grid 1 Accent 1" w:uiPriority="67"/>
-    <w:lsdException w:name="Medium Grid 2 Accent 1" w:uiPriority="68"/>
-    <w:lsdException w:name="Medium Grid 3 Accent 1" w:uiPriority="69"/>
-    <w:lsdException w:name="Dark List Accent 1" w:uiPriority="70"/>
-    <w:lsdException w:name="Colorful Shading Accent 1" w:uiPriority="71"/>
-    <w:lsdException w:name="Colorful List Accent 1" w:uiPriority="72"/>
-    <w:lsdException w:name="Colorful Grid Accent 1" w:uiPriority="73"/>
-    <w:lsdException w:name="Light Shading Accent 2" w:uiPriority="60"/>
-    <w:lsdException w:name="Light List Accent 2" w:uiPriority="61"/>
-    <w:lsdException w:name="Light Grid Accent 2" w:uiPriority="62"/>
-    <w:lsdException w:name="Medium Shading 1 Accent 2" w:uiPriority="63"/>
-    <w:lsdException w:name="Medium Shading 2 Accent 2" w:uiPriority="64"/>
-    <w:lsdException w:name="Medium List 1 Accent 2" w:uiPriority="65"/>
-    <w:lsdException w:name="Medium List 2 Accent 2" w:uiPriority="66"/>
-    <w:lsdException w:name="Medium Grid 1 Accent 2" w:uiPriority="67"/>
-    <w:lsdException w:name="Medium Grid 2 Accent 2" w:uiPriority="68"/>
-    <w:lsdException w:name="Medium Grid 3 Accent 2" w:uiPriority="69"/>
-    <w:lsdException w:name="Dark List Accent 2" w:uiPriority="70"/>
-    <w:lsdException w:name="Colorful Shading Accent 2" w:uiPriority="71"/>
-    <w:lsdException w:name="Colorful List Accent 2" w:uiPriority="72"/>
-    <w:lsdException w:name="Colorful Grid Accent 2" w:uiPriority="73"/>
-    <w:lsdException w:name="Light Shading Accent 3" w:uiPriority="60"/>
-    <w:lsdException w:name="Light List Accent 3" w:uiPriority="61"/>
-    <w:lsdException w:name="Light Grid Accent 3" w:uiPriority="62"/>
-    <w:lsdException w:name="Medium Shading 1 Accent 3" w:uiPriority="63"/>
-    <w:lsdException w:name="Medium Shading 2 Accent 3" w:uiPriority="64"/>
-    <w:lsdException w:name="Medium List 1 Accent 3" w:uiPriority="65"/>
-    <w:lsdException w:name="Medium List 2 Accent 3" w:uiPriority="66"/>
-    <w:lsdException w:name="Medium Grid 1 Accent 3" w:uiPriority="67"/>
-    <w:lsdException w:name="Medium Grid 2 Accent 3" w:uiPriority="68"/>
-    <w:lsdException w:name="Medium Grid 3 Accent 3" w:uiPriority="69"/>
-    <w:lsdException w:name="Dark List Accent 3" w:uiPriority="70"/>
-    <w:lsdException w:name="Colorful Shading Accent 3" w:uiPriority="71"/>
-    <w:lsdException w:name="Colorful List Accent 3" w:uiPriority="72"/>
-    <w:lsdException w:name="Colorful Grid Accent 3" w:uiPriority="73"/>
-    <w:lsdException w:name="Light Shading Accent 4" w:uiPriority="60"/>
-    <w:lsdException w:name="Light List Accent 4" w:uiPriority="61"/>
-    <w:lsdException w:name="Light Grid Accent 4" w:uiPriority="62"/>
-    <w:lsdException w:name="Medium Shading 1 Accent 4" w:uiPriority="63"/>
-    <w:lsdException w:name="Medium Shading 2 Accent 4" w:uiPriority="64"/>
-    <w:lsdException w:name="Medium List 1 Accent 4" w:uiPriority="65"/>
-    <w:lsdException w:name="Medium List 2 Accent 4" w:uiPriority="66"/>
-    <w:lsdException w:name="Medium Grid 1 Accent 4" w:uiPriority="67"/>
-    <w:lsdException w:name="Medium Grid 2 Accent 4" w:uiPriority="68"/>
-    <w:lsdException w:name="Medium Grid 3 Accent 4" w:uiPriority="69"/>
-    <w:lsdException w:name="Dark List Accent 4" w:uiPriority="70"/>
-    <w:lsdException w:name="Colorful Shading Accent 4" w:uiPriority="71"/>
-    <w:lsdException w:name="Colorful List Accent 4" w:uiPriority="72"/>
-    <w:lsdException w:name="Colorful Grid Accent 4" w:uiPriority="73"/>
-    <w:lsdException w:name="Light Shading Accent 5" w:uiPriority="60"/>
-    <w:lsdException w:name="Light List Accent 5" w:uiPriority="61"/>
-    <w:lsdException w:name="Light Grid Accent 5" w:uiPriority="62"/>
-    <w:lsdException w:name="Medium Shading 1 Accent 5" w:uiPriority="63"/>
-    <w:lsdException w:name="Medium Shading 2 Accent 5" w:uiPriority="64"/>
-    <w:lsdException w:name="Medium List 1 Accent 5" w:uiPriority="65"/>
-    <w:lsdException w:name="Medium List 2 Accent 5" w:uiPriority="66"/>
-    <w:lsdException w:name="Medium Grid 1 Accent 5" w:uiPriority="67"/>
-    <w:lsdException w:name="Medium Grid 2 Accent 5" w:uiPriority="68"/>
-    <w:lsdException w:name="Medium Grid 3 Accent 5" w:uiPriority="69"/>
-    <w:lsdException w:name="Dark List Accent 5" w:uiPriority="70"/>
-    <w:lsdException w:name="Colorful Shading Accent 5" w:uiPriority="71"/>
-    <w:lsdException w:name="Colorful List Accent 5" w:uiPriority="72"/>
-    <w:lsdException w:name="Colorful Grid Accent 5" w:uiPriority="73"/>
-    <w:lsdException w:name="Light Shading Accent 6" w:uiPriority="60"/>
-    <w:lsdException w:name="Light List Accent 6" w:uiPriority="61"/>
-    <w:lsdException w:name="Light Grid Accent 6" w:uiPriority="62"/>
-    <w:lsdException w:name="Medium Shading 1 Accent 6" w:uiPriority="63"/>
-    <w:lsdException w:name="Medium Shading 2 Accent 6" w:uiPriority="64"/>
-    <w:lsdException w:name="Medium List 1 Accent 6" w:uiPriority="65"/>
-    <w:lsdException w:name="Medium List 2 Accent 6" w:uiPriority="66"/>
-    <w:lsdException w:name="Medium Grid 1 Accent 6" w:uiPriority="67"/>
-    <w:lsdException w:name="Medium Grid 2 Accent 6" w:uiPriority="68"/>
-    <w:lsdException w:name="Medium Grid 3 Accent 6" w:uiPriority="69"/>
-    <w:lsdException w:name="Dark List Accent 6" w:uiPriority="70"/>
-    <w:lsdException w:name="Colorful Shading Accent 6" w:uiPriority="71"/>
-    <w:lsdException w:name="Colorful List Accent 6" w:uiPriority="72"/>
-    <w:lsdException w:name="Colorful Grid Accent 6" w:uiPriority="73"/>
-    <w:lsdException w:name="Subtle Emphasis" w:uiPriority="19" w:qFormat="1"/>
-    <w:lsdException w:name="Intense Emphasis" w:uiPriority="21" w:qFormat="1"/>
-    <w:lsdException w:name="Subtle Reference" w:uiPriority="31" w:qFormat="1"/>
-    <w:lsdException w:name="Intense Reference" w:uiPriority="32" w:qFormat="1"/>
-    <w:lsdException w:name="Book Title" w:uiPriority="33" w:qFormat="1"/>
-    <w:lsdException w:name="Bibliography" w:semiHidden="1" w:uiPriority="37" w:unhideWhenUsed="1"/>
-    <w:lsdException w:name="TOC Heading" w:semiHidden="1" w:uiPriority="39" w:unhideWhenUsed="1" w:qFormat="1"/>
-    <w:lsdException w:name="Plain Table 1" w:uiPriority="41"/>
-    <w:lsdException w:name="Plain Table 2" w:uiPriority="42"/>
-    <w:lsdException w:name="Plain Table 3" w:uiPriority="43"/>
-    <w:lsdException w:name="Plain Table 4" w:uiPriority="44"/>
-    <w:lsdException w:name="Plain Table 5" w:uiPriority="45"/>
-    <w:lsdException w:name="Grid Table Light" w:uiPriority="40"/>
-    <w:lsdException w:name="Grid Table 1 Light" w:uiPriority="46"/>
-    <w:lsdException w:name="Grid Table 2" w:uiPriority="47"/>
-    <w:lsdException w:name="Grid Table 3" w:uiPriority="48"/>
-    <w:lsdException w:name="Grid Table 4" w:uiPriority="49"/>
-    <w:lsdException w:name="Grid Table 5 Dark" w:uiPriority="50"/>
-    <w:lsdException w:name="Grid Table 6 Colorful" w:uiPriority="51"/>
-    <w:lsdException w:name="Grid Table 7 Colorful" w:uiPriority="52"/>
-    <w:lsdException w:name="Grid Table 1 Light Accent 1" w:uiPriority="46"/>
-    <w:lsdException w:name="Grid Table 2 Accent 1" w:uiPriority="47"/>
-    <w:lsdException w:name="Grid Table 3 Accent 1" w:uiPriority="48"/>
-    <w:lsdException w:name="Grid Table 4 Accent 1" w:uiPriority="49"/>
-    <w:lsdException w:name="Grid Table 5 Dark Accent 1" w:uiPriority="50"/>
-    <w:lsdException w:name="Grid Table 6 Colorful Accent 1" w:uiPriority="51"/>
-    <w:lsdException w:name="Grid Table 7 Colorful Accent 1" w:uiPriority="52"/>
-    <w:lsdException w:name="Grid Table 1 Light Accent 2" w:uiPriority="46"/>
-    <w:lsdException w:name="Grid Table 2 Accent 2" w:uiPriority="47"/>
-    <w:lsdException w:name="Grid Table 3 Accent 2" w:uiPriority="48"/>
-    <w:lsdException w:name="Grid Table 4 Accent 2" w:uiPriority="49"/>
-    <w:lsdException w:name="Grid Table 5 Dark Accent 2" w:uiPriority="50"/>
-    <w:lsdException w:name="Grid Table 6 Colorful Accent 2" w:uiPriority="51"/>
-    <w:lsdException w:name="Grid Table 7 Colorful Accent 2" w:uiPriority="52"/>
-    <w:lsdException w:name="Grid Table 1 Light Accent 3" w:uiPriority="46"/>
-    <w:lsdException w:name="Grid Table 2 Accent 3" w:uiPriority="47"/>
-    <w:lsdException w:name="Grid Table 3 Accent 3" w:uiPriority="48"/>
-    <w:lsdException w:name="Grid Table 4 Accent 3" w:uiPriority="49"/>
-    <w:lsdException w:name="Grid Table 5 Dark Accent 3" w:uiPriority="50"/>
-    <w:lsdException w:name="Grid Table 6 Colorful Accent 3" w:uiPriority="51"/>
-    <w:lsdException w:name="Grid Table 7 Colorful Accent 3" w:uiPriority="52"/>
-    <w:lsdException w:name="Grid Table 1 Light Accent 4" w:uiPriority="46"/>
-    <w:lsdException w:name="Grid Table 2 Accent 4" w:uiPriority="47"/>
-    <w:lsdException w:name="Grid Table 3 Accent 4" w:uiPriority="48"/>
-    <w:lsdException w:name="Grid Table 4 Accent 4" w:uiPriority="49"/>
-    <w:lsdException w:name="Grid Table 5 Dark Accent 4" w:uiPriority="50"/>
-    <w:lsdException w:name="Grid Table 6 Colorful Accent 4" w:uiPriority="51"/>
-    <w:lsdException w:name="Grid Table 7 Colorful Accent 4" w:uiPriority="52"/>
-    <w:lsdException w:name="Grid Table 1 Light Accent 5" w:uiPriority="46"/>
-    <w:lsdException w:name="Grid Table 2 Accent 5" w:uiPriority="47"/>
-    <w:lsdException w:name="Grid Table 3 Accent 5" w:uiPriority="48"/>
-    <w:lsdException w:name="Grid Table 4 Accent 5" w:uiPriority="49"/>
-    <w:lsdException w:name="Grid Table 5 Dark Accent 5" w:uiPriority="50"/>
-    <w:lsdException w:name="Grid Table 6 Colorful Accent 5" w:uiPriority="51"/>
-    <w:lsdException w:name="Grid Table 7 Colorful Accent 5" w:uiPriority="52"/>
-    <w:lsdException w:name="Grid Table 1 Light Accent 6" w:uiPriority="46"/>
-    <w:lsdException w:name="Grid Table 2 Accent 6" w:uiPriority="47"/>
-    <w:lsdException w:name="Grid Table 3 Accent 6" w:uiPriority="48"/>
-    <w:lsdException w:name="Grid Table 4 Accent 6" w:uiPriority="49"/>
-    <w:lsdException w:name="Grid Table 5 Dark Accent 6" w:uiPriority="50"/>
-    <w:lsdException w:name="Grid Table 6 Colorful Accent 6" w:uiPriority="51"/>
-    <w:lsdException w:name="Grid Table 7 Colorful Accent 6" w:uiPriority="52"/>
-    <w:lsdException w:name="List Table 1 Light" w:uiPriority="46"/>
-    <w:lsdException w:name="List Table 2" w:uiPriority="47"/>
-    <w:lsdException w:name="List Table 3" w:uiPriority="48"/>
-    <w:lsdException w:name="List Table 4" w:uiPriority="49"/>
-    <w:lsdException w:name="List Table 5 Dark" w:uiPriority="50"/>
-    <w:lsdException w:name="List Table 6 Colorful" w:uiPriority="51"/>
-    <w:lsdException w:name="List Table 7 Colorful" w:uiPriority="52"/>
-    <w:lsdException w:name="List Table 1 Light Accent 1" w:uiPriority="46"/>
-    <w:lsdException w:name="List Table 2 Accent 1" w:uiPriority="47"/>
-    <w:lsdException w:name="List Table 3 Accent 1" w:uiPriority="48"/>
-    <w:lsdException w:name="List Table 4 Accent 1" w:uiPriority="49"/>
-    <w:lsdException w:name="List Table 5 Dark Accent 1" w:uiPriority="50"/>
-    <w:lsdException w:name="List Table 6 Colorful Accent 1" w:uiPriority="51"/>
-    <w:lsdException w:name="List Table 7 Colorful Accent 1" w:uiPriority="52"/>
-    <w:lsdException w:name="List Table 1 Light Accent 2" w:uiPriority="46"/>
-    <w:lsdException w:name="List Table 2 Accent 2" w:uiPriority="47"/>
-    <w:lsdException w:name="List Table 3 Accent 2" w:uiPriority="48"/>
-    <w:lsdException w:name="List Table 4 Accent 2" w:uiPriority="49"/>
-    <w:lsdException w:name="List Table 5 Dark Accent 2" w:uiPriority="50"/>
-    <w:lsdException w:name="List Table 6 Colorful Accent 2" w:uiPriority="51"/>
-    <w:lsdException w:name="List Table 7 Colorful Accent 2" w:uiPriority="52"/>
-    <w:lsdException w:name="List Table 1 Light Accent 3" w:uiPriority="46"/>
-    <w:lsdException w:name="List Table 2 Accent 3" w:uiPriority="47"/>
-    <w:lsdException w:name="List Table 3 Accent 3" w:uiPriority="48"/>
-    <w:lsdException w:name="List Table 4 Accent 3" w:uiPriority="49"/>
-    <w:lsdException w:name="List Table 5 Dark Accent 3" w:uiPriority="50"/>
-    <w:lsdException w:name="List Table 6 Colorful Accent 3" w:uiPriority="51"/>
-    <w:lsdException w:name="List Table 7 Colorful Accent 3" w:uiPriority="52"/>
-    <w:lsdException w:name="List Table 1 Light Accent 4" w:uiPriority="46"/>
-    <w:lsdException w:name="List Table 2 Accent 4" w:uiPriority="47"/>
-    <w:lsdException w:name="List Table 3 Accent 4" w:uiPriority="48"/>
-    <w:lsdException w:name="List Table 4 Accent 4" w:uiPriority="49"/>
-    <w:lsdException w:name="List Table 5 Dark Accent 4" w:uiPriority="50"/>
-    <w:lsdException w:name="List Table 6 Colorful Accent 4" w:uiPriority="51"/>
-    <w:lsdException w:name="List Table 7 Colorful Accent 4" w:uiPriority="52"/>
-    <w:lsdException w:name="List Table 1 Light Accent 5" w:uiPriority="46"/>
-    <w:lsdException w:name="List Table 2 Accent 5" w:uiPriority="47"/>
-    <w:lsdException w:name="List Table 3 Accent 5" w:uiPriority="48"/>
-    <w:lsdException w:name="List Table 4 Accent 5" w:uiPriority="49"/>
-    <w:lsdException w:name="List Table 5 Dark Accent 5" w:uiPriority="50"/>
-    <w:lsdException w:name="List Table 6 Colorful Accent 5" w:uiPriority="51"/>
-    <w:lsdException w:name="List Table 7 Colorful Accent 5" w:uiPriority="52"/>
-    <w:lsdException w:name="List Table 1 Light Accent 6" w:uiPriority="46"/>
-    <w:lsdException w:name="List Table 2 Accent 6" w:uiPriority="47"/>
-    <w:lsdException w:name="List Table 3 Accent 6" w:uiPriority="48"/>
-    <w:lsdException w:name="List Table 4 Accent 6" w:uiPriority="49"/>
-    <w:lsdException w:name="List Table 5 Dark Accent 6" w:uiPriority="50"/>
-    <w:lsdException w:name="List Table 6 Colorful Accent 6" w:uiPriority="51"/>
-    <w:lsdException w:name="List Table 7 Colorful Accent 6" w:uiPriority="52"/>
+  <w:latentStyles w:defLockedState="0" w:defUIPriority="99" w:defSemiHidden="1" w:defUnhideWhenUsed="1" w:defQFormat="0" w:count="267">
+    <w:lsdException w:name="Normal" w:semiHidden="0" w:uiPriority="0" w:unhideWhenUsed="0" w:qFormat="1"/>
+    <w:lsdException w:name="heading 1" w:semiHidden="0" w:uiPriority="9" w:unhideWhenUsed="0" w:qFormat="1"/>
+    <w:lsdException w:name="heading 2" w:uiPriority="9" w:qFormat="1"/>
+    <w:lsdException w:name="heading 3" w:uiPriority="9" w:qFormat="1"/>
+    <w:lsdException w:name="heading 4" w:uiPriority="9" w:qFormat="1"/>
+    <w:lsdException w:name="heading 5" w:uiPriority="9" w:qFormat="1"/>
+    <w:lsdException w:name="heading 6" w:uiPriority="9" w:qFormat="1"/>
+    <w:lsdException w:name="heading 7" w:uiPriority="9" w:qFormat="1"/>
+    <w:lsdException w:name="heading 8" w:uiPriority="9" w:qFormat="1"/>
+    <w:lsdException w:name="heading 9" w:uiPriority="9" w:qFormat="1"/>
+    <w:lsdException w:name="toc 1" w:uiPriority="39"/>
+    <w:lsdException w:name="toc 2" w:uiPriority="39"/>
+    <w:lsdException w:name="toc 3" w:uiPriority="39"/>
+    <w:lsdException w:name="toc 4" w:uiPriority="39"/>
+    <w:lsdException w:name="toc 5" w:uiPriority="39"/>
+    <w:lsdException w:name="toc 6" w:uiPriority="39"/>
+    <w:lsdException w:name="toc 7" w:uiPriority="39"/>
+    <w:lsdException w:name="toc 8" w:uiPriority="39"/>
+    <w:lsdException w:name="toc 9" w:uiPriority="39"/>
+    <w:lsdException w:name="caption" w:uiPriority="35"/>
+    <w:lsdException w:name="Title" w:semiHidden="0" w:uiPriority="10" w:unhideWhenUsed="0" w:qFormat="1"/>
+    <w:lsdException w:name="Default Paragraph Font" w:uiPriority="1"/>
+    <w:lsdException w:name="Subtitle" w:semiHidden="0" w:uiPriority="11" w:unhideWhenUsed="0" w:qFormat="1"/>
+    <w:lsdException w:name="Strong" w:semiHidden="0" w:uiPriority="22" w:unhideWhenUsed="0" w:qFormat="1"/>
+    <w:lsdException w:name="Emphasis" w:semiHidden="0" w:uiPriority="20" w:unhideWhenUsed="0" w:qFormat="1"/>
+    <w:lsdException w:name="Table Grid" w:semiHidden="0" w:uiPriority="39" w:unhideWhenUsed="0"/>
+    <w:lsdException w:name="Placeholder Text" w:unhideWhenUsed="0"/>
+    <w:lsdException w:name="No Spacing" w:semiHidden="0" w:uiPriority="1" w:unhideWhenUsed="0" w:qFormat="1"/>
+    <w:lsdException w:name="Light Shading" w:semiHidden="0" w:uiPriority="60" w:unhideWhenUsed="0"/>
+    <w:lsdException w:name="Light List" w:semiHidden="0" w:uiPriority="61" w:unhideWhenUsed="0"/>
+    <w:lsdException w:name="Light Grid" w:semiHidden="0" w:uiPriority="62" w:unhideWhenUsed="0"/>
+    <w:lsdException w:name="Medium Shading 1" w:semiHidden="0" w:uiPriority="63" w:unhideWhenUsed="0"/>
+    <w:lsdException w:name="Medium Shading 2" w:semiHidden="0" w:uiPriority="64" w:unhideWhenUsed="0"/>
+    <w:lsdException w:name="Medium List 1" w:semiHidden="0" w:uiPriority="65" w:unhideWhenUsed="0"/>
+    <w:lsdException w:name="Medium List 2" w:semiHidden="0" w:uiPriority="66" w:unhideWhenUsed="0"/>
+    <w:lsdException w:name="Medium Grid 1" w:semiHidden="0" w:uiPriority="67" w:unhideWhenUsed="0"/>
+    <w:lsdException w:name="Medium Grid 2" w:semiHidden="0" w:uiPriority="68" w:unhideWhenUsed="0"/>
+    <w:lsdException w:name="Medium Grid 3" w:semiHidden="0" w:uiPriority="69" w:unhideWhenUsed="0"/>
+    <w:lsdException w:name="Dark List" w:semiHidden="0" w:uiPriority="70" w:unhideWhenUsed="0"/>
+    <w:lsdException w:name="Colorful Shading" w:semiHidden="0" w:uiPriority="71" w:unhideWhenUsed="0"/>
+    <w:lsdException w:name="Colorful List" w:semiHidden="0" w:uiPriority="72" w:unhideWhenUsed="0"/>
+    <w:lsdException w:name="Colorful Grid" w:semiHidden="0" w:uiPriority="73" w:unhideWhenUsed="0"/>
+    <w:lsdException w:name="Light Shading Accent 1" w:semiHidden="0" w:uiPriority="60" w:unhideWhenUsed="0"/>
+    <w:lsdException w:name="Light List Accent 1" w:semiHidden="0" w:uiPriority="61" w:unhideWhenUsed="0"/>
+    <w:lsdException w:name="Light Grid Accent 1" w:semiHidden="0" w:uiPriority="62" w:unhideWhenUsed="0"/>
+    <w:lsdException w:name="Medium Shading 1 Accent 1" w:semiHidden="0" w:uiPriority="63" w:unhideWhenUsed="0"/>
+    <w:lsdException w:name="Medium Shading 2 Accent 1" w:semiHidden="0" w:uiPriority="64" w:unhideWhenUsed="0"/>
+    <w:lsdException w:name="Medium List 1 Accent 1" w:semiHidden="0" w:uiPriority="65" w:unhideWhenUsed="0"/>
+    <w:lsdException w:name="Revision" w:unhideWhenUsed="0"/>
+    <w:lsdException w:name="List Paragraph" w:semiHidden="0" w:uiPriority="34" w:unhideWhenUsed="0" w:qFormat="1"/>
+    <w:lsdException w:name="Quote" w:semiHidden="0" w:uiPriority="29" w:unhideWhenUsed="0" w:qFormat="1"/>
+    <w:lsdException w:name="Intense Quote" w:semiHidden="0" w:uiPriority="30" w:unhideWhenUsed="0" w:qFormat="1"/>
+    <w:lsdException w:name="Medium List 2 Accent 1" w:semiHidden="0" w:uiPriority="66" w:unhideWhenUsed="0"/>
+    <w:lsdException w:name="Medium Grid 1 Accent 1" w:semiHidden="0" w:uiPriority="67" w:unhideWhenUsed="0"/>
+    <w:lsdException w:name="Medium Grid 2 Accent 1" w:semiHidden="0" w:uiPriority="68" w:unhideWhenUsed="0"/>
+    <w:lsdException w:name="Medium Grid 3 Accent 1" w:semiHidden="0" w:uiPriority="69" w:unhideWhenUsed="0"/>
+    <w:lsdException w:name="Dark List Accent 1" w:semiHidden="0" w:uiPriority="70" w:unhideWhenUsed="0"/>
+    <w:lsdException w:name="Colorful Shading Accent 1" w:semiHidden="0" w:uiPriority="71" w:unhideWhenUsed="0"/>
+    <w:lsdException w:name="Colorful List Accent 1" w:semiHidden="0" w:uiPriority="72" w:unhideWhenUsed="0"/>
+    <w:lsdException w:name="Colorful Grid Accent 1" w:semiHidden="0" w:uiPriority="73" w:unhideWhenUsed="0"/>
+    <w:lsdException w:name="Light Shading Accent 2" w:semiHidden="0" w:uiPriority="60" w:unhideWhenUsed="0"/>
+    <w:lsdException w:name="Light List Accent 2" w:semiHidden="0" w:uiPriority="61" w:unhideWhenUsed="0"/>
+    <w:lsdException w:name="Light Grid Accent 2" w:semiHidden="0" w:uiPriority="62" w:unhideWhenUsed="0"/>
+    <w:lsdException w:name="Medium Shading 1 Accent 2" w:semiHidden="0" w:uiPriority="63" w:unhideWhenUsed="0"/>
+    <w:lsdException w:name="Medium Shading 2 Accent 2" w:semiHidden="0" w:uiPriority="64" w:unhideWhenUsed="0"/>
+    <w:lsdException w:name="Medium List 1 Accent 2" w:semiHidden="0" w:uiPriority="65" w:unhideWhenUsed="0"/>
+    <w:lsdException w:name="Medium List 2 Accent 2" w:semiHidden="0" w:uiPriority="66" w:unhideWhenUsed="0"/>
+    <w:lsdException w:name="Medium Grid 1 Accent 2" w:semiHidden="0" w:uiPriority="67" w:unhideWhenUsed="0"/>
+    <w:lsdException w:name="Medium Grid 2 Accent 2" w:semiHidden="0" w:uiPriority="68" w:unhideWhenUsed="0"/>
+    <w:lsdException w:name="Medium Grid 3 Accent 2" w:semiHidden="0" w:uiPriority="69" w:unhideWhenUsed="0"/>
+    <w:lsdException w:name="Dark List Accent 2" w:semiHidden="0" w:uiPriority="70" w:unhideWhenUsed="0"/>
+    <w:lsdException w:name="Colorful Shading Accent 2" w:semiHidden="0" w:uiPriority="71" w:unhideWhenUsed="0"/>
+    <w:lsdException w:name="Colorful List Accent 2" w:semiHidden="0" w:uiPriority="72" w:unhideWhenUsed="0"/>
+    <w:lsdException w:name="Colorful Grid Accent 2" w:semiHidden="0" w:uiPriority="73" w:unhideWhenUsed="0"/>
+    <w:lsdException w:name="Light Shading Accent 3" w:semiHidden="0" w:uiPriority="60" w:unhideWhenUsed="0"/>
+    <w:lsdException w:name="Light List Accent 3" w:semiHidden="0" w:uiPriority="61" w:unhideWhenUsed="0"/>
+    <w:lsdException w:name="Light Grid Accent 3" w:semiHidden="0" w:uiPriority="62" w:unhideWhenUsed="0"/>
+    <w:lsdException w:name="Medium Shading 1 Accent 3" w:semiHidden="0" w:uiPriority="63" w:unhideWhenUsed="0"/>
+    <w:lsdException w:name="Medium Shading 2 Accent 3" w:semiHidden="0" w:uiPriority="64" w:unhideWhenUsed="0"/>
+    <w:lsdException w:name="Medium List 1 Accent 3" w:semiHidden="0" w:uiPriority="65" w:unhideWhenUsed="0"/>
+    <w:lsdException w:name="Medium List 2 Accent 3" w:semiHidden="0" w:uiPriority="66" w:unhideWhenUsed="0"/>
+    <w:lsdException w:name="Medium Grid 1 Accent 3" w:semiHidden="0" w:uiPriority="67" w:unhideWhenUsed="0"/>
+    <w:lsdException w:name="Medium Grid 2 Accent 3" w:semiHidden="0" w:uiPriority="68" w:unhideWhenUsed="0"/>
+    <w:lsdException w:name="Medium Grid 3 Accent 3" w:semiHidden="0" w:uiPriority="69" w:unhideWhenUsed="0"/>
+    <w:lsdException w:name="Dark List Accent 3" w:semiHidden="0" w:uiPriority="70" w:unhideWhenUsed="0"/>
+    <w:lsdException w:name="Colorful Shading Accent 3" w:semiHidden="0" w:uiPriority="71" w:unhideWhenUsed="0"/>
+    <w:lsdException w:name="Colorful List Accent 3" w:semiHidden="0" w:uiPriority="72" w:unhideWhenUsed="0"/>
+    <w:lsdException w:name="Colorful Grid Accent 3" w:semiHidden="0" w:uiPriority="73" w:unhideWhenUsed="0"/>
+    <w:lsdException w:name="Light Shading Accent 4" w:semiHidden="0" w:uiPriority="60" w:unhideWhenUsed="0"/>
+    <w:lsdException w:name="Light List Accent 4" w:semiHidden="0" w:uiPriority="61" w:unhideWhenUsed="0"/>
+    <w:lsdException w:name="Light Grid Accent 4" w:semiHidden="0" w:uiPriority="62" w:unhideWhenUsed="0"/>
+    <w:lsdException w:name="Medium Shading 1 Accent 4" w:semiHidden="0" w:uiPriority="63" w:unhideWhenUsed="0"/>
+    <w:lsdException w:name="Medium Shading 2 Accent 4" w:semiHidden="0" w:uiPriority="64" w:unhideWhenUsed="0"/>
+    <w:lsdException w:name="Medium List 1 Accent 4" w:semiHidden="0" w:uiPriority="65" w:unhideWhenUsed="0"/>
+    <w:lsdException w:name="Medium List 2 Accent 4" w:semiHidden="0" w:uiPriority="66" w:unhideWhenUsed="0"/>
+    <w:lsdException w:name="Medium Grid 1 Accent 4" w:semiHidden="0" w:uiPriority="67" w:unhideWhenUsed="0"/>
+    <w:lsdException w:name="Medium Grid 2 Accent 4" w:semiHidden="0" w:uiPriority="68" w:unhideWhenUsed="0"/>
+    <w:lsdException w:name="Medium Grid 3 Accent 4" w:semiHidden="0" w:uiPriority="69" w:unhideWhenUsed="0"/>
+    <w:lsdException w:name="Dark List Accent 4" w:semiHidden="0" w:uiPriority="70" w:unhideWhenUsed="0"/>
+    <w:lsdException w:name="Colorful Shading Accent 4" w:semiHidden="0" w:uiPriority="71" w:unhideWhenUsed="0"/>
+    <w:lsdException w:name="Colorful List Accent 4" w:semiHidden="0" w:uiPriority="72" w:unhideWhenUsed="0"/>
+    <w:lsdException w:name="Colorful Grid Accent 4" w:semiHidden="0" w:uiPriority="73" w:unhideWhenUsed="0"/>
+    <w:lsdException w:name="Light Shading Accent 5" w:semiHidden="0" w:uiPriority="60" w:unhideWhenUsed="0"/>
+    <w:lsdException w:name="Light List Accent 5" w:semiHidden="0" w:uiPriority="61" w:unhideWhenUsed="0"/>
+    <w:lsdException w:name="Light Grid Accent 5" w:semiHidden="0" w:uiPriority="62" w:unhideWhenUsed="0"/>
+    <w:lsdException w:name="Medium Shading 1 Accent 5" w:semiHidden="0" w:uiPriority="63" w:unhideWhenUsed="0"/>
+    <w:lsdException w:name="Medium Shading 2 Accent 5" w:semiHidden="0" w:uiPriority="64" w:unhideWhenUsed="0"/>
+    <w:lsdException w:name="Medium List 1 Accent 5" w:semiHidden="0" w:uiPriority="65" w:unhideWhenUsed="0"/>
+    <w:lsdException w:name="Medium List 2 Accent 5" w:semiHidden="0" w:uiPriority="66" w:unhideWhenUsed="0"/>
+    <w:lsdException w:name="Medium Grid 1 Accent 5" w:semiHidden="0" w:uiPriority="67" w:unhideWhenUsed="0"/>
+    <w:lsdException w:name="Medium Grid 2 Accent 5" w:semiHidden="0" w:uiPriority="68" w:unhideWhenUsed="0"/>
+    <w:lsdException w:name="Medium Grid 3 Accent 5" w:semiHidden="0" w:uiPriority="69" w:unhideWhenUsed="0"/>
+    <w:lsdException w:name="Dark List Accent 5" w:semiHidden="0" w:uiPriority="70" w:unhideWhenUsed="0"/>
+    <w:lsdException w:name="Colorful Shading Accent 5" w:semiHidden="0" w:uiPriority="71" w:unhideWhenUsed="0"/>
+    <w:lsdException w:name="Colorful List Accent 5" w:semiHidden="0" w:uiPriority="72" w:unhideWhenUsed="0"/>
+    <w:lsdException w:name="Colorful Grid Accent 5" w:semiHidden="0" w:uiPriority="73" w:unhideWhenUsed="0"/>
+    <w:lsdException w:name="Light Shading Accent 6" w:semiHidden="0" w:uiPriority="60" w:unhideWhenUsed="0"/>
+    <w:lsdException w:name="Light List Accent 6" w:semiHidden="0" w:uiPriority="61" w:unhideWhenUsed="0"/>
+    <w:lsdException w:name="Light Grid Accent 6" w:semiHidden="0" w:uiPriority="62" w:unhideWhenUsed="0"/>
+    <w:lsdException w:name="Medium Shading 1 Accent 6" w:semiHidden="0" w:uiPriority="63" w:unhideWhenUsed="0"/>
+    <w:lsdException w:name="Medium Shading 2 Accent 6" w:semiHidden="0" w:uiPriority="64" w:unhideWhenUsed="0"/>
+    <w:lsdException w:name="Medium List 1 Accent 6" w:semiHidden="0" w:uiPriority="65" w:unhideWhenUsed="0"/>
+    <w:lsdException w:name="Medium List 2 Accent 6" w:semiHidden="0" w:uiPriority="66" w:unhideWhenUsed="0"/>
+    <w:lsdException w:name="Medium Grid 1 Accent 6" w:semiHidden="0" w:uiPriority="67" w:unhideWhenUsed="0"/>
+    <w:lsdException w:name="Medium Grid 2 Accent 6" w:semiHidden="0" w:uiPriority="68" w:unhideWhenUsed="0"/>
+    <w:lsdException w:name="Medium Grid 3 Accent 6" w:semiHidden="0" w:uiPriority="69" w:unhideWhenUsed="0"/>
+    <w:lsdException w:name="Dark List Accent 6" w:semiHidden="0" w:uiPriority="70" w:unhideWhenUsed="0"/>
+    <w:lsdException w:name="Colorful Shading Accent 6" w:semiHidden="0" w:uiPriority="71" w:unhideWhenUsed="0"/>
+    <w:lsdException w:name="Colorful List Accent 6" w:semiHidden="0" w:uiPriority="72" w:unhideWhenUsed="0"/>
+    <w:lsdException w:name="Colorful Grid Accent 6" w:semiHidden="0" w:uiPriority="73" w:unhideWhenUsed="0"/>
+    <w:lsdException w:name="Subtle Emphasis" w:semiHidden="0" w:uiPriority="19" w:unhideWhenUsed="0" w:qFormat="1"/>
+    <w:lsdException w:name="Intense Emphasis" w:semiHidden="0" w:uiPriority="21" w:unhideWhenUsed="0" w:qFormat="1"/>
+    <w:lsdException w:name="Subtle Reference" w:semiHidden="0" w:uiPriority="31" w:unhideWhenUsed="0" w:qFormat="1"/>
+    <w:lsdException w:name="Intense Reference" w:semiHidden="0" w:uiPriority="32" w:unhideWhenUsed="0" w:qFormat="1"/>
+    <w:lsdException w:name="Book Title" w:semiHidden="0" w:uiPriority="33" w:unhideWhenUsed="0" w:qFormat="1"/>
+    <w:lsdException w:name="Bibliography" w:uiPriority="37"/>
+    <w:lsdException w:name="TOC Heading" w:uiPriority="39" w:qFormat="1"/>
   </w:latentStyles>
   <w:style w:type="paragraph" w:default="1" w:styleId="a">
     <w:name w:val="Normal"/>
@@ -1397,7 +1842,6 @@
     <w:basedOn w:val="a"/>
     <w:next w:val="a"/>
     <w:uiPriority w:val="35"/>
-    <w:semiHidden/>
     <w:unhideWhenUsed/>
     <w:rsid w:val="00074C99"/>
     <w:pPr>
@@ -1434,7 +1878,7 @@
     </w:rPr>
   </w:style>
   <w:style w:type="character" w:customStyle="1" w:styleId="a5">
-    <w:name w:val="Заголовок Знак"/>
+    <w:name w:val="Название Знак"/>
     <w:basedOn w:val="a0"/>
     <w:link w:val="a4"/>
     <w:uiPriority w:val="10"/>
@@ -1656,6 +2100,7 @@
     <w:uiPriority w:val="39"/>
     <w:rsid w:val="00074C99"/>
     <w:tblPr>
+      <w:tblInd w:w="0" w:type="dxa"/>
       <w:tblBorders>
         <w:top w:val="single" w:sz="4" w:space="0" w:color="auto"/>
         <w:left w:val="single" w:sz="4" w:space="0" w:color="auto"/>
@@ -1664,9 +2109,1472 @@
         <w:insideH w:val="single" w:sz="4" w:space="0" w:color="auto"/>
         <w:insideV w:val="single" w:sz="4" w:space="0" w:color="auto"/>
       </w:tblBorders>
+      <w:tblCellMar>
+        <w:top w:w="0" w:type="dxa"/>
+        <w:left w:w="108" w:type="dxa"/>
+        <w:bottom w:w="0" w:type="dxa"/>
+        <w:right w:w="108" w:type="dxa"/>
+      </w:tblCellMar>
     </w:tblPr>
   </w:style>
+  <w:style w:type="paragraph" w:styleId="af5">
+    <w:name w:val="Balloon Text"/>
+    <w:basedOn w:val="a"/>
+    <w:link w:val="af6"/>
+    <w:uiPriority w:val="99"/>
+    <w:semiHidden/>
+    <w:unhideWhenUsed/>
+    <w:rsid w:val="004B1751"/>
+    <w:rPr>
+      <w:rFonts w:ascii="Tahoma" w:hAnsi="Tahoma" w:cs="Tahoma"/>
+      <w:sz w:val="16"/>
+      <w:szCs w:val="16"/>
+    </w:rPr>
+  </w:style>
+  <w:style w:type="character" w:customStyle="1" w:styleId="af6">
+    <w:name w:val="Текст выноски Знак"/>
+    <w:basedOn w:val="a0"/>
+    <w:link w:val="af5"/>
+    <w:uiPriority w:val="99"/>
+    <w:semiHidden/>
+    <w:rsid w:val="004B1751"/>
+    <w:rPr>
+      <w:rFonts w:ascii="Tahoma" w:hAnsi="Tahoma" w:cs="Tahoma"/>
+      <w:sz w:val="16"/>
+      <w:szCs w:val="16"/>
+    </w:rPr>
+  </w:style>
+  <w:style w:type="paragraph" w:styleId="af7">
+    <w:name w:val="header"/>
+    <w:basedOn w:val="a"/>
+    <w:link w:val="af8"/>
+    <w:uiPriority w:val="99"/>
+    <w:unhideWhenUsed/>
+    <w:rsid w:val="00EB5253"/>
+    <w:pPr>
+      <w:tabs>
+        <w:tab w:val="center" w:pos="4677"/>
+        <w:tab w:val="right" w:pos="9355"/>
+      </w:tabs>
+    </w:pPr>
+  </w:style>
+  <w:style w:type="character" w:customStyle="1" w:styleId="af8">
+    <w:name w:val="Верхний колонтитул Знак"/>
+    <w:basedOn w:val="a0"/>
+    <w:link w:val="af7"/>
+    <w:uiPriority w:val="99"/>
+    <w:rsid w:val="00EB5253"/>
+    <w:rPr>
+      <w:sz w:val="24"/>
+      <w:szCs w:val="24"/>
+    </w:rPr>
+  </w:style>
+  <w:style w:type="paragraph" w:styleId="af9">
+    <w:name w:val="footer"/>
+    <w:basedOn w:val="a"/>
+    <w:link w:val="afa"/>
+    <w:uiPriority w:val="99"/>
+    <w:unhideWhenUsed/>
+    <w:rsid w:val="00EB5253"/>
+    <w:pPr>
+      <w:tabs>
+        <w:tab w:val="center" w:pos="4677"/>
+        <w:tab w:val="right" w:pos="9355"/>
+      </w:tabs>
+    </w:pPr>
+  </w:style>
+  <w:style w:type="character" w:customStyle="1" w:styleId="afa">
+    <w:name w:val="Нижний колонтитул Знак"/>
+    <w:basedOn w:val="a0"/>
+    <w:link w:val="af9"/>
+    <w:uiPriority w:val="99"/>
+    <w:rsid w:val="00EB5253"/>
+    <w:rPr>
+      <w:sz w:val="24"/>
+      <w:szCs w:val="24"/>
+    </w:rPr>
+  </w:style>
 </w:styles>
+</file>
+
+<file path=word/stylesWithEffects.xml><?xml version="1.0" encoding="utf-8"?>
+<w:styles xmlns:wpc="http://schemas.microsoft.com/office/word/2010/wordprocessingCanvas" xmlns:mc="http://schemas.openxmlformats.org/markup-compatibility/2006" xmlns:o="urn:schemas-microsoft-com:office:office" xmlns:r="http://schemas.openxmlformats.org/officeDocument/2006/relationships" xmlns:m="http://schemas.openxmlformats.org/officeDocument/2006/math" xmlns:v="urn:schemas-microsoft-com:vml" xmlns:wp14="http://schemas.microsoft.com/office/word/2010/wordprocessingDrawing" xmlns:wp="http://schemas.openxmlformats.org/drawingml/2006/wordprocessingDrawing" xmlns:w10="urn:schemas-microsoft-com:office:word" xmlns:w="http://schemas.openxmlformats.org/wordprocessingml/2006/main" xmlns:w14="http://schemas.microsoft.com/office/word/2010/wordml" xmlns:wpg="http://schemas.microsoft.com/office/word/2010/wordprocessingGroup" xmlns:wpi="http://schemas.microsoft.com/office/word/2010/wordprocessingInk" xmlns:wne="http://schemas.microsoft.com/office/word/2006/wordml" xmlns:wps="http://schemas.microsoft.com/office/word/2010/wordprocessingShape" mc:Ignorable="w14 wp14">
+  <w:docDefaults>
+    <w:rPrDefault>
+      <w:rPr>
+        <w:rFonts w:asciiTheme="minorHAnsi" w:eastAsiaTheme="minorEastAsia" w:hAnsiTheme="minorHAnsi" w:cs="Times New Roman"/>
+        <w:sz w:val="22"/>
+        <w:szCs w:val="22"/>
+        <w:lang w:val="ru-RU" w:eastAsia="en-US" w:bidi="ar-SA"/>
+      </w:rPr>
+    </w:rPrDefault>
+    <w:pPrDefault/>
+  </w:docDefaults>
+  <w:latentStyles w:defLockedState="0" w:defUIPriority="99" w:defSemiHidden="1" w:defUnhideWhenUsed="1" w:defQFormat="0" w:count="267">
+    <w:lsdException w:name="Normal" w:semiHidden="0" w:uiPriority="0" w:unhideWhenUsed="0" w:qFormat="1"/>
+    <w:lsdException w:name="heading 1" w:semiHidden="0" w:uiPriority="9" w:unhideWhenUsed="0" w:qFormat="1"/>
+    <w:lsdException w:name="heading 2" w:uiPriority="9" w:qFormat="1"/>
+    <w:lsdException w:name="heading 3" w:uiPriority="9" w:qFormat="1"/>
+    <w:lsdException w:name="heading 4" w:uiPriority="9" w:qFormat="1"/>
+    <w:lsdException w:name="heading 5" w:uiPriority="9" w:qFormat="1"/>
+    <w:lsdException w:name="heading 6" w:uiPriority="9" w:qFormat="1"/>
+    <w:lsdException w:name="heading 7" w:uiPriority="9" w:qFormat="1"/>
+    <w:lsdException w:name="heading 8" w:uiPriority="9" w:qFormat="1"/>
+    <w:lsdException w:name="heading 9" w:uiPriority="9" w:qFormat="1"/>
+    <w:lsdException w:name="toc 1" w:uiPriority="39"/>
+    <w:lsdException w:name="toc 2" w:uiPriority="39"/>
+    <w:lsdException w:name="toc 3" w:uiPriority="39"/>
+    <w:lsdException w:name="toc 4" w:uiPriority="39"/>
+    <w:lsdException w:name="toc 5" w:uiPriority="39"/>
+    <w:lsdException w:name="toc 6" w:uiPriority="39"/>
+    <w:lsdException w:name="toc 7" w:uiPriority="39"/>
+    <w:lsdException w:name="toc 8" w:uiPriority="39"/>
+    <w:lsdException w:name="toc 9" w:uiPriority="39"/>
+    <w:lsdException w:name="caption" w:uiPriority="35"/>
+    <w:lsdException w:name="Title" w:semiHidden="0" w:uiPriority="10" w:unhideWhenUsed="0" w:qFormat="1"/>
+    <w:lsdException w:name="Default Paragraph Font" w:uiPriority="1"/>
+    <w:lsdException w:name="Subtitle" w:semiHidden="0" w:uiPriority="11" w:unhideWhenUsed="0" w:qFormat="1"/>
+    <w:lsdException w:name="Strong" w:semiHidden="0" w:uiPriority="22" w:unhideWhenUsed="0" w:qFormat="1"/>
+    <w:lsdException w:name="Emphasis" w:semiHidden="0" w:uiPriority="20" w:unhideWhenUsed="0" w:qFormat="1"/>
+    <w:lsdException w:name="Table Grid" w:semiHidden="0" w:uiPriority="39" w:unhideWhenUsed="0"/>
+    <w:lsdException w:name="Placeholder Text" w:unhideWhenUsed="0"/>
+    <w:lsdException w:name="No Spacing" w:semiHidden="0" w:uiPriority="1" w:unhideWhenUsed="0" w:qFormat="1"/>
+    <w:lsdException w:name="Light Shading" w:semiHidden="0" w:uiPriority="60" w:unhideWhenUsed="0"/>
+    <w:lsdException w:name="Light List" w:semiHidden="0" w:uiPriority="61" w:unhideWhenUsed="0"/>
+    <w:lsdException w:name="Light Grid" w:semiHidden="0" w:uiPriority="62" w:unhideWhenUsed="0"/>
+    <w:lsdException w:name="Medium Shading 1" w:semiHidden="0" w:uiPriority="63" w:unhideWhenUsed="0"/>
+    <w:lsdException w:name="Medium Shading 2" w:semiHidden="0" w:uiPriority="64" w:unhideWhenUsed="0"/>
+    <w:lsdException w:name="Medium List 1" w:semiHidden="0" w:uiPriority="65" w:unhideWhenUsed="0"/>
+    <w:lsdException w:name="Medium List 2" w:semiHidden="0" w:uiPriority="66" w:unhideWhenUsed="0"/>
+    <w:lsdException w:name="Medium Grid 1" w:semiHidden="0" w:uiPriority="67" w:unhideWhenUsed="0"/>
+    <w:lsdException w:name="Medium Grid 2" w:semiHidden="0" w:uiPriority="68" w:unhideWhenUsed="0"/>
+    <w:lsdException w:name="Medium Grid 3" w:semiHidden="0" w:uiPriority="69" w:unhideWhenUsed="0"/>
+    <w:lsdException w:name="Dark List" w:semiHidden="0" w:uiPriority="70" w:unhideWhenUsed="0"/>
+    <w:lsdException w:name="Colorful Shading" w:semiHidden="0" w:uiPriority="71" w:unhideWhenUsed="0"/>
+    <w:lsdException w:name="Colorful List" w:semiHidden="0" w:uiPriority="72" w:unhideWhenUsed="0"/>
+    <w:lsdException w:name="Colorful Grid" w:semiHidden="0" w:uiPriority="73" w:unhideWhenUsed="0"/>
+    <w:lsdException w:name="Light Shading Accent 1" w:semiHidden="0" w:uiPriority="60" w:unhideWhenUsed="0"/>
+    <w:lsdException w:name="Light List Accent 1" w:semiHidden="0" w:uiPriority="61" w:unhideWhenUsed="0"/>
+    <w:lsdException w:name="Light Grid Accent 1" w:semiHidden="0" w:uiPriority="62" w:unhideWhenUsed="0"/>
+    <w:lsdException w:name="Medium Shading 1 Accent 1" w:semiHidden="0" w:uiPriority="63" w:unhideWhenUsed="0"/>
+    <w:lsdException w:name="Medium Shading 2 Accent 1" w:semiHidden="0" w:uiPriority="64" w:unhideWhenUsed="0"/>
+    <w:lsdException w:name="Medium List 1 Accent 1" w:semiHidden="0" w:uiPriority="65" w:unhideWhenUsed="0"/>
+    <w:lsdException w:name="Revision" w:unhideWhenUsed="0"/>
+    <w:lsdException w:name="List Paragraph" w:semiHidden="0" w:uiPriority="34" w:unhideWhenUsed="0" w:qFormat="1"/>
+    <w:lsdException w:name="Quote" w:semiHidden="0" w:uiPriority="29" w:unhideWhenUsed="0" w:qFormat="1"/>
+    <w:lsdException w:name="Intense Quote" w:semiHidden="0" w:uiPriority="30" w:unhideWhenUsed="0" w:qFormat="1"/>
+    <w:lsdException w:name="Medium List 2 Accent 1" w:semiHidden="0" w:uiPriority="66" w:unhideWhenUsed="0"/>
+    <w:lsdException w:name="Medium Grid 1 Accent 1" w:semiHidden="0" w:uiPriority="67" w:unhideWhenUsed="0"/>
+    <w:lsdException w:name="Medium Grid 2 Accent 1" w:semiHidden="0" w:uiPriority="68" w:unhideWhenUsed="0"/>
+    <w:lsdException w:name="Medium Grid 3 Accent 1" w:semiHidden="0" w:uiPriority="69" w:unhideWhenUsed="0"/>
+    <w:lsdException w:name="Dark List Accent 1" w:semiHidden="0" w:uiPriority="70" w:unhideWhenUsed="0"/>
+    <w:lsdException w:name="Colorful Shading Accent 1" w:semiHidden="0" w:uiPriority="71" w:unhideWhenUsed="0"/>
+    <w:lsdException w:name="Colorful List Accent 1" w:semiHidden="0" w:uiPriority="72" w:unhideWhenUsed="0"/>
+    <w:lsdException w:name="Colorful Grid Accent 1" w:semiHidden="0" w:uiPriority="73" w:unhideWhenUsed="0"/>
+    <w:lsdException w:name="Light Shading Accent 2" w:semiHidden="0" w:uiPriority="60" w:unhideWhenUsed="0"/>
+    <w:lsdException w:name="Light List Accent 2" w:semiHidden="0" w:uiPriority="61" w:unhideWhenUsed="0"/>
+    <w:lsdException w:name="Light Grid Accent 2" w:semiHidden="0" w:uiPriority="62" w:unhideWhenUsed="0"/>
+    <w:lsdException w:name="Medium Shading 1 Accent 2" w:semiHidden="0" w:uiPriority="63" w:unhideWhenUsed="0"/>
+    <w:lsdException w:name="Medium Shading 2 Accent 2" w:semiHidden="0" w:uiPriority="64" w:unhideWhenUsed="0"/>
+    <w:lsdException w:name="Medium List 1 Accent 2" w:semiHidden="0" w:uiPriority="65" w:unhideWhenUsed="0"/>
+    <w:lsdException w:name="Medium List 2 Accent 2" w:semiHidden="0" w:uiPriority="66" w:unhideWhenUsed="0"/>
+    <w:lsdException w:name="Medium Grid 1 Accent 2" w:semiHidden="0" w:uiPriority="67" w:unhideWhenUsed="0"/>
+    <w:lsdException w:name="Medium Grid 2 Accent 2" w:semiHidden="0" w:uiPriority="68" w:unhideWhenUsed="0"/>
+    <w:lsdException w:name="Medium Grid 3 Accent 2" w:semiHidden="0" w:uiPriority="69" w:unhideWhenUsed="0"/>
+    <w:lsdException w:name="Dark List Accent 2" w:semiHidden="0" w:uiPriority="70" w:unhideWhenUsed="0"/>
+    <w:lsdException w:name="Colorful Shading Accent 2" w:semiHidden="0" w:uiPriority="71" w:unhideWhenUsed="0"/>
+    <w:lsdException w:name="Colorful List Accent 2" w:semiHidden="0" w:uiPriority="72" w:unhideWhenUsed="0"/>
+    <w:lsdException w:name="Colorful Grid Accent 2" w:semiHidden="0" w:uiPriority="73" w:unhideWhenUsed="0"/>
+    <w:lsdException w:name="Light Shading Accent 3" w:semiHidden="0" w:uiPriority="60" w:unhideWhenUsed="0"/>
+    <w:lsdException w:name="Light List Accent 3" w:semiHidden="0" w:uiPriority="61" w:unhideWhenUsed="0"/>
+    <w:lsdException w:name="Light Grid Accent 3" w:semiHidden="0" w:uiPriority="62" w:unhideWhenUsed="0"/>
+    <w:lsdException w:name="Medium Shading 1 Accent 3" w:semiHidden="0" w:uiPriority="63" w:unhideWhenUsed="0"/>
+    <w:lsdException w:name="Medium Shading 2 Accent 3" w:semiHidden="0" w:uiPriority="64" w:unhideWhenUsed="0"/>
+    <w:lsdException w:name="Medium List 1 Accent 3" w:semiHidden="0" w:uiPriority="65" w:unhideWhenUsed="0"/>
+    <w:lsdException w:name="Medium List 2 Accent 3" w:semiHidden="0" w:uiPriority="66" w:unhideWhenUsed="0"/>
+    <w:lsdException w:name="Medium Grid 1 Accent 3" w:semiHidden="0" w:uiPriority="67" w:unhideWhenUsed="0"/>
+    <w:lsdException w:name="Medium Grid 2 Accent 3" w:semiHidden="0" w:uiPriority="68" w:unhideWhenUsed="0"/>
+    <w:lsdException w:name="Medium Grid 3 Accent 3" w:semiHidden="0" w:uiPriority="69" w:unhideWhenUsed="0"/>
+    <w:lsdException w:name="Dark List Accent 3" w:semiHidden="0" w:uiPriority="70" w:unhideWhenUsed="0"/>
+    <w:lsdException w:name="Colorful Shading Accent 3" w:semiHidden="0" w:uiPriority="71" w:unhideWhenUsed="0"/>
+    <w:lsdException w:name="Colorful List Accent 3" w:semiHidden="0" w:uiPriority="72" w:unhideWhenUsed="0"/>
+    <w:lsdException w:name="Colorful Grid Accent 3" w:semiHidden="0" w:uiPriority="73" w:unhideWhenUsed="0"/>
+    <w:lsdException w:name="Light Shading Accent 4" w:semiHidden="0" w:uiPriority="60" w:unhideWhenUsed="0"/>
+    <w:lsdException w:name="Light List Accent 4" w:semiHidden="0" w:uiPriority="61" w:unhideWhenUsed="0"/>
+    <w:lsdException w:name="Light Grid Accent 4" w:semiHidden="0" w:uiPriority="62" w:unhideWhenUsed="0"/>
+    <w:lsdException w:name="Medium Shading 1 Accent 4" w:semiHidden="0" w:uiPriority="63" w:unhideWhenUsed="0"/>
+    <w:lsdException w:name="Medium Shading 2 Accent 4" w:semiHidden="0" w:uiPriority="64" w:unhideWhenUsed="0"/>
+    <w:lsdException w:name="Medium List 1 Accent 4" w:semiHidden="0" w:uiPriority="65" w:unhideWhenUsed="0"/>
+    <w:lsdException w:name="Medium List 2 Accent 4" w:semiHidden="0" w:uiPriority="66" w:unhideWhenUsed="0"/>
+    <w:lsdException w:name="Medium Grid 1 Accent 4" w:semiHidden="0" w:uiPriority="67" w:unhideWhenUsed="0"/>
+    <w:lsdException w:name="Medium Grid 2 Accent 4" w:semiHidden="0" w:uiPriority="68" w:unhideWhenUsed="0"/>
+    <w:lsdException w:name="Medium Grid 3 Accent 4" w:semiHidden="0" w:uiPriority="69" w:unhideWhenUsed="0"/>
+    <w:lsdException w:name="Dark List Accent 4" w:semiHidden="0" w:uiPriority="70" w:unhideWhenUsed="0"/>
+    <w:lsdException w:name="Colorful Shading Accent 4" w:semiHidden="0" w:uiPriority="71" w:unhideWhenUsed="0"/>
+    <w:lsdException w:name="Colorful List Accent 4" w:semiHidden="0" w:uiPriority="72" w:unhideWhenUsed="0"/>
+    <w:lsdException w:name="Colorful Grid Accent 4" w:semiHidden="0" w:uiPriority="73" w:unhideWhenUsed="0"/>
+    <w:lsdException w:name="Light Shading Accent 5" w:semiHidden="0" w:uiPriority="60" w:unhideWhenUsed="0"/>
+    <w:lsdException w:name="Light List Accent 5" w:semiHidden="0" w:uiPriority="61" w:unhideWhenUsed="0"/>
+    <w:lsdException w:name="Light Grid Accent 5" w:semiHidden="0" w:uiPriority="62" w:unhideWhenUsed="0"/>
+    <w:lsdException w:name="Medium Shading 1 Accent 5" w:semiHidden="0" w:uiPriority="63" w:unhideWhenUsed="0"/>
+    <w:lsdException w:name="Medium Shading 2 Accent 5" w:semiHidden="0" w:uiPriority="64" w:unhideWhenUsed="0"/>
+    <w:lsdException w:name="Medium List 1 Accent 5" w:semiHidden="0" w:uiPriority="65" w:unhideWhenUsed="0"/>
+    <w:lsdException w:name="Medium List 2 Accent 5" w:semiHidden="0" w:uiPriority="66" w:unhideWhenUsed="0"/>
+    <w:lsdException w:name="Medium Grid 1 Accent 5" w:semiHidden="0" w:uiPriority="67" w:unhideWhenUsed="0"/>
+    <w:lsdException w:name="Medium Grid 2 Accent 5" w:semiHidden="0" w:uiPriority="68" w:unhideWhenUsed="0"/>
+    <w:lsdException w:name="Medium Grid 3 Accent 5" w:semiHidden="0" w:uiPriority="69" w:unhideWhenUsed="0"/>
+    <w:lsdException w:name="Dark List Accent 5" w:semiHidden="0" w:uiPriority="70" w:unhideWhenUsed="0"/>
+    <w:lsdException w:name="Colorful Shading Accent 5" w:semiHidden="0" w:uiPriority="71" w:unhideWhenUsed="0"/>
+    <w:lsdException w:name="Colorful List Accent 5" w:semiHidden="0" w:uiPriority="72" w:unhideWhenUsed="0"/>
+    <w:lsdException w:name="Colorful Grid Accent 5" w:semiHidden="0" w:uiPriority="73" w:unhideWhenUsed="0"/>
+    <w:lsdException w:name="Light Shading Accent 6" w:semiHidden="0" w:uiPriority="60" w:unhideWhenUsed="0"/>
+    <w:lsdException w:name="Light List Accent 6" w:semiHidden="0" w:uiPriority="61" w:unhideWhenUsed="0"/>
+    <w:lsdException w:name="Light Grid Accent 6" w:semiHidden="0" w:uiPriority="62" w:unhideWhenUsed="0"/>
+    <w:lsdException w:name="Medium Shading 1 Accent 6" w:semiHidden="0" w:uiPriority="63" w:unhideWhenUsed="0"/>
+    <w:lsdException w:name="Medium Shading 2 Accent 6" w:semiHidden="0" w:uiPriority="64" w:unhideWhenUsed="0"/>
+    <w:lsdException w:name="Medium List 1 Accent 6" w:semiHidden="0" w:uiPriority="65" w:unhideWhenUsed="0"/>
+    <w:lsdException w:name="Medium List 2 Accent 6" w:semiHidden="0" w:uiPriority="66" w:unhideWhenUsed="0"/>
+    <w:lsdException w:name="Medium Grid 1 Accent 6" w:semiHidden="0" w:uiPriority="67" w:unhideWhenUsed="0"/>
+    <w:lsdException w:name="Medium Grid 2 Accent 6" w:semiHidden="0" w:uiPriority="68" w:unhideWhenUsed="0"/>
+    <w:lsdException w:name="Medium Grid 3 Accent 6" w:semiHidden="0" w:uiPriority="69" w:unhideWhenUsed="0"/>
+    <w:lsdException w:name="Dark List Accent 6" w:semiHidden="0" w:uiPriority="70" w:unhideWhenUsed="0"/>
+    <w:lsdException w:name="Colorful Shading Accent 6" w:semiHidden="0" w:uiPriority="71" w:unhideWhenUsed="0"/>
+    <w:lsdException w:name="Colorful List Accent 6" w:semiHidden="0" w:uiPriority="72" w:unhideWhenUsed="0"/>
+    <w:lsdException w:name="Colorful Grid Accent 6" w:semiHidden="0" w:uiPriority="73" w:unhideWhenUsed="0"/>
+    <w:lsdException w:name="Subtle Emphasis" w:semiHidden="0" w:uiPriority="19" w:unhideWhenUsed="0" w:qFormat="1"/>
+    <w:lsdException w:name="Intense Emphasis" w:semiHidden="0" w:uiPriority="21" w:unhideWhenUsed="0" w:qFormat="1"/>
+    <w:lsdException w:name="Subtle Reference" w:semiHidden="0" w:uiPriority="31" w:unhideWhenUsed="0" w:qFormat="1"/>
+    <w:lsdException w:name="Intense Reference" w:semiHidden="0" w:uiPriority="32" w:unhideWhenUsed="0" w:qFormat="1"/>
+    <w:lsdException w:name="Book Title" w:semiHidden="0" w:uiPriority="33" w:unhideWhenUsed="0" w:qFormat="1"/>
+    <w:lsdException w:name="Bibliography" w:uiPriority="37"/>
+    <w:lsdException w:name="TOC Heading" w:uiPriority="39" w:qFormat="1"/>
+  </w:latentStyles>
+  <w:style w:type="paragraph" w:default="1" w:styleId="a">
+    <w:name w:val="Normal"/>
+    <w:qFormat/>
+    <w:rsid w:val="00074C99"/>
+    <w:rPr>
+      <w:sz w:val="24"/>
+      <w:szCs w:val="24"/>
+    </w:rPr>
+  </w:style>
+  <w:style w:type="paragraph" w:styleId="1">
+    <w:name w:val="heading 1"/>
+    <w:basedOn w:val="a"/>
+    <w:next w:val="a"/>
+    <w:link w:val="10"/>
+    <w:uiPriority w:val="9"/>
+    <w:qFormat/>
+    <w:rsid w:val="00074C99"/>
+    <w:pPr>
+      <w:keepNext/>
+      <w:spacing w:before="240" w:after="60"/>
+      <w:outlineLvl w:val="0"/>
+    </w:pPr>
+    <w:rPr>
+      <w:rFonts w:asciiTheme="majorHAnsi" w:eastAsiaTheme="majorEastAsia" w:hAnsiTheme="majorHAnsi" w:cstheme="majorBidi"/>
+      <w:b/>
+      <w:bCs/>
+      <w:kern w:val="32"/>
+      <w:sz w:val="32"/>
+      <w:szCs w:val="32"/>
+    </w:rPr>
+  </w:style>
+  <w:style w:type="paragraph" w:styleId="2">
+    <w:name w:val="heading 2"/>
+    <w:basedOn w:val="a"/>
+    <w:next w:val="a"/>
+    <w:link w:val="20"/>
+    <w:uiPriority w:val="9"/>
+    <w:semiHidden/>
+    <w:unhideWhenUsed/>
+    <w:qFormat/>
+    <w:rsid w:val="00074C99"/>
+    <w:pPr>
+      <w:keepNext/>
+      <w:spacing w:before="240" w:after="60"/>
+      <w:outlineLvl w:val="1"/>
+    </w:pPr>
+    <w:rPr>
+      <w:rFonts w:asciiTheme="majorHAnsi" w:eastAsiaTheme="majorEastAsia" w:hAnsiTheme="majorHAnsi" w:cstheme="majorBidi"/>
+      <w:b/>
+      <w:bCs/>
+      <w:i/>
+      <w:iCs/>
+      <w:sz w:val="28"/>
+      <w:szCs w:val="28"/>
+    </w:rPr>
+  </w:style>
+  <w:style w:type="paragraph" w:styleId="3">
+    <w:name w:val="heading 3"/>
+    <w:basedOn w:val="a"/>
+    <w:next w:val="a"/>
+    <w:link w:val="30"/>
+    <w:uiPriority w:val="9"/>
+    <w:semiHidden/>
+    <w:unhideWhenUsed/>
+    <w:qFormat/>
+    <w:rsid w:val="00074C99"/>
+    <w:pPr>
+      <w:keepNext/>
+      <w:spacing w:before="240" w:after="60"/>
+      <w:outlineLvl w:val="2"/>
+    </w:pPr>
+    <w:rPr>
+      <w:rFonts w:asciiTheme="majorHAnsi" w:eastAsiaTheme="majorEastAsia" w:hAnsiTheme="majorHAnsi" w:cstheme="majorBidi"/>
+      <w:b/>
+      <w:bCs/>
+      <w:sz w:val="26"/>
+      <w:szCs w:val="26"/>
+    </w:rPr>
+  </w:style>
+  <w:style w:type="paragraph" w:styleId="4">
+    <w:name w:val="heading 4"/>
+    <w:basedOn w:val="a"/>
+    <w:next w:val="a"/>
+    <w:link w:val="40"/>
+    <w:uiPriority w:val="9"/>
+    <w:semiHidden/>
+    <w:unhideWhenUsed/>
+    <w:qFormat/>
+    <w:rsid w:val="00074C99"/>
+    <w:pPr>
+      <w:keepNext/>
+      <w:spacing w:before="240" w:after="60"/>
+      <w:outlineLvl w:val="3"/>
+    </w:pPr>
+    <w:rPr>
+      <w:rFonts w:cstheme="majorBidi"/>
+      <w:b/>
+      <w:bCs/>
+      <w:sz w:val="28"/>
+      <w:szCs w:val="28"/>
+    </w:rPr>
+  </w:style>
+  <w:style w:type="paragraph" w:styleId="5">
+    <w:name w:val="heading 5"/>
+    <w:basedOn w:val="a"/>
+    <w:next w:val="a"/>
+    <w:link w:val="50"/>
+    <w:uiPriority w:val="9"/>
+    <w:semiHidden/>
+    <w:unhideWhenUsed/>
+    <w:qFormat/>
+    <w:rsid w:val="00074C99"/>
+    <w:pPr>
+      <w:spacing w:before="240" w:after="60"/>
+      <w:outlineLvl w:val="4"/>
+    </w:pPr>
+    <w:rPr>
+      <w:rFonts w:cstheme="majorBidi"/>
+      <w:b/>
+      <w:bCs/>
+      <w:i/>
+      <w:iCs/>
+      <w:sz w:val="26"/>
+      <w:szCs w:val="26"/>
+    </w:rPr>
+  </w:style>
+  <w:style w:type="paragraph" w:styleId="6">
+    <w:name w:val="heading 6"/>
+    <w:basedOn w:val="a"/>
+    <w:next w:val="a"/>
+    <w:link w:val="60"/>
+    <w:uiPriority w:val="9"/>
+    <w:semiHidden/>
+    <w:unhideWhenUsed/>
+    <w:qFormat/>
+    <w:rsid w:val="00074C99"/>
+    <w:pPr>
+      <w:spacing w:before="240" w:after="60"/>
+      <w:outlineLvl w:val="5"/>
+    </w:pPr>
+    <w:rPr>
+      <w:rFonts w:cstheme="majorBidi"/>
+      <w:b/>
+      <w:bCs/>
+      <w:sz w:val="22"/>
+      <w:szCs w:val="22"/>
+    </w:rPr>
+  </w:style>
+  <w:style w:type="paragraph" w:styleId="7">
+    <w:name w:val="heading 7"/>
+    <w:basedOn w:val="a"/>
+    <w:next w:val="a"/>
+    <w:link w:val="70"/>
+    <w:uiPriority w:val="9"/>
+    <w:semiHidden/>
+    <w:unhideWhenUsed/>
+    <w:qFormat/>
+    <w:rsid w:val="00074C99"/>
+    <w:pPr>
+      <w:spacing w:before="240" w:after="60"/>
+      <w:outlineLvl w:val="6"/>
+    </w:pPr>
+    <w:rPr>
+      <w:rFonts w:cstheme="majorBidi"/>
+    </w:rPr>
+  </w:style>
+  <w:style w:type="paragraph" w:styleId="8">
+    <w:name w:val="heading 8"/>
+    <w:basedOn w:val="a"/>
+    <w:next w:val="a"/>
+    <w:link w:val="80"/>
+    <w:uiPriority w:val="9"/>
+    <w:semiHidden/>
+    <w:unhideWhenUsed/>
+    <w:qFormat/>
+    <w:rsid w:val="00074C99"/>
+    <w:pPr>
+      <w:spacing w:before="240" w:after="60"/>
+      <w:outlineLvl w:val="7"/>
+    </w:pPr>
+    <w:rPr>
+      <w:rFonts w:cstheme="majorBidi"/>
+      <w:i/>
+      <w:iCs/>
+    </w:rPr>
+  </w:style>
+  <w:style w:type="paragraph" w:styleId="9">
+    <w:name w:val="heading 9"/>
+    <w:basedOn w:val="a"/>
+    <w:next w:val="a"/>
+    <w:link w:val="90"/>
+    <w:uiPriority w:val="9"/>
+    <w:semiHidden/>
+    <w:unhideWhenUsed/>
+    <w:qFormat/>
+    <w:rsid w:val="00074C99"/>
+    <w:pPr>
+      <w:spacing w:before="240" w:after="60"/>
+      <w:outlineLvl w:val="8"/>
+    </w:pPr>
+    <w:rPr>
+      <w:rFonts w:asciiTheme="majorHAnsi" w:eastAsiaTheme="majorEastAsia" w:hAnsiTheme="majorHAnsi" w:cstheme="majorBidi"/>
+      <w:sz w:val="22"/>
+      <w:szCs w:val="22"/>
+    </w:rPr>
+  </w:style>
+  <w:style w:type="character" w:default="1" w:styleId="a0">
+    <w:name w:val="Default Paragraph Font"/>
+    <w:uiPriority w:val="1"/>
+    <w:semiHidden/>
+    <w:unhideWhenUsed/>
+  </w:style>
+  <w:style w:type="table" w:default="1" w:styleId="a1">
+    <w:name w:val="Normal Table"/>
+    <w:uiPriority w:val="99"/>
+    <w:semiHidden/>
+    <w:unhideWhenUsed/>
+    <w:tblPr>
+      <w:tblInd w:w="0" w:type="dxa"/>
+      <w:tblCellMar>
+        <w:top w:w="0" w:type="dxa"/>
+        <w:left w:w="108" w:type="dxa"/>
+        <w:bottom w:w="0" w:type="dxa"/>
+        <w:right w:w="108" w:type="dxa"/>
+      </w:tblCellMar>
+    </w:tblPr>
+  </w:style>
+  <w:style w:type="numbering" w:default="1" w:styleId="a2">
+    <w:name w:val="No List"/>
+    <w:uiPriority w:val="99"/>
+    <w:semiHidden/>
+    <w:unhideWhenUsed/>
+  </w:style>
+  <w:style w:type="character" w:customStyle="1" w:styleId="10">
+    <w:name w:val="Заголовок 1 Знак"/>
+    <w:basedOn w:val="a0"/>
+    <w:link w:val="1"/>
+    <w:uiPriority w:val="9"/>
+    <w:rsid w:val="00074C99"/>
+    <w:rPr>
+      <w:rFonts w:asciiTheme="majorHAnsi" w:eastAsiaTheme="majorEastAsia" w:hAnsiTheme="majorHAnsi" w:cstheme="majorBidi"/>
+      <w:b/>
+      <w:bCs/>
+      <w:kern w:val="32"/>
+      <w:sz w:val="32"/>
+      <w:szCs w:val="32"/>
+    </w:rPr>
+  </w:style>
+  <w:style w:type="character" w:customStyle="1" w:styleId="20">
+    <w:name w:val="Заголовок 2 Знак"/>
+    <w:basedOn w:val="a0"/>
+    <w:link w:val="2"/>
+    <w:uiPriority w:val="9"/>
+    <w:semiHidden/>
+    <w:rsid w:val="00074C99"/>
+    <w:rPr>
+      <w:rFonts w:asciiTheme="majorHAnsi" w:eastAsiaTheme="majorEastAsia" w:hAnsiTheme="majorHAnsi" w:cstheme="majorBidi"/>
+      <w:b/>
+      <w:bCs/>
+      <w:i/>
+      <w:iCs/>
+      <w:sz w:val="28"/>
+      <w:szCs w:val="28"/>
+    </w:rPr>
+  </w:style>
+  <w:style w:type="character" w:customStyle="1" w:styleId="30">
+    <w:name w:val="Заголовок 3 Знак"/>
+    <w:basedOn w:val="a0"/>
+    <w:link w:val="3"/>
+    <w:uiPriority w:val="9"/>
+    <w:semiHidden/>
+    <w:rsid w:val="00074C99"/>
+    <w:rPr>
+      <w:rFonts w:asciiTheme="majorHAnsi" w:eastAsiaTheme="majorEastAsia" w:hAnsiTheme="majorHAnsi" w:cstheme="majorBidi"/>
+      <w:b/>
+      <w:bCs/>
+      <w:sz w:val="26"/>
+      <w:szCs w:val="26"/>
+    </w:rPr>
+  </w:style>
+  <w:style w:type="character" w:customStyle="1" w:styleId="40">
+    <w:name w:val="Заголовок 4 Знак"/>
+    <w:basedOn w:val="a0"/>
+    <w:link w:val="4"/>
+    <w:uiPriority w:val="9"/>
+    <w:semiHidden/>
+    <w:rsid w:val="00074C99"/>
+    <w:rPr>
+      <w:rFonts w:cstheme="majorBidi"/>
+      <w:b/>
+      <w:bCs/>
+      <w:sz w:val="28"/>
+      <w:szCs w:val="28"/>
+    </w:rPr>
+  </w:style>
+  <w:style w:type="character" w:customStyle="1" w:styleId="50">
+    <w:name w:val="Заголовок 5 Знак"/>
+    <w:basedOn w:val="a0"/>
+    <w:link w:val="5"/>
+    <w:uiPriority w:val="9"/>
+    <w:semiHidden/>
+    <w:rsid w:val="00074C99"/>
+    <w:rPr>
+      <w:rFonts w:cstheme="majorBidi"/>
+      <w:b/>
+      <w:bCs/>
+      <w:i/>
+      <w:iCs/>
+      <w:sz w:val="26"/>
+      <w:szCs w:val="26"/>
+    </w:rPr>
+  </w:style>
+  <w:style w:type="character" w:customStyle="1" w:styleId="60">
+    <w:name w:val="Заголовок 6 Знак"/>
+    <w:basedOn w:val="a0"/>
+    <w:link w:val="6"/>
+    <w:uiPriority w:val="9"/>
+    <w:semiHidden/>
+    <w:rsid w:val="00074C99"/>
+    <w:rPr>
+      <w:rFonts w:cstheme="majorBidi"/>
+      <w:b/>
+      <w:bCs/>
+    </w:rPr>
+  </w:style>
+  <w:style w:type="character" w:customStyle="1" w:styleId="70">
+    <w:name w:val="Заголовок 7 Знак"/>
+    <w:basedOn w:val="a0"/>
+    <w:link w:val="7"/>
+    <w:uiPriority w:val="9"/>
+    <w:semiHidden/>
+    <w:rsid w:val="00074C99"/>
+    <w:rPr>
+      <w:rFonts w:cstheme="majorBidi"/>
+      <w:sz w:val="24"/>
+      <w:szCs w:val="24"/>
+    </w:rPr>
+  </w:style>
+  <w:style w:type="character" w:customStyle="1" w:styleId="80">
+    <w:name w:val="Заголовок 8 Знак"/>
+    <w:basedOn w:val="a0"/>
+    <w:link w:val="8"/>
+    <w:uiPriority w:val="9"/>
+    <w:semiHidden/>
+    <w:rsid w:val="00074C99"/>
+    <w:rPr>
+      <w:rFonts w:cstheme="majorBidi"/>
+      <w:i/>
+      <w:iCs/>
+      <w:sz w:val="24"/>
+      <w:szCs w:val="24"/>
+    </w:rPr>
+  </w:style>
+  <w:style w:type="character" w:customStyle="1" w:styleId="90">
+    <w:name w:val="Заголовок 9 Знак"/>
+    <w:basedOn w:val="a0"/>
+    <w:link w:val="9"/>
+    <w:uiPriority w:val="9"/>
+    <w:semiHidden/>
+    <w:rsid w:val="00074C99"/>
+    <w:rPr>
+      <w:rFonts w:asciiTheme="majorHAnsi" w:eastAsiaTheme="majorEastAsia" w:hAnsiTheme="majorHAnsi" w:cstheme="majorBidi"/>
+    </w:rPr>
+  </w:style>
+  <w:style w:type="paragraph" w:styleId="a3">
+    <w:name w:val="caption"/>
+    <w:basedOn w:val="a"/>
+    <w:next w:val="a"/>
+    <w:uiPriority w:val="35"/>
+    <w:unhideWhenUsed/>
+    <w:rsid w:val="00074C99"/>
+    <w:pPr>
+      <w:spacing w:after="200"/>
+    </w:pPr>
+    <w:rPr>
+      <w:i/>
+      <w:iCs/>
+      <w:color w:val="44546A" w:themeColor="text2"/>
+      <w:sz w:val="18"/>
+      <w:szCs w:val="18"/>
+    </w:rPr>
+  </w:style>
+  <w:style w:type="paragraph" w:styleId="a4">
+    <w:name w:val="Title"/>
+    <w:basedOn w:val="a"/>
+    <w:next w:val="a"/>
+    <w:link w:val="a5"/>
+    <w:uiPriority w:val="10"/>
+    <w:qFormat/>
+    <w:rsid w:val="00074C99"/>
+    <w:pPr>
+      <w:spacing w:before="240" w:after="60"/>
+      <w:jc w:val="center"/>
+      <w:outlineLvl w:val="0"/>
+    </w:pPr>
+    <w:rPr>
+      <w:rFonts w:asciiTheme="majorHAnsi" w:eastAsiaTheme="majorEastAsia" w:hAnsiTheme="majorHAnsi" w:cstheme="majorBidi"/>
+      <w:b/>
+      <w:bCs/>
+      <w:kern w:val="28"/>
+      <w:sz w:val="32"/>
+      <w:szCs w:val="32"/>
+    </w:rPr>
+  </w:style>
+  <w:style w:type="character" w:customStyle="1" w:styleId="a5">
+    <w:name w:val="Название Знак"/>
+    <w:basedOn w:val="a0"/>
+    <w:link w:val="a4"/>
+    <w:uiPriority w:val="10"/>
+    <w:rsid w:val="00074C99"/>
+    <w:rPr>
+      <w:rFonts w:asciiTheme="majorHAnsi" w:eastAsiaTheme="majorEastAsia" w:hAnsiTheme="majorHAnsi" w:cstheme="majorBidi"/>
+      <w:b/>
+      <w:bCs/>
+      <w:kern w:val="28"/>
+      <w:sz w:val="32"/>
+      <w:szCs w:val="32"/>
+    </w:rPr>
+  </w:style>
+  <w:style w:type="paragraph" w:styleId="a6">
+    <w:name w:val="Subtitle"/>
+    <w:basedOn w:val="a"/>
+    <w:next w:val="a"/>
+    <w:link w:val="a7"/>
+    <w:uiPriority w:val="11"/>
+    <w:qFormat/>
+    <w:rsid w:val="00074C99"/>
+    <w:pPr>
+      <w:spacing w:after="60"/>
+      <w:jc w:val="center"/>
+      <w:outlineLvl w:val="1"/>
+    </w:pPr>
+    <w:rPr>
+      <w:rFonts w:asciiTheme="majorHAnsi" w:eastAsiaTheme="majorEastAsia" w:hAnsiTheme="majorHAnsi"/>
+    </w:rPr>
+  </w:style>
+  <w:style w:type="character" w:customStyle="1" w:styleId="a7">
+    <w:name w:val="Подзаголовок Знак"/>
+    <w:basedOn w:val="a0"/>
+    <w:link w:val="a6"/>
+    <w:uiPriority w:val="11"/>
+    <w:rsid w:val="00074C99"/>
+    <w:rPr>
+      <w:rFonts w:asciiTheme="majorHAnsi" w:eastAsiaTheme="majorEastAsia" w:hAnsiTheme="majorHAnsi"/>
+      <w:sz w:val="24"/>
+      <w:szCs w:val="24"/>
+    </w:rPr>
+  </w:style>
+  <w:style w:type="character" w:styleId="a8">
+    <w:name w:val="Strong"/>
+    <w:basedOn w:val="a0"/>
+    <w:uiPriority w:val="22"/>
+    <w:qFormat/>
+    <w:rsid w:val="00074C99"/>
+    <w:rPr>
+      <w:b/>
+      <w:bCs/>
+    </w:rPr>
+  </w:style>
+  <w:style w:type="character" w:styleId="a9">
+    <w:name w:val="Emphasis"/>
+    <w:basedOn w:val="a0"/>
+    <w:uiPriority w:val="20"/>
+    <w:qFormat/>
+    <w:rsid w:val="00074C99"/>
+    <w:rPr>
+      <w:rFonts w:asciiTheme="minorHAnsi" w:hAnsiTheme="minorHAnsi"/>
+      <w:b/>
+      <w:i/>
+      <w:iCs/>
+    </w:rPr>
+  </w:style>
+  <w:style w:type="paragraph" w:styleId="aa">
+    <w:name w:val="No Spacing"/>
+    <w:basedOn w:val="a"/>
+    <w:uiPriority w:val="1"/>
+    <w:qFormat/>
+    <w:rsid w:val="00074C99"/>
+    <w:rPr>
+      <w:szCs w:val="32"/>
+    </w:rPr>
+  </w:style>
+  <w:style w:type="paragraph" w:styleId="21">
+    <w:name w:val="Quote"/>
+    <w:basedOn w:val="a"/>
+    <w:next w:val="a"/>
+    <w:link w:val="22"/>
+    <w:uiPriority w:val="29"/>
+    <w:qFormat/>
+    <w:rsid w:val="00074C99"/>
+    <w:rPr>
+      <w:i/>
+    </w:rPr>
+  </w:style>
+  <w:style w:type="character" w:customStyle="1" w:styleId="22">
+    <w:name w:val="Цитата 2 Знак"/>
+    <w:basedOn w:val="a0"/>
+    <w:link w:val="21"/>
+    <w:uiPriority w:val="29"/>
+    <w:rsid w:val="00074C99"/>
+    <w:rPr>
+      <w:i/>
+      <w:sz w:val="24"/>
+      <w:szCs w:val="24"/>
+    </w:rPr>
+  </w:style>
+  <w:style w:type="paragraph" w:styleId="ab">
+    <w:name w:val="Intense Quote"/>
+    <w:basedOn w:val="a"/>
+    <w:next w:val="a"/>
+    <w:link w:val="ac"/>
+    <w:uiPriority w:val="30"/>
+    <w:qFormat/>
+    <w:rsid w:val="00074C99"/>
+    <w:pPr>
+      <w:ind w:left="720" w:right="720"/>
+    </w:pPr>
+    <w:rPr>
+      <w:b/>
+      <w:i/>
+      <w:szCs w:val="22"/>
+    </w:rPr>
+  </w:style>
+  <w:style w:type="character" w:customStyle="1" w:styleId="ac">
+    <w:name w:val="Выделенная цитата Знак"/>
+    <w:basedOn w:val="a0"/>
+    <w:link w:val="ab"/>
+    <w:uiPriority w:val="30"/>
+    <w:rsid w:val="00074C99"/>
+    <w:rPr>
+      <w:b/>
+      <w:i/>
+      <w:sz w:val="24"/>
+    </w:rPr>
+  </w:style>
+  <w:style w:type="character" w:styleId="ad">
+    <w:name w:val="Subtle Emphasis"/>
+    <w:uiPriority w:val="19"/>
+    <w:qFormat/>
+    <w:rsid w:val="00074C99"/>
+    <w:rPr>
+      <w:i/>
+      <w:color w:val="5A5A5A" w:themeColor="text1" w:themeTint="A5"/>
+    </w:rPr>
+  </w:style>
+  <w:style w:type="character" w:styleId="ae">
+    <w:name w:val="Intense Emphasis"/>
+    <w:basedOn w:val="a0"/>
+    <w:uiPriority w:val="21"/>
+    <w:qFormat/>
+    <w:rsid w:val="00074C99"/>
+    <w:rPr>
+      <w:b/>
+      <w:i/>
+      <w:sz w:val="24"/>
+      <w:szCs w:val="24"/>
+      <w:u w:val="single"/>
+    </w:rPr>
+  </w:style>
+  <w:style w:type="character" w:styleId="af">
+    <w:name w:val="Subtle Reference"/>
+    <w:basedOn w:val="a0"/>
+    <w:uiPriority w:val="31"/>
+    <w:qFormat/>
+    <w:rsid w:val="00074C99"/>
+    <w:rPr>
+      <w:sz w:val="24"/>
+      <w:szCs w:val="24"/>
+      <w:u w:val="single"/>
+    </w:rPr>
+  </w:style>
+  <w:style w:type="character" w:styleId="af0">
+    <w:name w:val="Intense Reference"/>
+    <w:basedOn w:val="a0"/>
+    <w:uiPriority w:val="32"/>
+    <w:qFormat/>
+    <w:rsid w:val="00074C99"/>
+    <w:rPr>
+      <w:b/>
+      <w:sz w:val="24"/>
+      <w:u w:val="single"/>
+    </w:rPr>
+  </w:style>
+  <w:style w:type="character" w:styleId="af1">
+    <w:name w:val="Book Title"/>
+    <w:basedOn w:val="a0"/>
+    <w:uiPriority w:val="33"/>
+    <w:qFormat/>
+    <w:rsid w:val="00074C99"/>
+    <w:rPr>
+      <w:rFonts w:asciiTheme="majorHAnsi" w:eastAsiaTheme="majorEastAsia" w:hAnsiTheme="majorHAnsi"/>
+      <w:b/>
+      <w:i/>
+      <w:sz w:val="24"/>
+      <w:szCs w:val="24"/>
+    </w:rPr>
+  </w:style>
+  <w:style w:type="paragraph" w:styleId="af2">
+    <w:name w:val="TOC Heading"/>
+    <w:basedOn w:val="1"/>
+    <w:next w:val="a"/>
+    <w:uiPriority w:val="39"/>
+    <w:semiHidden/>
+    <w:unhideWhenUsed/>
+    <w:qFormat/>
+    <w:rsid w:val="00074C99"/>
+    <w:pPr>
+      <w:outlineLvl w:val="9"/>
+    </w:pPr>
+  </w:style>
+  <w:style w:type="paragraph" w:styleId="af3">
+    <w:name w:val="List Paragraph"/>
+    <w:basedOn w:val="a"/>
+    <w:uiPriority w:val="34"/>
+    <w:qFormat/>
+    <w:rsid w:val="00074C99"/>
+    <w:pPr>
+      <w:ind w:left="720"/>
+      <w:contextualSpacing/>
+    </w:pPr>
+  </w:style>
+  <w:style w:type="table" w:styleId="af4">
+    <w:name w:val="Table Grid"/>
+    <w:basedOn w:val="a1"/>
+    <w:uiPriority w:val="39"/>
+    <w:rsid w:val="00074C99"/>
+    <w:tblPr>
+      <w:tblInd w:w="0" w:type="dxa"/>
+      <w:tblBorders>
+        <w:top w:val="single" w:sz="4" w:space="0" w:color="auto"/>
+        <w:left w:val="single" w:sz="4" w:space="0" w:color="auto"/>
+        <w:bottom w:val="single" w:sz="4" w:space="0" w:color="auto"/>
+        <w:right w:val="single" w:sz="4" w:space="0" w:color="auto"/>
+        <w:insideH w:val="single" w:sz="4" w:space="0" w:color="auto"/>
+        <w:insideV w:val="single" w:sz="4" w:space="0" w:color="auto"/>
+      </w:tblBorders>
+      <w:tblCellMar>
+        <w:top w:w="0" w:type="dxa"/>
+        <w:left w:w="108" w:type="dxa"/>
+        <w:bottom w:w="0" w:type="dxa"/>
+        <w:right w:w="108" w:type="dxa"/>
+      </w:tblCellMar>
+    </w:tblPr>
+  </w:style>
+  <w:style w:type="paragraph" w:styleId="af5">
+    <w:name w:val="Balloon Text"/>
+    <w:basedOn w:val="a"/>
+    <w:link w:val="af6"/>
+    <w:uiPriority w:val="99"/>
+    <w:semiHidden/>
+    <w:unhideWhenUsed/>
+    <w:rsid w:val="004B1751"/>
+    <w:rPr>
+      <w:rFonts w:ascii="Tahoma" w:hAnsi="Tahoma" w:cs="Tahoma"/>
+      <w:sz w:val="16"/>
+      <w:szCs w:val="16"/>
+    </w:rPr>
+  </w:style>
+  <w:style w:type="character" w:customStyle="1" w:styleId="af6">
+    <w:name w:val="Текст выноски Знак"/>
+    <w:basedOn w:val="a0"/>
+    <w:link w:val="af5"/>
+    <w:uiPriority w:val="99"/>
+    <w:semiHidden/>
+    <w:rsid w:val="004B1751"/>
+    <w:rPr>
+      <w:rFonts w:ascii="Tahoma" w:hAnsi="Tahoma" w:cs="Tahoma"/>
+      <w:sz w:val="16"/>
+      <w:szCs w:val="16"/>
+    </w:rPr>
+  </w:style>
+  <w:style w:type="paragraph" w:styleId="af7">
+    <w:name w:val="header"/>
+    <w:basedOn w:val="a"/>
+    <w:link w:val="af8"/>
+    <w:uiPriority w:val="99"/>
+    <w:unhideWhenUsed/>
+    <w:rsid w:val="00EB5253"/>
+    <w:pPr>
+      <w:tabs>
+        <w:tab w:val="center" w:pos="4677"/>
+        <w:tab w:val="right" w:pos="9355"/>
+      </w:tabs>
+    </w:pPr>
+  </w:style>
+  <w:style w:type="character" w:customStyle="1" w:styleId="af8">
+    <w:name w:val="Верхний колонтитул Знак"/>
+    <w:basedOn w:val="a0"/>
+    <w:link w:val="af7"/>
+    <w:uiPriority w:val="99"/>
+    <w:rsid w:val="00EB5253"/>
+    <w:rPr>
+      <w:sz w:val="24"/>
+      <w:szCs w:val="24"/>
+    </w:rPr>
+  </w:style>
+  <w:style w:type="paragraph" w:styleId="af9">
+    <w:name w:val="footer"/>
+    <w:basedOn w:val="a"/>
+    <w:link w:val="afa"/>
+    <w:uiPriority w:val="99"/>
+    <w:unhideWhenUsed/>
+    <w:rsid w:val="00EB5253"/>
+    <w:pPr>
+      <w:tabs>
+        <w:tab w:val="center" w:pos="4677"/>
+        <w:tab w:val="right" w:pos="9355"/>
+      </w:tabs>
+    </w:pPr>
+  </w:style>
+  <w:style w:type="character" w:customStyle="1" w:styleId="afa">
+    <w:name w:val="Нижний колонтитул Знак"/>
+    <w:basedOn w:val="a0"/>
+    <w:link w:val="af9"/>
+    <w:uiPriority w:val="99"/>
+    <w:rsid w:val="00EB5253"/>
+    <w:rPr>
+      <w:sz w:val="24"/>
+      <w:szCs w:val="24"/>
+    </w:rPr>
+  </w:style>
+</w:styles>
+</file>
+
+<file path=word/glossary/document.xml><?xml version="1.0" encoding="utf-8"?>
+<w:glossaryDocument xmlns:wpc="http://schemas.microsoft.com/office/word/2010/wordprocessingCanvas" xmlns:mc="http://schemas.openxmlformats.org/markup-compatibility/2006" xmlns:o="urn:schemas-microsoft-com:office:office" xmlns:r="http://schemas.openxmlformats.org/officeDocument/2006/relationships" xmlns:m="http://schemas.openxmlformats.org/officeDocument/2006/math" xmlns:v="urn:schemas-microsoft-com:vml" xmlns:wp14="http://schemas.microsoft.com/office/word/2010/wordprocessingDrawing" xmlns:wp="http://schemas.openxmlformats.org/drawingml/2006/wordprocessingDrawing" xmlns:w10="urn:schemas-microsoft-com:office:word" xmlns:w="http://schemas.openxmlformats.org/wordprocessingml/2006/main" xmlns:w14="http://schemas.microsoft.com/office/word/2010/wordml" xmlns:wpg="http://schemas.microsoft.com/office/word/2010/wordprocessingGroup" xmlns:wpi="http://schemas.microsoft.com/office/word/2010/wordprocessingInk" xmlns:wne="http://schemas.microsoft.com/office/word/2006/wordml" xmlns:wps="http://schemas.microsoft.com/office/word/2010/wordprocessingShape" mc:Ignorable="w14 wp14"/>
+</file>
+
+<file path=word/glossary/fontTable.xml><?xml version="1.0" encoding="utf-8"?>
+<w:fonts xmlns:mc="http://schemas.openxmlformats.org/markup-compatibility/2006" xmlns:r="http://schemas.openxmlformats.org/officeDocument/2006/relationships" xmlns:w="http://schemas.openxmlformats.org/wordprocessingml/2006/main" xmlns:w14="http://schemas.microsoft.com/office/word/2010/wordml" mc:Ignorable="w14">
+  <w:font w:name="Symbol">
+    <w:panose1 w:val="05050102010706020507"/>
+    <w:charset w:val="02"/>
+    <w:family w:val="roman"/>
+    <w:pitch w:val="variable"/>
+    <w:sig w:usb0="00000000" w:usb1="10000000" w:usb2="00000000" w:usb3="00000000" w:csb0="80000000" w:csb1="00000000"/>
+  </w:font>
+  <w:font w:name="Times New Roman">
+    <w:panose1 w:val="02020603050405020304"/>
+    <w:charset w:val="CC"/>
+    <w:family w:val="roman"/>
+    <w:pitch w:val="variable"/>
+    <w:sig w:usb0="E0002EFF" w:usb1="C000785B" w:usb2="00000009" w:usb3="00000000" w:csb0="000001FF" w:csb1="00000000"/>
+  </w:font>
+  <w:font w:name="Courier New">
+    <w:panose1 w:val="02070309020205020404"/>
+    <w:charset w:val="CC"/>
+    <w:family w:val="modern"/>
+    <w:pitch w:val="fixed"/>
+    <w:sig w:usb0="E0002EFF" w:usb1="C0007843" w:usb2="00000009" w:usb3="00000000" w:csb0="000001FF" w:csb1="00000000"/>
+  </w:font>
+  <w:font w:name="Wingdings">
+    <w:panose1 w:val="05000000000000000000"/>
+    <w:charset w:val="02"/>
+    <w:family w:val="auto"/>
+    <w:pitch w:val="variable"/>
+    <w:sig w:usb0="00000000" w:usb1="10000000" w:usb2="00000000" w:usb3="00000000" w:csb0="80000000" w:csb1="00000000"/>
+  </w:font>
+  <w:font w:name="Calibri">
+    <w:panose1 w:val="020F0502020204030204"/>
+    <w:charset w:val="CC"/>
+    <w:family w:val="swiss"/>
+    <w:pitch w:val="variable"/>
+    <w:sig w:usb0="E4002EFF" w:usb1="C000247B" w:usb2="00000009" w:usb3="00000000" w:csb0="000001FF" w:csb1="00000000"/>
+  </w:font>
+  <w:font w:name="Calibri Light">
+    <w:panose1 w:val="020F0302020204030204"/>
+    <w:charset w:val="CC"/>
+    <w:family w:val="swiss"/>
+    <w:pitch w:val="variable"/>
+    <w:sig w:usb0="E4002EFF" w:usb1="C000247B" w:usb2="00000009" w:usb3="00000000" w:csb0="000001FF" w:csb1="00000000"/>
+  </w:font>
+  <w:font w:name="Tahoma">
+    <w:panose1 w:val="020B0604030504040204"/>
+    <w:charset w:val="CC"/>
+    <w:family w:val="swiss"/>
+    <w:pitch w:val="variable"/>
+    <w:sig w:usb0="E1002EFF" w:usb1="C000605B" w:usb2="00000029" w:usb3="00000000" w:csb0="000101FF" w:csb1="00000000"/>
+  </w:font>
+  <w:font w:name="Arial">
+    <w:panose1 w:val="020B0604020202020204"/>
+    <w:charset w:val="CC"/>
+    <w:family w:val="swiss"/>
+    <w:pitch w:val="variable"/>
+    <w:sig w:usb0="E0002EFF" w:usb1="C000785B" w:usb2="00000009" w:usb3="00000000" w:csb0="000001FF" w:csb1="00000000"/>
+  </w:font>
+  <w:font w:name="Cambria">
+    <w:panose1 w:val="02040503050406030204"/>
+    <w:charset w:val="CC"/>
+    <w:family w:val="roman"/>
+    <w:pitch w:val="variable"/>
+    <w:sig w:usb0="E00006FF" w:usb1="420024FF" w:usb2="02000000" w:usb3="00000000" w:csb0="0000019F" w:csb1="00000000"/>
+  </w:font>
+</w:fonts>
+</file>
+
+<file path=word/glossary/settings.xml><?xml version="1.0" encoding="utf-8"?>
+<w:settings xmlns:mc="http://schemas.openxmlformats.org/markup-compatibility/2006" xmlns:o="urn:schemas-microsoft-com:office:office" xmlns:r="http://schemas.openxmlformats.org/officeDocument/2006/relationships" xmlns:m="http://schemas.openxmlformats.org/officeDocument/2006/math" xmlns:v="urn:schemas-microsoft-com:vml" xmlns:w10="urn:schemas-microsoft-com:office:word" xmlns:w="http://schemas.openxmlformats.org/wordprocessingml/2006/main" xmlns:w14="http://schemas.microsoft.com/office/word/2010/wordml" xmlns:sl="http://schemas.openxmlformats.org/schemaLibrary/2006/main" mc:Ignorable="w14">
+  <w:view w:val="normal"/>
+  <w:defaultTabStop w:val="708"/>
+  <w:characterSpacingControl w:val="doNotCompress"/>
+  <w:compat>
+    <w:useFELayout/>
+    <w:compatSetting w:name="compatibilityMode" w:uri="http://schemas.microsoft.com/office/word" w:val="14"/>
+    <w:compatSetting w:name="overrideTableStyleFontSizeAndJustification" w:uri="http://schemas.microsoft.com/office/word" w:val="1"/>
+    <w:compatSetting w:name="enableOpenTypeFeatures" w:uri="http://schemas.microsoft.com/office/word" w:val="1"/>
+    <w:compatSetting w:name="doNotFlipMirrorIndents" w:uri="http://schemas.microsoft.com/office/word" w:val="1"/>
+  </w:compat>
+  <w:rsids>
+    <w:rsidRoot w:val="00B76DBD"/>
+    <w:rsid w:val="00B76DBD"/>
+    <w:rsid w:val="00D42DC2"/>
+  </w:rsids>
+  <m:mathPr>
+    <m:mathFont m:val="Cambria Math"/>
+    <m:brkBin m:val="before"/>
+    <m:brkBinSub m:val="--"/>
+    <m:smallFrac m:val="0"/>
+    <m:dispDef/>
+    <m:lMargin m:val="0"/>
+    <m:rMargin m:val="0"/>
+    <m:defJc m:val="centerGroup"/>
+    <m:wrapIndent m:val="1440"/>
+    <m:intLim m:val="subSup"/>
+    <m:naryLim m:val="undOvr"/>
+  </m:mathPr>
+  <w:themeFontLang w:val="ru-RU"/>
+  <w:clrSchemeMapping w:bg1="light1" w:t1="dark1" w:bg2="light2" w:t2="dark2" w:accent1="accent1" w:accent2="accent2" w:accent3="accent3" w:accent4="accent4" w:accent5="accent5" w:accent6="accent6" w:hyperlink="hyperlink" w:followedHyperlink="followedHyperlink"/>
+  <w:decimalSymbol w:val=","/>
+  <w:listSeparator w:val=";"/>
+</w:settings>
+</file>
+
+<file path=word/glossary/styles.xml><?xml version="1.0" encoding="utf-8"?>
+<w:styles xmlns:mc="http://schemas.openxmlformats.org/markup-compatibility/2006" xmlns:r="http://schemas.openxmlformats.org/officeDocument/2006/relationships" xmlns:w="http://schemas.openxmlformats.org/wordprocessingml/2006/main" xmlns:w14="http://schemas.microsoft.com/office/word/2010/wordml" mc:Ignorable="w14">
+  <w:docDefaults>
+    <w:rPrDefault>
+      <w:rPr>
+        <w:rFonts w:asciiTheme="minorHAnsi" w:eastAsiaTheme="minorEastAsia" w:hAnsiTheme="minorHAnsi" w:cstheme="minorBidi"/>
+        <w:sz w:val="22"/>
+        <w:szCs w:val="22"/>
+        <w:lang w:val="ru-RU" w:eastAsia="ru-RU" w:bidi="ar-SA"/>
+      </w:rPr>
+    </w:rPrDefault>
+    <w:pPrDefault>
+      <w:pPr>
+        <w:spacing w:after="200" w:line="276" w:lineRule="auto"/>
+      </w:pPr>
+    </w:pPrDefault>
+  </w:docDefaults>
+  <w:latentStyles w:defLockedState="0" w:defUIPriority="99" w:defSemiHidden="1" w:defUnhideWhenUsed="1" w:defQFormat="0" w:count="267">
+    <w:lsdException w:name="Normal" w:semiHidden="0" w:uiPriority="0" w:unhideWhenUsed="0" w:qFormat="1"/>
+    <w:lsdException w:name="heading 1" w:semiHidden="0" w:uiPriority="9" w:unhideWhenUsed="0" w:qFormat="1"/>
+    <w:lsdException w:name="heading 2" w:uiPriority="9" w:qFormat="1"/>
+    <w:lsdException w:name="heading 3" w:uiPriority="9" w:qFormat="1"/>
+    <w:lsdException w:name="heading 4" w:uiPriority="9" w:qFormat="1"/>
+    <w:lsdException w:name="heading 5" w:uiPriority="9" w:qFormat="1"/>
+    <w:lsdException w:name="heading 6" w:uiPriority="9" w:qFormat="1"/>
+    <w:lsdException w:name="heading 7" w:uiPriority="9" w:qFormat="1"/>
+    <w:lsdException w:name="heading 8" w:uiPriority="9" w:qFormat="1"/>
+    <w:lsdException w:name="heading 9" w:uiPriority="9" w:qFormat="1"/>
+    <w:lsdException w:name="toc 1" w:uiPriority="39"/>
+    <w:lsdException w:name="toc 2" w:uiPriority="39"/>
+    <w:lsdException w:name="toc 3" w:uiPriority="39"/>
+    <w:lsdException w:name="toc 4" w:uiPriority="39"/>
+    <w:lsdException w:name="toc 5" w:uiPriority="39"/>
+    <w:lsdException w:name="toc 6" w:uiPriority="39"/>
+    <w:lsdException w:name="toc 7" w:uiPriority="39"/>
+    <w:lsdException w:name="toc 8" w:uiPriority="39"/>
+    <w:lsdException w:name="toc 9" w:uiPriority="39"/>
+    <w:lsdException w:name="caption" w:uiPriority="35" w:qFormat="1"/>
+    <w:lsdException w:name="Title" w:semiHidden="0" w:uiPriority="10" w:unhideWhenUsed="0" w:qFormat="1"/>
+    <w:lsdException w:name="Default Paragraph Font" w:uiPriority="1"/>
+    <w:lsdException w:name="Subtitle" w:semiHidden="0" w:uiPriority="11" w:unhideWhenUsed="0" w:qFormat="1"/>
+    <w:lsdException w:name="Strong" w:semiHidden="0" w:uiPriority="22" w:unhideWhenUsed="0" w:qFormat="1"/>
+    <w:lsdException w:name="Emphasis" w:semiHidden="0" w:uiPriority="20" w:unhideWhenUsed="0" w:qFormat="1"/>
+    <w:lsdException w:name="Table Grid" w:semiHidden="0" w:uiPriority="59" w:unhideWhenUsed="0"/>
+    <w:lsdException w:name="Placeholder Text" w:unhideWhenUsed="0"/>
+    <w:lsdException w:name="No Spacing" w:semiHidden="0" w:uiPriority="1" w:unhideWhenUsed="0" w:qFormat="1"/>
+    <w:lsdException w:name="Light Shading" w:semiHidden="0" w:uiPriority="60" w:unhideWhenUsed="0"/>
+    <w:lsdException w:name="Light List" w:semiHidden="0" w:uiPriority="61" w:unhideWhenUsed="0"/>
+    <w:lsdException w:name="Light Grid" w:semiHidden="0" w:uiPriority="62" w:unhideWhenUsed="0"/>
+    <w:lsdException w:name="Medium Shading 1" w:semiHidden="0" w:uiPriority="63" w:unhideWhenUsed="0"/>
+    <w:lsdException w:name="Medium Shading 2" w:semiHidden="0" w:uiPriority="64" w:unhideWhenUsed="0"/>
+    <w:lsdException w:name="Medium List 1" w:semiHidden="0" w:uiPriority="65" w:unhideWhenUsed="0"/>
+    <w:lsdException w:name="Medium List 2" w:semiHidden="0" w:uiPriority="66" w:unhideWhenUsed="0"/>
+    <w:lsdException w:name="Medium Grid 1" w:semiHidden="0" w:uiPriority="67" w:unhideWhenUsed="0"/>
+    <w:lsdException w:name="Medium Grid 2" w:semiHidden="0" w:uiPriority="68" w:unhideWhenUsed="0"/>
+    <w:lsdException w:name="Medium Grid 3" w:semiHidden="0" w:uiPriority="69" w:unhideWhenUsed="0"/>
+    <w:lsdException w:name="Dark List" w:semiHidden="0" w:uiPriority="70" w:unhideWhenUsed="0"/>
+    <w:lsdException w:name="Colorful Shading" w:semiHidden="0" w:uiPriority="71" w:unhideWhenUsed="0"/>
+    <w:lsdException w:name="Colorful List" w:semiHidden="0" w:uiPriority="72" w:unhideWhenUsed="0"/>
+    <w:lsdException w:name="Colorful Grid" w:semiHidden="0" w:uiPriority="73" w:unhideWhenUsed="0"/>
+    <w:lsdException w:name="Light Shading Accent 1" w:semiHidden="0" w:uiPriority="60" w:unhideWhenUsed="0"/>
+    <w:lsdException w:name="Light List Accent 1" w:semiHidden="0" w:uiPriority="61" w:unhideWhenUsed="0"/>
+    <w:lsdException w:name="Light Grid Accent 1" w:semiHidden="0" w:uiPriority="62" w:unhideWhenUsed="0"/>
+    <w:lsdException w:name="Medium Shading 1 Accent 1" w:semiHidden="0" w:uiPriority="63" w:unhideWhenUsed="0"/>
+    <w:lsdException w:name="Medium Shading 2 Accent 1" w:semiHidden="0" w:uiPriority="64" w:unhideWhenUsed="0"/>
+    <w:lsdException w:name="Medium List 1 Accent 1" w:semiHidden="0" w:uiPriority="65" w:unhideWhenUsed="0"/>
+    <w:lsdException w:name="Revision" w:unhideWhenUsed="0"/>
+    <w:lsdException w:name="List Paragraph" w:semiHidden="0" w:uiPriority="34" w:unhideWhenUsed="0" w:qFormat="1"/>
+    <w:lsdException w:name="Quote" w:semiHidden="0" w:uiPriority="29" w:unhideWhenUsed="0" w:qFormat="1"/>
+    <w:lsdException w:name="Intense Quote" w:semiHidden="0" w:uiPriority="30" w:unhideWhenUsed="0" w:qFormat="1"/>
+    <w:lsdException w:name="Medium List 2 Accent 1" w:semiHidden="0" w:uiPriority="66" w:unhideWhenUsed="0"/>
+    <w:lsdException w:name="Medium Grid 1 Accent 1" w:semiHidden="0" w:uiPriority="67" w:unhideWhenUsed="0"/>
+    <w:lsdException w:name="Medium Grid 2 Accent 1" w:semiHidden="0" w:uiPriority="68" w:unhideWhenUsed="0"/>
+    <w:lsdException w:name="Medium Grid 3 Accent 1" w:semiHidden="0" w:uiPriority="69" w:unhideWhenUsed="0"/>
+    <w:lsdException w:name="Dark List Accent 1" w:semiHidden="0" w:uiPriority="70" w:unhideWhenUsed="0"/>
+    <w:lsdException w:name="Colorful Shading Accent 1" w:semiHidden="0" w:uiPriority="71" w:unhideWhenUsed="0"/>
+    <w:lsdException w:name="Colorful List Accent 1" w:semiHidden="0" w:uiPriority="72" w:unhideWhenUsed="0"/>
+    <w:lsdException w:name="Colorful Grid Accent 1" w:semiHidden="0" w:uiPriority="73" w:unhideWhenUsed="0"/>
+    <w:lsdException w:name="Light Shading Accent 2" w:semiHidden="0" w:uiPriority="60" w:unhideWhenUsed="0"/>
+    <w:lsdException w:name="Light List Accent 2" w:semiHidden="0" w:uiPriority="61" w:unhideWhenUsed="0"/>
+    <w:lsdException w:name="Light Grid Accent 2" w:semiHidden="0" w:uiPriority="62" w:unhideWhenUsed="0"/>
+    <w:lsdException w:name="Medium Shading 1 Accent 2" w:semiHidden="0" w:uiPriority="63" w:unhideWhenUsed="0"/>
+    <w:lsdException w:name="Medium Shading 2 Accent 2" w:semiHidden="0" w:uiPriority="64" w:unhideWhenUsed="0"/>
+    <w:lsdException w:name="Medium List 1 Accent 2" w:semiHidden="0" w:uiPriority="65" w:unhideWhenUsed="0"/>
+    <w:lsdException w:name="Medium List 2 Accent 2" w:semiHidden="0" w:uiPriority="66" w:unhideWhenUsed="0"/>
+    <w:lsdException w:name="Medium Grid 1 Accent 2" w:semiHidden="0" w:uiPriority="67" w:unhideWhenUsed="0"/>
+    <w:lsdException w:name="Medium Grid 2 Accent 2" w:semiHidden="0" w:uiPriority="68" w:unhideWhenUsed="0"/>
+    <w:lsdException w:name="Medium Grid 3 Accent 2" w:semiHidden="0" w:uiPriority="69" w:unhideWhenUsed="0"/>
+    <w:lsdException w:name="Dark List Accent 2" w:semiHidden="0" w:uiPriority="70" w:unhideWhenUsed="0"/>
+    <w:lsdException w:name="Colorful Shading Accent 2" w:semiHidden="0" w:uiPriority="71" w:unhideWhenUsed="0"/>
+    <w:lsdException w:name="Colorful List Accent 2" w:semiHidden="0" w:uiPriority="72" w:unhideWhenUsed="0"/>
+    <w:lsdException w:name="Colorful Grid Accent 2" w:semiHidden="0" w:uiPriority="73" w:unhideWhenUsed="0"/>
+    <w:lsdException w:name="Light Shading Accent 3" w:semiHidden="0" w:uiPriority="60" w:unhideWhenUsed="0"/>
+    <w:lsdException w:name="Light List Accent 3" w:semiHidden="0" w:uiPriority="61" w:unhideWhenUsed="0"/>
+    <w:lsdException w:name="Light Grid Accent 3" w:semiHidden="0" w:uiPriority="62" w:unhideWhenUsed="0"/>
+    <w:lsdException w:name="Medium Shading 1 Accent 3" w:semiHidden="0" w:uiPriority="63" w:unhideWhenUsed="0"/>
+    <w:lsdException w:name="Medium Shading 2 Accent 3" w:semiHidden="0" w:uiPriority="64" w:unhideWhenUsed="0"/>
+    <w:lsdException w:name="Medium List 1 Accent 3" w:semiHidden="0" w:uiPriority="65" w:unhideWhenUsed="0"/>
+    <w:lsdException w:name="Medium List 2 Accent 3" w:semiHidden="0" w:uiPriority="66" w:unhideWhenUsed="0"/>
+    <w:lsdException w:name="Medium Grid 1 Accent 3" w:semiHidden="0" w:uiPriority="67" w:unhideWhenUsed="0"/>
+    <w:lsdException w:name="Medium Grid 2 Accent 3" w:semiHidden="0" w:uiPriority="68" w:unhideWhenUsed="0"/>
+    <w:lsdException w:name="Medium Grid 3 Accent 3" w:semiHidden="0" w:uiPriority="69" w:unhideWhenUsed="0"/>
+    <w:lsdException w:name="Dark List Accent 3" w:semiHidden="0" w:uiPriority="70" w:unhideWhenUsed="0"/>
+    <w:lsdException w:name="Colorful Shading Accent 3" w:semiHidden="0" w:uiPriority="71" w:unhideWhenUsed="0"/>
+    <w:lsdException w:name="Colorful List Accent 3" w:semiHidden="0" w:uiPriority="72" w:unhideWhenUsed="0"/>
+    <w:lsdException w:name="Colorful Grid Accent 3" w:semiHidden="0" w:uiPriority="73" w:unhideWhenUsed="0"/>
+    <w:lsdException w:name="Light Shading Accent 4" w:semiHidden="0" w:uiPriority="60" w:unhideWhenUsed="0"/>
+    <w:lsdException w:name="Light List Accent 4" w:semiHidden="0" w:uiPriority="61" w:unhideWhenUsed="0"/>
+    <w:lsdException w:name="Light Grid Accent 4" w:semiHidden="0" w:uiPriority="62" w:unhideWhenUsed="0"/>
+    <w:lsdException w:name="Medium Shading 1 Accent 4" w:semiHidden="0" w:uiPriority="63" w:unhideWhenUsed="0"/>
+    <w:lsdException w:name="Medium Shading 2 Accent 4" w:semiHidden="0" w:uiPriority="64" w:unhideWhenUsed="0"/>
+    <w:lsdException w:name="Medium List 1 Accent 4" w:semiHidden="0" w:uiPriority="65" w:unhideWhenUsed="0"/>
+    <w:lsdException w:name="Medium List 2 Accent 4" w:semiHidden="0" w:uiPriority="66" w:unhideWhenUsed="0"/>
+    <w:lsdException w:name="Medium Grid 1 Accent 4" w:semiHidden="0" w:uiPriority="67" w:unhideWhenUsed="0"/>
+    <w:lsdException w:name="Medium Grid 2 Accent 4" w:semiHidden="0" w:uiPriority="68" w:unhideWhenUsed="0"/>
+    <w:lsdException w:name="Medium Grid 3 Accent 4" w:semiHidden="0" w:uiPriority="69" w:unhideWhenUsed="0"/>
+    <w:lsdException w:name="Dark List Accent 4" w:semiHidden="0" w:uiPriority="70" w:unhideWhenUsed="0"/>
+    <w:lsdException w:name="Colorful Shading Accent 4" w:semiHidden="0" w:uiPriority="71" w:unhideWhenUsed="0"/>
+    <w:lsdException w:name="Colorful List Accent 4" w:semiHidden="0" w:uiPriority="72" w:unhideWhenUsed="0"/>
+    <w:lsdException w:name="Colorful Grid Accent 4" w:semiHidden="0" w:uiPriority="73" w:unhideWhenUsed="0"/>
+    <w:lsdException w:name="Light Shading Accent 5" w:semiHidden="0" w:uiPriority="60" w:unhideWhenUsed="0"/>
+    <w:lsdException w:name="Light List Accent 5" w:semiHidden="0" w:uiPriority="61" w:unhideWhenUsed="0"/>
+    <w:lsdException w:name="Light Grid Accent 5" w:semiHidden="0" w:uiPriority="62" w:unhideWhenUsed="0"/>
+    <w:lsdException w:name="Medium Shading 1 Accent 5" w:semiHidden="0" w:uiPriority="63" w:unhideWhenUsed="0"/>
+    <w:lsdException w:name="Medium Shading 2 Accent 5" w:semiHidden="0" w:uiPriority="64" w:unhideWhenUsed="0"/>
+    <w:lsdException w:name="Medium List 1 Accent 5" w:semiHidden="0" w:uiPriority="65" w:unhideWhenUsed="0"/>
+    <w:lsdException w:name="Medium List 2 Accent 5" w:semiHidden="0" w:uiPriority="66" w:unhideWhenUsed="0"/>
+    <w:lsdException w:name="Medium Grid 1 Accent 5" w:semiHidden="0" w:uiPriority="67" w:unhideWhenUsed="0"/>
+    <w:lsdException w:name="Medium Grid 2 Accent 5" w:semiHidden="0" w:uiPriority="68" w:unhideWhenUsed="0"/>
+    <w:lsdException w:name="Medium Grid 3 Accent 5" w:semiHidden="0" w:uiPriority="69" w:unhideWhenUsed="0"/>
+    <w:lsdException w:name="Dark List Accent 5" w:semiHidden="0" w:uiPriority="70" w:unhideWhenUsed="0"/>
+    <w:lsdException w:name="Colorful Shading Accent 5" w:semiHidden="0" w:uiPriority="71" w:unhideWhenUsed="0"/>
+    <w:lsdException w:name="Colorful List Accent 5" w:semiHidden="0" w:uiPriority="72" w:unhideWhenUsed="0"/>
+    <w:lsdException w:name="Colorful Grid Accent 5" w:semiHidden="0" w:uiPriority="73" w:unhideWhenUsed="0"/>
+    <w:lsdException w:name="Light Shading Accent 6" w:semiHidden="0" w:uiPriority="60" w:unhideWhenUsed="0"/>
+    <w:lsdException w:name="Light List Accent 6" w:semiHidden="0" w:uiPriority="61" w:unhideWhenUsed="0"/>
+    <w:lsdException w:name="Light Grid Accent 6" w:semiHidden="0" w:uiPriority="62" w:unhideWhenUsed="0"/>
+    <w:lsdException w:name="Medium Shading 1 Accent 6" w:semiHidden="0" w:uiPriority="63" w:unhideWhenUsed="0"/>
+    <w:lsdException w:name="Medium Shading 2 Accent 6" w:semiHidden="0" w:uiPriority="64" w:unhideWhenUsed="0"/>
+    <w:lsdException w:name="Medium List 1 Accent 6" w:semiHidden="0" w:uiPriority="65" w:unhideWhenUsed="0"/>
+    <w:lsdException w:name="Medium List 2 Accent 6" w:semiHidden="0" w:uiPriority="66" w:unhideWhenUsed="0"/>
+    <w:lsdException w:name="Medium Grid 1 Accent 6" w:semiHidden="0" w:uiPriority="67" w:unhideWhenUsed="0"/>
+    <w:lsdException w:name="Medium Grid 2 Accent 6" w:semiHidden="0" w:uiPriority="68" w:unhideWhenUsed="0"/>
+    <w:lsdException w:name="Medium Grid 3 Accent 6" w:semiHidden="0" w:uiPriority="69" w:unhideWhenUsed="0"/>
+    <w:lsdException w:name="Dark List Accent 6" w:semiHidden="0" w:uiPriority="70" w:unhideWhenUsed="0"/>
+    <w:lsdException w:name="Colorful Shading Accent 6" w:semiHidden="0" w:uiPriority="71" w:unhideWhenUsed="0"/>
+    <w:lsdException w:name="Colorful List Accent 6" w:semiHidden="0" w:uiPriority="72" w:unhideWhenUsed="0"/>
+    <w:lsdException w:name="Colorful Grid Accent 6" w:semiHidden="0" w:uiPriority="73" w:unhideWhenUsed="0"/>
+    <w:lsdException w:name="Subtle Emphasis" w:semiHidden="0" w:uiPriority="19" w:unhideWhenUsed="0" w:qFormat="1"/>
+    <w:lsdException w:name="Intense Emphasis" w:semiHidden="0" w:uiPriority="21" w:unhideWhenUsed="0" w:qFormat="1"/>
+    <w:lsdException w:name="Subtle Reference" w:semiHidden="0" w:uiPriority="31" w:unhideWhenUsed="0" w:qFormat="1"/>
+    <w:lsdException w:name="Intense Reference" w:semiHidden="0" w:uiPriority="32" w:unhideWhenUsed="0" w:qFormat="1"/>
+    <w:lsdException w:name="Book Title" w:semiHidden="0" w:uiPriority="33" w:unhideWhenUsed="0" w:qFormat="1"/>
+    <w:lsdException w:name="Bibliography" w:uiPriority="37"/>
+    <w:lsdException w:name="TOC Heading" w:uiPriority="39" w:qFormat="1"/>
+  </w:latentStyles>
+  <w:style w:type="paragraph" w:default="1" w:styleId="a">
+    <w:name w:val="Normal"/>
+    <w:qFormat/>
+  </w:style>
+  <w:style w:type="character" w:default="1" w:styleId="a0">
+    <w:name w:val="Default Paragraph Font"/>
+    <w:uiPriority w:val="1"/>
+    <w:semiHidden/>
+    <w:unhideWhenUsed/>
+  </w:style>
+  <w:style w:type="table" w:default="1" w:styleId="a1">
+    <w:name w:val="Normal Table"/>
+    <w:uiPriority w:val="99"/>
+    <w:semiHidden/>
+    <w:unhideWhenUsed/>
+    <w:tblPr>
+      <w:tblInd w:w="0" w:type="dxa"/>
+      <w:tblCellMar>
+        <w:top w:w="0" w:type="dxa"/>
+        <w:left w:w="108" w:type="dxa"/>
+        <w:bottom w:w="0" w:type="dxa"/>
+        <w:right w:w="108" w:type="dxa"/>
+      </w:tblCellMar>
+    </w:tblPr>
+  </w:style>
+  <w:style w:type="numbering" w:default="1" w:styleId="a2">
+    <w:name w:val="No List"/>
+    <w:uiPriority w:val="99"/>
+    <w:semiHidden/>
+    <w:unhideWhenUsed/>
+  </w:style>
+  <w:style w:type="paragraph" w:customStyle="1" w:styleId="B0BDF30D7D3A4B94899069504C43FAE8">
+    <w:name w:val="B0BDF30D7D3A4B94899069504C43FAE8"/>
+    <w:rsid w:val="00B76DBD"/>
+  </w:style>
+</w:styles>
+</file>
+
+<file path=word/glossary/stylesWithEffects.xml><?xml version="1.0" encoding="utf-8"?>
+<w:styles xmlns:wpc="http://schemas.microsoft.com/office/word/2010/wordprocessingCanvas" xmlns:mc="http://schemas.openxmlformats.org/markup-compatibility/2006" xmlns:o="urn:schemas-microsoft-com:office:office" xmlns:r="http://schemas.openxmlformats.org/officeDocument/2006/relationships" xmlns:m="http://schemas.openxmlformats.org/officeDocument/2006/math" xmlns:v="urn:schemas-microsoft-com:vml" xmlns:wp14="http://schemas.microsoft.com/office/word/2010/wordprocessingDrawing" xmlns:wp="http://schemas.openxmlformats.org/drawingml/2006/wordprocessingDrawing" xmlns:w10="urn:schemas-microsoft-com:office:word" xmlns:w="http://schemas.openxmlformats.org/wordprocessingml/2006/main" xmlns:w14="http://schemas.microsoft.com/office/word/2010/wordml" xmlns:wpg="http://schemas.microsoft.com/office/word/2010/wordprocessingGroup" xmlns:wpi="http://schemas.microsoft.com/office/word/2010/wordprocessingInk" xmlns:wne="http://schemas.microsoft.com/office/word/2006/wordml" xmlns:wps="http://schemas.microsoft.com/office/word/2010/wordprocessingShape" mc:Ignorable="w14 wp14">
+  <w:docDefaults>
+    <w:rPrDefault>
+      <w:rPr>
+        <w:rFonts w:asciiTheme="minorHAnsi" w:eastAsiaTheme="minorEastAsia" w:hAnsiTheme="minorHAnsi" w:cstheme="minorBidi"/>
+        <w:sz w:val="22"/>
+        <w:szCs w:val="22"/>
+        <w:lang w:val="ru-RU" w:eastAsia="ru-RU" w:bidi="ar-SA"/>
+      </w:rPr>
+    </w:rPrDefault>
+    <w:pPrDefault>
+      <w:pPr>
+        <w:spacing w:after="200" w:line="276" w:lineRule="auto"/>
+      </w:pPr>
+    </w:pPrDefault>
+  </w:docDefaults>
+  <w:latentStyles w:defLockedState="0" w:defUIPriority="99" w:defSemiHidden="1" w:defUnhideWhenUsed="1" w:defQFormat="0" w:count="267">
+    <w:lsdException w:name="Normal" w:semiHidden="0" w:uiPriority="0" w:unhideWhenUsed="0" w:qFormat="1"/>
+    <w:lsdException w:name="heading 1" w:semiHidden="0" w:uiPriority="9" w:unhideWhenUsed="0" w:qFormat="1"/>
+    <w:lsdException w:name="heading 2" w:uiPriority="9" w:qFormat="1"/>
+    <w:lsdException w:name="heading 3" w:uiPriority="9" w:qFormat="1"/>
+    <w:lsdException w:name="heading 4" w:uiPriority="9" w:qFormat="1"/>
+    <w:lsdException w:name="heading 5" w:uiPriority="9" w:qFormat="1"/>
+    <w:lsdException w:name="heading 6" w:uiPriority="9" w:qFormat="1"/>
+    <w:lsdException w:name="heading 7" w:uiPriority="9" w:qFormat="1"/>
+    <w:lsdException w:name="heading 8" w:uiPriority="9" w:qFormat="1"/>
+    <w:lsdException w:name="heading 9" w:uiPriority="9" w:qFormat="1"/>
+    <w:lsdException w:name="toc 1" w:uiPriority="39"/>
+    <w:lsdException w:name="toc 2" w:uiPriority="39"/>
+    <w:lsdException w:name="toc 3" w:uiPriority="39"/>
+    <w:lsdException w:name="toc 4" w:uiPriority="39"/>
+    <w:lsdException w:name="toc 5" w:uiPriority="39"/>
+    <w:lsdException w:name="toc 6" w:uiPriority="39"/>
+    <w:lsdException w:name="toc 7" w:uiPriority="39"/>
+    <w:lsdException w:name="toc 8" w:uiPriority="39"/>
+    <w:lsdException w:name="toc 9" w:uiPriority="39"/>
+    <w:lsdException w:name="caption" w:uiPriority="35" w:qFormat="1"/>
+    <w:lsdException w:name="Title" w:semiHidden="0" w:uiPriority="10" w:unhideWhenUsed="0" w:qFormat="1"/>
+    <w:lsdException w:name="Default Paragraph Font" w:uiPriority="1"/>
+    <w:lsdException w:name="Subtitle" w:semiHidden="0" w:uiPriority="11" w:unhideWhenUsed="0" w:qFormat="1"/>
+    <w:lsdException w:name="Strong" w:semiHidden="0" w:uiPriority="22" w:unhideWhenUsed="0" w:qFormat="1"/>
+    <w:lsdException w:name="Emphasis" w:semiHidden="0" w:uiPriority="20" w:unhideWhenUsed="0" w:qFormat="1"/>
+    <w:lsdException w:name="Table Grid" w:semiHidden="0" w:uiPriority="59" w:unhideWhenUsed="0"/>
+    <w:lsdException w:name="Placeholder Text" w:unhideWhenUsed="0"/>
+    <w:lsdException w:name="No Spacing" w:semiHidden="0" w:uiPriority="1" w:unhideWhenUsed="0" w:qFormat="1"/>
+    <w:lsdException w:name="Light Shading" w:semiHidden="0" w:uiPriority="60" w:unhideWhenUsed="0"/>
+    <w:lsdException w:name="Light List" w:semiHidden="0" w:uiPriority="61" w:unhideWhenUsed="0"/>
+    <w:lsdException w:name="Light Grid" w:semiHidden="0" w:uiPriority="62" w:unhideWhenUsed="0"/>
+    <w:lsdException w:name="Medium Shading 1" w:semiHidden="0" w:uiPriority="63" w:unhideWhenUsed="0"/>
+    <w:lsdException w:name="Medium Shading 2" w:semiHidden="0" w:uiPriority="64" w:unhideWhenUsed="0"/>
+    <w:lsdException w:name="Medium List 1" w:semiHidden="0" w:uiPriority="65" w:unhideWhenUsed="0"/>
+    <w:lsdException w:name="Medium List 2" w:semiHidden="0" w:uiPriority="66" w:unhideWhenUsed="0"/>
+    <w:lsdException w:name="Medium Grid 1" w:semiHidden="0" w:uiPriority="67" w:unhideWhenUsed="0"/>
+    <w:lsdException w:name="Medium Grid 2" w:semiHidden="0" w:uiPriority="68" w:unhideWhenUsed="0"/>
+    <w:lsdException w:name="Medium Grid 3" w:semiHidden="0" w:uiPriority="69" w:unhideWhenUsed="0"/>
+    <w:lsdException w:name="Dark List" w:semiHidden="0" w:uiPriority="70" w:unhideWhenUsed="0"/>
+    <w:lsdException w:name="Colorful Shading" w:semiHidden="0" w:uiPriority="71" w:unhideWhenUsed="0"/>
+    <w:lsdException w:name="Colorful List" w:semiHidden="0" w:uiPriority="72" w:unhideWhenUsed="0"/>
+    <w:lsdException w:name="Colorful Grid" w:semiHidden="0" w:uiPriority="73" w:unhideWhenUsed="0"/>
+    <w:lsdException w:name="Light Shading Accent 1" w:semiHidden="0" w:uiPriority="60" w:unhideWhenUsed="0"/>
+    <w:lsdException w:name="Light List Accent 1" w:semiHidden="0" w:uiPriority="61" w:unhideWhenUsed="0"/>
+    <w:lsdException w:name="Light Grid Accent 1" w:semiHidden="0" w:uiPriority="62" w:unhideWhenUsed="0"/>
+    <w:lsdException w:name="Medium Shading 1 Accent 1" w:semiHidden="0" w:uiPriority="63" w:unhideWhenUsed="0"/>
+    <w:lsdException w:name="Medium Shading 2 Accent 1" w:semiHidden="0" w:uiPriority="64" w:unhideWhenUsed="0"/>
+    <w:lsdException w:name="Medium List 1 Accent 1" w:semiHidden="0" w:uiPriority="65" w:unhideWhenUsed="0"/>
+    <w:lsdException w:name="Revision" w:unhideWhenUsed="0"/>
+    <w:lsdException w:name="List Paragraph" w:semiHidden="0" w:uiPriority="34" w:unhideWhenUsed="0" w:qFormat="1"/>
+    <w:lsdException w:name="Quote" w:semiHidden="0" w:uiPriority="29" w:unhideWhenUsed="0" w:qFormat="1"/>
+    <w:lsdException w:name="Intense Quote" w:semiHidden="0" w:uiPriority="30" w:unhideWhenUsed="0" w:qFormat="1"/>
+    <w:lsdException w:name="Medium List 2 Accent 1" w:semiHidden="0" w:uiPriority="66" w:unhideWhenUsed="0"/>
+    <w:lsdException w:name="Medium Grid 1 Accent 1" w:semiHidden="0" w:uiPriority="67" w:unhideWhenUsed="0"/>
+    <w:lsdException w:name="Medium Grid 2 Accent 1" w:semiHidden="0" w:uiPriority="68" w:unhideWhenUsed="0"/>
+    <w:lsdException w:name="Medium Grid 3 Accent 1" w:semiHidden="0" w:uiPriority="69" w:unhideWhenUsed="0"/>
+    <w:lsdException w:name="Dark List Accent 1" w:semiHidden="0" w:uiPriority="70" w:unhideWhenUsed="0"/>
+    <w:lsdException w:name="Colorful Shading Accent 1" w:semiHidden="0" w:uiPriority="71" w:unhideWhenUsed="0"/>
+    <w:lsdException w:name="Colorful List Accent 1" w:semiHidden="0" w:uiPriority="72" w:unhideWhenUsed="0"/>
+    <w:lsdException w:name="Colorful Grid Accent 1" w:semiHidden="0" w:uiPriority="73" w:unhideWhenUsed="0"/>
+    <w:lsdException w:name="Light Shading Accent 2" w:semiHidden="0" w:uiPriority="60" w:unhideWhenUsed="0"/>
+    <w:lsdException w:name="Light List Accent 2" w:semiHidden="0" w:uiPriority="61" w:unhideWhenUsed="0"/>
+    <w:lsdException w:name="Light Grid Accent 2" w:semiHidden="0" w:uiPriority="62" w:unhideWhenUsed="0"/>
+    <w:lsdException w:name="Medium Shading 1 Accent 2" w:semiHidden="0" w:uiPriority="63" w:unhideWhenUsed="0"/>
+    <w:lsdException w:name="Medium Shading 2 Accent 2" w:semiHidden="0" w:uiPriority="64" w:unhideWhenUsed="0"/>
+    <w:lsdException w:name="Medium List 1 Accent 2" w:semiHidden="0" w:uiPriority="65" w:unhideWhenUsed="0"/>
+    <w:lsdException w:name="Medium List 2 Accent 2" w:semiHidden="0" w:uiPriority="66" w:unhideWhenUsed="0"/>
+    <w:lsdException w:name="Medium Grid 1 Accent 2" w:semiHidden="0" w:uiPriority="67" w:unhideWhenUsed="0"/>
+    <w:lsdException w:name="Medium Grid 2 Accent 2" w:semiHidden="0" w:uiPriority="68" w:unhideWhenUsed="0"/>
+    <w:lsdException w:name="Medium Grid 3 Accent 2" w:semiHidden="0" w:uiPriority="69" w:unhideWhenUsed="0"/>
+    <w:lsdException w:name="Dark List Accent 2" w:semiHidden="0" w:uiPriority="70" w:unhideWhenUsed="0"/>
+    <w:lsdException w:name="Colorful Shading Accent 2" w:semiHidden="0" w:uiPriority="71" w:unhideWhenUsed="0"/>
+    <w:lsdException w:name="Colorful List Accent 2" w:semiHidden="0" w:uiPriority="72" w:unhideWhenUsed="0"/>
+    <w:lsdException w:name="Colorful Grid Accent 2" w:semiHidden="0" w:uiPriority="73" w:unhideWhenUsed="0"/>
+    <w:lsdException w:name="Light Shading Accent 3" w:semiHidden="0" w:uiPriority="60" w:unhideWhenUsed="0"/>
+    <w:lsdException w:name="Light List Accent 3" w:semiHidden="0" w:uiPriority="61" w:unhideWhenUsed="0"/>
+    <w:lsdException w:name="Light Grid Accent 3" w:semiHidden="0" w:uiPriority="62" w:unhideWhenUsed="0"/>
+    <w:lsdException w:name="Medium Shading 1 Accent 3" w:semiHidden="0" w:uiPriority="63" w:unhideWhenUsed="0"/>
+    <w:lsdException w:name="Medium Shading 2 Accent 3" w:semiHidden="0" w:uiPriority="64" w:unhideWhenUsed="0"/>
+    <w:lsdException w:name="Medium List 1 Accent 3" w:semiHidden="0" w:uiPriority="65" w:unhideWhenUsed="0"/>
+    <w:lsdException w:name="Medium List 2 Accent 3" w:semiHidden="0" w:uiPriority="66" w:unhideWhenUsed="0"/>
+    <w:lsdException w:name="Medium Grid 1 Accent 3" w:semiHidden="0" w:uiPriority="67" w:unhideWhenUsed="0"/>
+    <w:lsdException w:name="Medium Grid 2 Accent 3" w:semiHidden="0" w:uiPriority="68" w:unhideWhenUsed="0"/>
+    <w:lsdException w:name="Medium Grid 3 Accent 3" w:semiHidden="0" w:uiPriority="69" w:unhideWhenUsed="0"/>
+    <w:lsdException w:name="Dark List Accent 3" w:semiHidden="0" w:uiPriority="70" w:unhideWhenUsed="0"/>
+    <w:lsdException w:name="Colorful Shading Accent 3" w:semiHidden="0" w:uiPriority="71" w:unhideWhenUsed="0"/>
+    <w:lsdException w:name="Colorful List Accent 3" w:semiHidden="0" w:uiPriority="72" w:unhideWhenUsed="0"/>
+    <w:lsdException w:name="Colorful Grid Accent 3" w:semiHidden="0" w:uiPriority="73" w:unhideWhenUsed="0"/>
+    <w:lsdException w:name="Light Shading Accent 4" w:semiHidden="0" w:uiPriority="60" w:unhideWhenUsed="0"/>
+    <w:lsdException w:name="Light List Accent 4" w:semiHidden="0" w:uiPriority="61" w:unhideWhenUsed="0"/>
+    <w:lsdException w:name="Light Grid Accent 4" w:semiHidden="0" w:uiPriority="62" w:unhideWhenUsed="0"/>
+    <w:lsdException w:name="Medium Shading 1 Accent 4" w:semiHidden="0" w:uiPriority="63" w:unhideWhenUsed="0"/>
+    <w:lsdException w:name="Medium Shading 2 Accent 4" w:semiHidden="0" w:uiPriority="64" w:unhideWhenUsed="0"/>
+    <w:lsdException w:name="Medium List 1 Accent 4" w:semiHidden="0" w:uiPriority="65" w:unhideWhenUsed="0"/>
+    <w:lsdException w:name="Medium List 2 Accent 4" w:semiHidden="0" w:uiPriority="66" w:unhideWhenUsed="0"/>
+    <w:lsdException w:name="Medium Grid 1 Accent 4" w:semiHidden="0" w:uiPriority="67" w:unhideWhenUsed="0"/>
+    <w:lsdException w:name="Medium Grid 2 Accent 4" w:semiHidden="0" w:uiPriority="68" w:unhideWhenUsed="0"/>
+    <w:lsdException w:name="Medium Grid 3 Accent 4" w:semiHidden="0" w:uiPriority="69" w:unhideWhenUsed="0"/>
+    <w:lsdException w:name="Dark List Accent 4" w:semiHidden="0" w:uiPriority="70" w:unhideWhenUsed="0"/>
+    <w:lsdException w:name="Colorful Shading Accent 4" w:semiHidden="0" w:uiPriority="71" w:unhideWhenUsed="0"/>
+    <w:lsdException w:name="Colorful List Accent 4" w:semiHidden="0" w:uiPriority="72" w:unhideWhenUsed="0"/>
+    <w:lsdException w:name="Colorful Grid Accent 4" w:semiHidden="0" w:uiPriority="73" w:unhideWhenUsed="0"/>
+    <w:lsdException w:name="Light Shading Accent 5" w:semiHidden="0" w:uiPriority="60" w:unhideWhenUsed="0"/>
+    <w:lsdException w:name="Light List Accent 5" w:semiHidden="0" w:uiPriority="61" w:unhideWhenUsed="0"/>
+    <w:lsdException w:name="Light Grid Accent 5" w:semiHidden="0" w:uiPriority="62" w:unhideWhenUsed="0"/>
+    <w:lsdException w:name="Medium Shading 1 Accent 5" w:semiHidden="0" w:uiPriority="63" w:unhideWhenUsed="0"/>
+    <w:lsdException w:name="Medium Shading 2 Accent 5" w:semiHidden="0" w:uiPriority="64" w:unhideWhenUsed="0"/>
+    <w:lsdException w:name="Medium List 1 Accent 5" w:semiHidden="0" w:uiPriority="65" w:unhideWhenUsed="0"/>
+    <w:lsdException w:name="Medium List 2 Accent 5" w:semiHidden="0" w:uiPriority="66" w:unhideWhenUsed="0"/>
+    <w:lsdException w:name="Medium Grid 1 Accent 5" w:semiHidden="0" w:uiPriority="67" w:unhideWhenUsed="0"/>
+    <w:lsdException w:name="Medium Grid 2 Accent 5" w:semiHidden="0" w:uiPriority="68" w:unhideWhenUsed="0"/>
+    <w:lsdException w:name="Medium Grid 3 Accent 5" w:semiHidden="0" w:uiPriority="69" w:unhideWhenUsed="0"/>
+    <w:lsdException w:name="Dark List Accent 5" w:semiHidden="0" w:uiPriority="70" w:unhideWhenUsed="0"/>
+    <w:lsdException w:name="Colorful Shading Accent 5" w:semiHidden="0" w:uiPriority="71" w:unhideWhenUsed="0"/>
+    <w:lsdException w:name="Colorful List Accent 5" w:semiHidden="0" w:uiPriority="72" w:unhideWhenUsed="0"/>
+    <w:lsdException w:name="Colorful Grid Accent 5" w:semiHidden="0" w:uiPriority="73" w:unhideWhenUsed="0"/>
+    <w:lsdException w:name="Light Shading Accent 6" w:semiHidden="0" w:uiPriority="60" w:unhideWhenUsed="0"/>
+    <w:lsdException w:name="Light List Accent 6" w:semiHidden="0" w:uiPriority="61" w:unhideWhenUsed="0"/>
+    <w:lsdException w:name="Light Grid Accent 6" w:semiHidden="0" w:uiPriority="62" w:unhideWhenUsed="0"/>
+    <w:lsdException w:name="Medium Shading 1 Accent 6" w:semiHidden="0" w:uiPriority="63" w:unhideWhenUsed="0"/>
+    <w:lsdException w:name="Medium Shading 2 Accent 6" w:semiHidden="0" w:uiPriority="64" w:unhideWhenUsed="0"/>
+    <w:lsdException w:name="Medium List 1 Accent 6" w:semiHidden="0" w:uiPriority="65" w:unhideWhenUsed="0"/>
+    <w:lsdException w:name="Medium List 2 Accent 6" w:semiHidden="0" w:uiPriority="66" w:unhideWhenUsed="0"/>
+    <w:lsdException w:name="Medium Grid 1 Accent 6" w:semiHidden="0" w:uiPriority="67" w:unhideWhenUsed="0"/>
+    <w:lsdException w:name="Medium Grid 2 Accent 6" w:semiHidden="0" w:uiPriority="68" w:unhideWhenUsed="0"/>
+    <w:lsdException w:name="Medium Grid 3 Accent 6" w:semiHidden="0" w:uiPriority="69" w:unhideWhenUsed="0"/>
+    <w:lsdException w:name="Dark List Accent 6" w:semiHidden="0" w:uiPriority="70" w:unhideWhenUsed="0"/>
+    <w:lsdException w:name="Colorful Shading Accent 6" w:semiHidden="0" w:uiPriority="71" w:unhideWhenUsed="0"/>
+    <w:lsdException w:name="Colorful List Accent 6" w:semiHidden="0" w:uiPriority="72" w:unhideWhenUsed="0"/>
+    <w:lsdException w:name="Colorful Grid Accent 6" w:semiHidden="0" w:uiPriority="73" w:unhideWhenUsed="0"/>
+    <w:lsdException w:name="Subtle Emphasis" w:semiHidden="0" w:uiPriority="19" w:unhideWhenUsed="0" w:qFormat="1"/>
+    <w:lsdException w:name="Intense Emphasis" w:semiHidden="0" w:uiPriority="21" w:unhideWhenUsed="0" w:qFormat="1"/>
+    <w:lsdException w:name="Subtle Reference" w:semiHidden="0" w:uiPriority="31" w:unhideWhenUsed="0" w:qFormat="1"/>
+    <w:lsdException w:name="Intense Reference" w:semiHidden="0" w:uiPriority="32" w:unhideWhenUsed="0" w:qFormat="1"/>
+    <w:lsdException w:name="Book Title" w:semiHidden="0" w:uiPriority="33" w:unhideWhenUsed="0" w:qFormat="1"/>
+    <w:lsdException w:name="Bibliography" w:uiPriority="37"/>
+    <w:lsdException w:name="TOC Heading" w:uiPriority="39" w:qFormat="1"/>
+  </w:latentStyles>
+  <w:style w:type="paragraph" w:default="1" w:styleId="a">
+    <w:name w:val="Normal"/>
+    <w:qFormat/>
+  </w:style>
+  <w:style w:type="character" w:default="1" w:styleId="a0">
+    <w:name w:val="Default Paragraph Font"/>
+    <w:uiPriority w:val="1"/>
+    <w:semiHidden/>
+    <w:unhideWhenUsed/>
+  </w:style>
+  <w:style w:type="table" w:default="1" w:styleId="a1">
+    <w:name w:val="Normal Table"/>
+    <w:uiPriority w:val="99"/>
+    <w:semiHidden/>
+    <w:unhideWhenUsed/>
+    <w:tblPr>
+      <w:tblInd w:w="0" w:type="dxa"/>
+      <w:tblCellMar>
+        <w:top w:w="0" w:type="dxa"/>
+        <w:left w:w="108" w:type="dxa"/>
+        <w:bottom w:w="0" w:type="dxa"/>
+        <w:right w:w="108" w:type="dxa"/>
+      </w:tblCellMar>
+    </w:tblPr>
+  </w:style>
+  <w:style w:type="numbering" w:default="1" w:styleId="a2">
+    <w:name w:val="No List"/>
+    <w:uiPriority w:val="99"/>
+    <w:semiHidden/>
+    <w:unhideWhenUsed/>
+  </w:style>
+  <w:style w:type="paragraph" w:customStyle="1" w:styleId="B0BDF30D7D3A4B94899069504C43FAE8">
+    <w:name w:val="B0BDF30D7D3A4B94899069504C43FAE8"/>
+    <w:rsid w:val="00B76DBD"/>
+  </w:style>
+</w:styles>
+</file>
+
+<file path=word/glossary/webSettings.xml><?xml version="1.0" encoding="utf-8"?>
+<w:webSettings xmlns:mc="http://schemas.openxmlformats.org/markup-compatibility/2006" xmlns:r="http://schemas.openxmlformats.org/officeDocument/2006/relationships" xmlns:w="http://schemas.openxmlformats.org/wordprocessingml/2006/main" xmlns:w14="http://schemas.microsoft.com/office/word/2010/wordml" mc:Ignorable="w14">
+  <w:optimizeForBrowser/>
+  <w:allowPNG/>
+</w:webSettings>
 </file>
 
 <file path=word/theme/theme1.xml><?xml version="1.0" encoding="utf-8"?>
@@ -1924,8 +3832,20 @@
   <a:extraClrSchemeLst/>
   <a:extLst>
     <a:ext uri="{05A4C25C-085E-4340-85A3-A5531E510DB2}">
-      <thm15:themeFamily xmlns:thm15="http://schemas.microsoft.com/office/thememl/2012/main" name="Office Theme" id="{62F939B6-93AF-4DB8-9C6B-D6C7DFDC589F}" vid="{4A3C46E8-61CC-4603-A589-7422A47A8E4A}"/>
+      <thm15:themeFamily xmlns:thm15="http://schemas.microsoft.com/office/thememl/2012/main" xmlns="" name="Office Theme" id="{62F939B6-93AF-4DB8-9C6B-D6C7DFDC589F}" vid="{4A3C46E8-61CC-4603-A589-7422A47A8E4A}"/>
     </a:ext>
   </a:extLst>
 </a:theme>
+</file>
+
+<file path=customXml/item1.xml><?xml version="1.0" encoding="utf-8"?>
+<b:Sources xmlns:b="http://schemas.openxmlformats.org/officeDocument/2006/bibliography" xmlns="http://schemas.openxmlformats.org/officeDocument/2006/bibliography" SelectedStyle="\APA.XSL" StyleName="APA"/>
+</file>
+
+<file path=customXml/itemProps1.xml><?xml version="1.0" encoding="utf-8"?>
+<ds:datastoreItem xmlns:ds="http://schemas.openxmlformats.org/officeDocument/2006/customXml" ds:itemID="{DB2A41CA-EFEF-418C-9CEE-3B70356802C7}">
+  <ds:schemaRefs>
+    <ds:schemaRef ds:uri="http://schemas.openxmlformats.org/officeDocument/2006/bibliography"/>
+  </ds:schemaRefs>
+</ds:datastoreItem>
 </file>